--- a/대본/7부/04화_Price_War.docx
+++ b/대본/7부/04화_Price_War.docx
@@ -419,7 +419,7 @@
           <w:bCs/>
           <w:b/>
         </w:rPr>
-        <w:t xml:space="preserve">Back from Seoul? Dinner May 8th. I’m not asking a third time.</w:t>
+        <w:t xml:space="preserve">Back from Seoul? Dinner May 28th. I’m not asking a third time.</w:t>
       </w:r>
       <w:r>
         <w:rPr>
@@ -2784,7 +2784,7 @@
         <w:t xml:space="preserve">“</w:t>
       </w:r>
       <w:r>
-        <w:t xml:space="preserve">Back from Seoul? Dinner May eighth. I’m not asking a third time. T.</w:t>
+        <w:t xml:space="preserve">Back from Seoul? Dinner May twenty-eighth. I’m not asking a third time. T.</w:t>
       </w:r>
       <w:r>
         <w:t xml:space="preserve">”</w:t>
@@ -2929,7 +2929,7 @@
         <w:t xml:space="preserve">“</w:t>
       </w:r>
       <w:r>
-        <w:t xml:space="preserve">May eighth. I’ll be there.</w:t>
+        <w:t xml:space="preserve">May twenty-eighth. I’ll be there.</w:t>
       </w:r>
       <w:r>
         <w:t xml:space="preserve">”</w:t>
@@ -2953,7 +2953,7 @@
         <w:t xml:space="preserve">“</w:t>
       </w:r>
       <w:r>
-        <w:t xml:space="preserve">5월 8일. 갈게.</w:t>
+        <w:t xml:space="preserve">5월 28일. 갈게.</w:t>
       </w:r>
       <w:r>
         <w:t xml:space="preserve">”</w:t>

--- a/대본/7부/04화_Price_War.docx
+++ b/대본/7부/04화_Price_War.docx
@@ -2,7 +2,7 @@
 <file path=word/document.xml><?xml version="1.0" encoding="utf-8"?>
 <w:document xmlns:w="http://schemas.openxmlformats.org/wordprocessingml/2006/main" xmlns:m="http://schemas.openxmlformats.org/officeDocument/2006/math" xmlns:r="http://schemas.openxmlformats.org/officeDocument/2006/relationships" xmlns:o="urn:schemas-microsoft-com:office:office" xmlns:v="urn:schemas-microsoft-com:vml" xmlns:w10="urn:schemas-microsoft-com:office:word" xmlns:a="http://schemas.openxmlformats.org/drawingml/2006/main" xmlns:pic="http://schemas.openxmlformats.org/drawingml/2006/picture" xmlns:wp="http://schemas.openxmlformats.org/drawingml/2006/wordprocessingDrawing">
   <w:body>
-    <w:bookmarkStart w:id="31" w:name="ship-it-7부-4화"/>
+    <w:bookmarkStart w:id="32" w:name="ship-it-7부-4화"/>
     <w:p>
       <w:pPr>
         <w:pStyle w:val="Heading1"/>
@@ -83,7 +83,7 @@
         <w:t xml:space="preserve"> </w:t>
       </w:r>
       <w:r>
-        <w:t xml:space="preserve">- 규칙: 지문 없음. 전 화 100% 「화자명: 대사」. 1턴 20단어 이내.</w:t>
+        <w:t xml:space="preserve">- 규칙: 지문 없음. 전 화 100% 「화자명: 대사」. 1턴 20단어 이내 + 긴 턴 10~15회(30~60단어).</w:t>
       </w:r>
       <w:r>
         <w:t xml:space="preserve"> </w:t>
@@ -750,13 +750,13 @@
         </w:numPr>
       </w:pPr>
       <w:r>
-        <w:t xml:space="preserve">GRACE: Dr. Choi is coming with us. Doctors listen to doctors. Not to sales people. Not even to me.</w:t>
-      </w:r>
-      <w:r>
-        <w:t xml:space="preserve"> </w:t>
-      </w:r>
-      <w:r>
-        <w:t xml:space="preserve">그레이스: 최 원장님이 같이 가요. 의사는 의사 말을 들어요. 영업 사람 말은 안 듣고. 나도 마찬가지고.</w:t>
+        <w:t xml:space="preserve">GRACE: Dr. Choi is coming with us, because doctors listen to doctors. Not to sales people, and honestly, not even to me. If I say Veyra is safer, it sounds like marketing. If Dr. Choi says it, with his own cases behind him, it sounds like medicine.</w:t>
+      </w:r>
+      <w:r>
+        <w:t xml:space="preserve"> </w:t>
+      </w:r>
+      <w:r>
+        <w:t xml:space="preserve">그레이스: 최 원장님이 같이 가요. 의사는 의사 말을 들으니까요. 영업 사람 말은 안 듣고, 솔직히 내 말도 안 들어요. 내가 베이라가 더 안전하다고 하면 마케팅처럼 들려요. 최 원장님이 본인 사례를 바탕으로 말하면 의학처럼 들리죠.</w:t>
       </w:r>
     </w:p>
     <w:p>
@@ -879,13 +879,13 @@
         </w:numPr>
       </w:pPr>
       <w:r>
-        <w:t xml:space="preserve">GRACE: I understand. But if we cut to one-forty, Bellacare goes to seventy. Then we go to one-twenty.</w:t>
-      </w:r>
-      <w:r>
-        <w:t xml:space="preserve"> </w:t>
-      </w:r>
-      <w:r>
-        <w:t xml:space="preserve">그레이스: 이해합니다. 하지만 우리가 14만으로 내리면, 벨라케어는 7만으로 가요. 그럼 우린 12만으로 가고.</w:t>
+        <w:t xml:space="preserve">GRACE: I understand, Dr. Bae. But if we cut to one-forty, Bellacare goes to seventy, and then we’re under pressure to go to one-twenty. Every cut invites another cut, and nobody stops until someone runs out of money.</w:t>
+      </w:r>
+      <w:r>
+        <w:t xml:space="preserve"> </w:t>
+      </w:r>
+      <w:r>
+        <w:t xml:space="preserve">그레이스: 이해합니다, 배 원장님. 하지만 우리가 14만으로 내리면 벨라케어는 7만으로 가고, 그럼 우린 12만으로 내리라는 압박을 받게 돼요. 인하는 또 다른 인하를 부르고, 누군가 돈이 바닥날 때까지 아무도 멈추지 않아요.</w:t>
       </w:r>
     </w:p>
     <w:p>
@@ -1066,13 +1066,13 @@
         </w:numPr>
       </w:pPr>
       <w:r>
-        <w:t xml:space="preserve">CHOI: Nose, forehead, glabella. Thirty percent of filler volume in Korea. Eighty percent of serious complications.</w:t>
-      </w:r>
-      <w:r>
-        <w:t xml:space="preserve"> </w:t>
-      </w:r>
-      <w:r>
-        <w:t xml:space="preserve">최민준: 코, 이마, 미간. 한국 필러 시술량의 30%. 심각한 합병증의 80%.</w:t>
+        <w:t xml:space="preserve">CHOI: Nose, forehead, glabella. Those areas are thirty percent of filler volume in Korea, but eighty percent of serious complications, because the vessels there are small and connected to the eye. Your nine cases fit the national pattern exactly, Seung-ho. That isn’t bad luck. That’s anatomy.</w:t>
+      </w:r>
+      <w:r>
+        <w:t xml:space="preserve"> </w:t>
+      </w:r>
+      <w:r>
+        <w:t xml:space="preserve">최민준: 코, 이마, 미간. 그 부위들이 한국 필러 시술량의 30%인데, 심각한 합병증의 80%야. 거기 혈관은 작고 눈과 연결돼 있으니까. 네 아홉 건은 전국 패턴과 정확히 맞아, 승호야. 그건 운이 나빴던 게 아니야. 해부학이지.</w:t>
       </w:r>
     </w:p>
     <w:p>
@@ -1117,13 +1117,13 @@
         </w:numPr>
       </w:pPr>
       <w:r>
-        <w:t xml:space="preserve">CHOI: No. Use Bellacare for cheeks and lips. Low risk. Use Veyra where the risk is highest.</w:t>
-      </w:r>
-      <w:r>
-        <w:t xml:space="preserve"> </w:t>
-      </w:r>
-      <w:r>
-        <w:t xml:space="preserve">최민준: 아니. 볼과 입술엔 벨라케어를 써. 위험이 낮으니까. 위험이 가장 높은 곳에 베이라를 써.</w:t>
+        <w:t xml:space="preserve">CHOI: No. Use Bellacare for cheeks and lips, where the risk is low and price matters more. Use Veyra where the risk is highest. You don’t need to pay premium prices everywhere, Seung-ho, only in the places where one mistake becomes a disaster.</w:t>
+      </w:r>
+      <w:r>
+        <w:t xml:space="preserve"> </w:t>
+      </w:r>
+      <w:r>
+        <w:t xml:space="preserve">최민준: 아니. 볼과 입술엔 벨라케어를 써. 위험이 낮고 가격이 더 중요한 곳이니까. 위험이 가장 높은 곳에 베이라를 써. 모든 곳에 프리미엄 가격을 낼 필요는 없어, 승호야. 실수 하나가 재앙이 되는 곳에서만.</w:t>
       </w:r>
     </w:p>
     <w:p>
@@ -1202,13 +1202,13 @@
         </w:numPr>
       </w:pPr>
       <w:r>
-        <w:t xml:space="preserve">BAE: Do you know what one blindness case costs a clinic in Gangnam? Not the lawsuit. The reputation.</w:t>
-      </w:r>
-      <w:r>
-        <w:t xml:space="preserve"> </w:t>
-      </w:r>
-      <w:r>
-        <w:t xml:space="preserve">배승호: 강남에서 실명 사건 하나가 클리닉에 뭘 남기는지 알아? 소송 말고. 평판.</w:t>
+        <w:t xml:space="preserve">BAE: Do you know what one blindness case costs a clinic in Gangnam? Not the lawsuit. The reputation. One post online, one news story, and patients stop booking at every branch, not just the one where it happened. Twenty branches means twenty times the exposure.</w:t>
+      </w:r>
+      <w:r>
+        <w:t xml:space="preserve"> </w:t>
+      </w:r>
+      <w:r>
+        <w:t xml:space="preserve">배승호: 강남에서 실명 사건 하나가 클리닉에 뭘 남기는지 알아? 소송 말고. 평판. 온라인 게시글 하나, 뉴스 하나면, 사건이 난 지점만이 아니라 모든 지점에서 환자들이 예약을 끊어. 지점이 20곳이면 노출도 20배야.</w:t>
       </w:r>
     </w:p>
     <w:p>
@@ -1270,13 +1270,13 @@
         </w:numPr>
       </w:pPr>
       <w:r>
-        <w:t xml:space="preserve">GRACE: Korean Veyra Ready training for every injector. Free. An emergency kit in every room. A Korean hotline. Twenty-four hours.</w:t>
-      </w:r>
-      <w:r>
-        <w:t xml:space="preserve"> </w:t>
-      </w:r>
-      <w:r>
-        <w:t xml:space="preserve">그레이스: 모든 시술자에게 한국어 베이라 레디 교육. 무료. 모든 시술실에 응급 키트. 한국어 핫라인. 24시간.</w:t>
+        <w:t xml:space="preserve">GRACE: Korean Veyra Ready training for every injector, free of charge. An emergency kit in every treatment room. A Korean-language hotline, twenty-four hours a day, so your doctors never face an occlusion alone at three in the morning. Bellacare sells you a syringe. We’re offering you a safety system.</w:t>
+      </w:r>
+      <w:r>
+        <w:t xml:space="preserve"> </w:t>
+      </w:r>
+      <w:r>
+        <w:t xml:space="preserve">그레이스: 모든 시술자에게 한국어 베이라 레디 교육, 무료로. 모든 시술실에 응급 키트. 한국어 핫라인 24시간 운영이라, 원장님 의사들이 새벽 3시에 혈관 폐색을 혼자 마주할 일이 없어요. 벨라케어는 주사기를 팔죠. 저희는 안전 시스템을 제안하는 거예요.</w:t>
       </w:r>
     </w:p>
     <w:p>
@@ -1858,13 +1858,13 @@
         </w:numPr>
       </w:pPr>
       <w:r>
-        <w:t xml:space="preserve">YUNA: Education. My viewers trust me because I don’t sell. I teach. Mostly skincare. Sometimes mistakes.</w:t>
-      </w:r>
-      <w:r>
-        <w:t xml:space="preserve"> </w:t>
-      </w:r>
-      <w:r>
-        <w:t xml:space="preserve">유나: 교육이요. 시청자들이 날 믿는 건 내가 안 팔기 때문이에요. 가르쳐요. 주로 스킨케어. 가끔 실수도.</w:t>
+        <w:t xml:space="preserve">YUNA: Education. My viewers trust me because I don’t sell. I teach. Mostly skincare, sometimes my own mistakes. The moment I start selling a product, I lose the one thing that makes my channel valuable, so whatever we do has to help them even if they never buy anything.</w:t>
+      </w:r>
+      <w:r>
+        <w:t xml:space="preserve"> </w:t>
+      </w:r>
+      <w:r>
+        <w:t xml:space="preserve">유나: 교육이요. 시청자들이 날 믿는 건 내가 안 팔기 때문이에요. 가르치죠. 주로 스킨케어, 가끔은 내 실수도요. 제품을 팔기 시작하는 순간 내 채널을 가치 있게 만드는 단 하나를 잃어요. 그러니 뭘 하든, 시청자들이 아무것도 안 사더라도 도움이 되는 거여야 해요.</w:t>
       </w:r>
     </w:p>
     <w:p>
@@ -2020,13 +2020,13 @@
         </w:numPr>
       </w:pPr>
       <w:r>
-        <w:t xml:space="preserve">YUNA: The skin went grey. My doctor dissolved it fast. I was lucky. Most of my viewers won’t ask that question.</w:t>
-      </w:r>
-      <w:r>
-        <w:t xml:space="preserve"> </w:t>
-      </w:r>
-      <w:r>
-        <w:t xml:space="preserve">유나: 피부가 회색이 됐어요. 의사가 빨리 녹여 줬죠. 운이 좋았어요. 시청자 대부분은 그 질문을 안 할 거예요.</w:t>
+        <w:t xml:space="preserve">YUNA: The skin went grey, right here, and I was terrified. My doctor recognised it and dissolved it fast, so I was lucky. But I never asked about dissolving before the treatment. Most of my viewers won’t ask that question either.</w:t>
+      </w:r>
+      <w:r>
+        <w:t xml:space="preserve"> </w:t>
+      </w:r>
+      <w:r>
+        <w:t xml:space="preserve">유나: 피부가 회색이 됐어요, 바로 여기. 너무 무서웠어요. 의사가 알아보고 빨리 녹여 줘서 운이 좋았죠. 그런데 시술 전에 녹일 수 있는지는 한 번도 안 물어봤어요. 시청자 대부분도 그 질문은 안 할 거예요.</w:t>
       </w:r>
     </w:p>
     <w:p>
@@ -2166,13 +2166,13 @@
         </w:numPr>
       </w:pPr>
       <w:r>
-        <w:t xml:space="preserve">PAUL: The numbers. Cutting to one-forty, volume plus forty percent. But gross margin falls from seventy-eight to sixty-one.</w:t>
-      </w:r>
-      <w:r>
-        <w:t xml:space="preserve"> </w:t>
-      </w:r>
-      <w:r>
-        <w:t xml:space="preserve">폴: 숫자. 14만으로 내리면 물량 +40%. 하지만 매출총이익률이 78%에서 61%로 떨어져요.</w:t>
+        <w:t xml:space="preserve">PAUL: Here are the numbers. Cutting to one-forty, volume goes up about forty percent, which sounds great. But gross margin falls from seventy-eight to sixty-one, and that’s before we pay for free training and the hotline. We’d be selling much more and earning less on every syringe.</w:t>
+      </w:r>
+      <w:r>
+        <w:t xml:space="preserve"> </w:t>
+      </w:r>
+      <w:r>
+        <w:t xml:space="preserve">폴: 숫자 말씀드릴게요. 14만으로 내리면 물량이 약 40% 늘어요. 근사하게 들리죠. 하지만 매출총이익률이 78%에서 61%로 떨어지고, 그것도 무료 교육과 핫라인 비용을 내기 전이에요. 훨씬 많이 팔면서 주사기 하나당 덜 버는 거예요.</w:t>
       </w:r>
     </w:p>
     <w:p>
@@ -2285,13 +2285,13 @@
         </w:numPr>
       </w:pPr>
       <w:r>
-        <w:t xml:space="preserve">NOAH: Here’s the thing. Safety is worth paying for. That’s our whole idea. Cut the price, and we say it isn’t.</w:t>
-      </w:r>
-      <w:r>
-        <w:t xml:space="preserve"> </w:t>
-      </w:r>
-      <w:r>
-        <w:t xml:space="preserve">노아: 요점은 이거예요. 안전은 돈을 낼 가치가 있다. 그게 우리의 전부예요. 가격을 내리면, 아니라고 말하는 거예요.</w:t>
+        <w:t xml:space="preserve">NOAH: Here’s the thing. Safety is worth paying for. That’s our whole idea, from the first napkin to this launch. If we cut the price to match Bellacare, we’re telling every doctor in Korea that safety isn’t worth paying for after all, and we can’t take that message back later.</w:t>
+      </w:r>
+      <w:r>
+        <w:t xml:space="preserve"> </w:t>
+      </w:r>
+      <w:r>
+        <w:t xml:space="preserve">노아: 요점은 이거예요. 안전은 돈을 낼 가치가 있다. 첫 냅킨부터 이번 출시까지 그게 우리의 전부예요. 벨라케어에 맞춰 가격을 내리면, 한국의 모든 의사에게 결국 안전은 돈을 낼 가치가 없다고 말하는 거고, 그 메시지는 나중에 되돌릴 수 없어요.</w:t>
       </w:r>
     </w:p>
     <w:p>
@@ -2319,13 +2319,13 @@
         </w:numPr>
       </w:pPr>
       <w:r>
-        <w:t xml:space="preserve">GRACE: Here’s one. Bellacare dropped to eighty-five last week. Today, Ha-eun heard seventy-nine. They’re losing money.</w:t>
-      </w:r>
-      <w:r>
-        <w:t xml:space="preserve"> </w:t>
-      </w:r>
-      <w:r>
-        <w:t xml:space="preserve">그레이스: 여기 있어요. 벨라케어가 지난주 8만 5천으로 내렸어요. 오늘 하은이가 7만 9천이라고 들었어요. 손해 보고 있는 거예요.</w:t>
+        <w:t xml:space="preserve">GRACE: Here’s one. Bellacare dropped to eighty-five last week, and today Ha-eun heard seventy-nine. At that price, they’re almost certainly losing money on every syringe. A price war only works if you can outlast your opponent, and we don’t need to, because we’re not in their race.</w:t>
+      </w:r>
+      <w:r>
+        <w:t xml:space="preserve"> </w:t>
+      </w:r>
+      <w:r>
+        <w:t xml:space="preserve">그레이스: 여기 있어요. 벨라케어가 지난주 8만 5천으로 내렸고, 오늘 하은이가 7만 9천이라고 들었어요. 그 가격이면 거의 확실히 주사기마다 손해를 보고 있어요. 가격 전쟁은 상대보다 오래 버틸 수 있을 때만 통하는데, 우린 그럴 필요가 없어요. 그 경주에 들어가 있지 않으니까요.</w:t>
       </w:r>
     </w:p>
     <w:p>
@@ -2683,13 +2683,13 @@
         </w:numPr>
       </w:pPr>
       <w:r>
-        <w:t xml:space="preserve">GRACE: Bring patience. In Tokyo, nothing will be decided in the meeting. Nothing.</w:t>
-      </w:r>
-      <w:r>
-        <w:t xml:space="preserve"> </w:t>
-      </w:r>
-      <w:r>
-        <w:t xml:space="preserve">그레이스: 인내심을 챙겨요. 도쿄에선 회의에서 아무것도 결정되지 않아요. 아무것도.</w:t>
+        <w:t xml:space="preserve">GRACE: Bring patience. In Tokyo, nothing will be decided in the meeting itself. Nothing. The real decisions happen before, in small conversations, and the meeting just confirms them. If you push for a yes at the table, you’ll make everyone uncomfortable and go home with less than you came with.</w:t>
+      </w:r>
+      <w:r>
+        <w:t xml:space="preserve"> </w:t>
+      </w:r>
+      <w:r>
+        <w:t xml:space="preserve">그레이스: 인내심을 챙겨요. 도쿄에선 회의 자체에서는 아무것도 결정되지 않아요. 아무것도. 진짜 결정은 그 전에 작은 대화들에서 이뤄지고, 회의는 그걸 확인할 뿐이에요. 테이블에서 예스를 밀어붙이면 모두를 불편하게 만들고, 가져온 것보다 적게 들고 돌아가게 될 거예요.</w:t>
       </w:r>
     </w:p>
     <w:p>
@@ -2802,7 +2802,7 @@
         <w:t xml:space="preserve">“</w:t>
       </w:r>
       <w:r>
-        <w:t xml:space="preserve">서울에서 돌아왔어? 5월 8일 저녁. 세 번째는 안 물어. T.</w:t>
+        <w:t xml:space="preserve">서울에서 돌아왔어? 5월 28일 저녁. 세 번째는 안 물어. T.</w:t>
       </w:r>
       <w:r>
         <w:t xml:space="preserve">”</w:t>
@@ -2886,13 +2886,13 @@
         </w:numPr>
       </w:pPr>
       <w:r>
-        <w:t xml:space="preserve">NOAH: Paul, if he makes an offer at dinner, Bluewater hears within forty-eight hours. Right?</w:t>
-      </w:r>
-      <w:r>
-        <w:t xml:space="preserve"> </w:t>
-      </w:r>
-      <w:r>
-        <w:t xml:space="preserve">노아: 폴, 그가 저녁에 제안하면, 블루워터는 48시간 안에 들어야 하죠?</w:t>
+        <w:t xml:space="preserve">NOAH: Paul, if Tom makes an offer at dinner, I don’t want any confusion later about what I knew and when. I’ll write down whatever he says that same night, and Bluewater hears within forty-eight hours. That’s the rule, right?</w:t>
+      </w:r>
+      <w:r>
+        <w:t xml:space="preserve"> </w:t>
+      </w:r>
+      <w:r>
+        <w:t xml:space="preserve">노아: 폴, 톰이 저녁에 제안을 하면, 나중에 내가 언제 뭘 알았는지 혼란이 없었으면 해요. 그가 하는 말은 그날 밤에 다 적어 둘 거고, 블루워터는 48시간 안에 듣게 되죠. 그게 규칙 맞죠?</w:t>
       </w:r>
     </w:p>
     <w:p>
@@ -3027,7 +3027,7 @@
     </w:p>
     <w:bookmarkEnd w:id="25"/>
     <w:bookmarkEnd w:id="26"/>
-    <w:bookmarkStart w:id="30" w:name="학습-부록"/>
+    <w:bookmarkStart w:id="31" w:name="학습-부록"/>
     <w:p>
       <w:pPr>
         <w:pStyle w:val="Heading2"/>
@@ -4281,8 +4281,322 @@
       </w:r>
     </w:p>
     <w:bookmarkEnd w:id="29"/>
+    <w:bookmarkStart w:id="30" w:name="긴-발화-분석"/>
+    <w:p>
+      <w:pPr>
+        <w:pStyle w:val="Heading3"/>
+      </w:pPr>
+      <w:r>
+        <w:t xml:space="preserve">④ 긴 발화 분석</w:t>
+      </w:r>
+    </w:p>
+    <w:p>
+      <w:pPr>
+        <w:pStyle w:val="BlockText"/>
+      </w:pPr>
+      <w:r>
+        <w:rPr>
+          <w:bCs/>
+          <w:b/>
+        </w:rPr>
+        <w:t xml:space="preserve">92턴 GRACE:</w:t>
+      </w:r>
+      <w:r>
+        <w:t xml:space="preserve"> </w:t>
+      </w:r>
+      <w:r>
+        <w:t xml:space="preserve">“</w:t>
+      </w:r>
+      <w:r>
+        <w:t xml:space="preserve">Here’s one. Bellacare dropped to eighty-five last week, and today Ha-eun heard seventy-nine. At that price, they’re almost certainly losing money on every syringe. A price war only works if you can outlast your opponent, and we don’t need to, because we’re not in their race.</w:t>
+      </w:r>
+      <w:r>
+        <w:t xml:space="preserve">”</w:t>
+      </w:r>
+    </w:p>
+    <w:tbl>
+      <w:tblPr>
+        <w:tblStyle w:val="Table"/>
+        <w:tblW w:type="pct" w:w="5000"/>
+        <w:tblLook w:firstRow="1" w:lastRow="0" w:firstColumn="0" w:lastColumn="0" w:noHBand="0" w:noVBand="0" w:val="0020"/>
+        <w:jc w:val="start"/>
+      </w:tblPr>
+      <w:tblGrid>
+        <w:gridCol w:w="2640"/>
+        <w:gridCol w:w="2640"/>
+        <w:gridCol w:w="2640"/>
+      </w:tblGrid>
+      <w:tr>
+        <w:trPr>
+          <w:tblHeader w:val="true"/>
+        </w:trPr>
+        <w:tc>
+          <w:tcPr/>
+          <w:p>
+            <w:pPr>
+              <w:pStyle w:val="Compact"/>
+              <w:jc w:val="left"/>
+            </w:pPr>
+            <w:r>
+              <w:t xml:space="preserve">구조</w:t>
+            </w:r>
+          </w:p>
+        </w:tc>
+        <w:tc>
+          <w:tcPr/>
+          <w:p>
+            <w:pPr>
+              <w:pStyle w:val="Compact"/>
+              <w:jc w:val="left"/>
+            </w:pPr>
+            <w:r>
+              <w:t xml:space="preserve">영어</w:t>
+            </w:r>
+          </w:p>
+        </w:tc>
+        <w:tc>
+          <w:tcPr/>
+          <w:p>
+            <w:pPr>
+              <w:pStyle w:val="Compact"/>
+              <w:jc w:val="left"/>
+            </w:pPr>
+            <w:r>
+              <w:t xml:space="preserve">기능</w:t>
+            </w:r>
+          </w:p>
+        </w:tc>
+      </w:tr>
+      <w:tr>
+        <w:tc>
+          <w:tcPr/>
+          <w:p>
+            <w:pPr>
+              <w:pStyle w:val="Compact"/>
+              <w:jc w:val="left"/>
+            </w:pPr>
+            <w:r>
+              <w:t xml:space="preserve">① 요청에 응답</w:t>
+            </w:r>
+          </w:p>
+        </w:tc>
+        <w:tc>
+          <w:tcPr/>
+          <w:p>
+            <w:pPr>
+              <w:pStyle w:val="Compact"/>
+              <w:jc w:val="left"/>
+            </w:pPr>
+            <w:r>
+              <w:t xml:space="preserve">Here’s one.</w:t>
+            </w:r>
+          </w:p>
+        </w:tc>
+        <w:tc>
+          <w:tcPr/>
+          <w:p>
+            <w:pPr>
+              <w:pStyle w:val="Compact"/>
+              <w:jc w:val="left"/>
+            </w:pPr>
+            <w:r>
+              <w:t xml:space="preserve">“</w:t>
+            </w:r>
+            <w:r>
+              <w:t xml:space="preserve">비즈니스 논리도 필요하다</w:t>
+            </w:r>
+            <w:r>
+              <w:t xml:space="preserve">”</w:t>
+            </w:r>
+            <w:r>
+              <w:t xml:space="preserve">는 요구에 바로 답함</w:t>
+            </w:r>
+          </w:p>
+        </w:tc>
+      </w:tr>
+      <w:tr>
+        <w:tc>
+          <w:tcPr/>
+          <w:p>
+            <w:pPr>
+              <w:pStyle w:val="Compact"/>
+              <w:jc w:val="left"/>
+            </w:pPr>
+            <w:r>
+              <w:t xml:space="preserve">② 사실(숫자 추이)</w:t>
+            </w:r>
+          </w:p>
+        </w:tc>
+        <w:tc>
+          <w:tcPr/>
+          <w:p>
+            <w:pPr>
+              <w:pStyle w:val="Compact"/>
+              <w:jc w:val="left"/>
+            </w:pPr>
+            <w:r>
+              <w:t xml:space="preserve">Bellacare dropped to eighty-five last week, and today Ha-eun heard seventy-nine.</w:t>
+            </w:r>
+          </w:p>
+        </w:tc>
+        <w:tc>
+          <w:tcPr/>
+          <w:p>
+            <w:pPr>
+              <w:pStyle w:val="Compact"/>
+              <w:jc w:val="left"/>
+            </w:pPr>
+            <w:r>
+              <w:t xml:space="preserve">경쟁사 가격 변화를 시점과 함께 제시</w:t>
+            </w:r>
+          </w:p>
+        </w:tc>
+      </w:tr>
+      <w:tr>
+        <w:tc>
+          <w:tcPr/>
+          <w:p>
+            <w:pPr>
+              <w:pStyle w:val="Compact"/>
+              <w:jc w:val="left"/>
+            </w:pPr>
+            <w:r>
+              <w:t xml:space="preserve">③ 추론(헤지)</w:t>
+            </w:r>
+          </w:p>
+        </w:tc>
+        <w:tc>
+          <w:tcPr/>
+          <w:p>
+            <w:pPr>
+              <w:pStyle w:val="Compact"/>
+              <w:jc w:val="left"/>
+            </w:pPr>
+            <w:r>
+              <w:t xml:space="preserve">At that price, they’re almost certainly losing money on every syringe.</w:t>
+            </w:r>
+          </w:p>
+        </w:tc>
+        <w:tc>
+          <w:tcPr/>
+          <w:p>
+            <w:pPr>
+              <w:pStyle w:val="Compact"/>
+              <w:jc w:val="left"/>
+            </w:pPr>
+            <w:r>
+              <w:t xml:space="preserve">almost certainly로 확신의 정도를 조절하며 해석</w:t>
+            </w:r>
+          </w:p>
+        </w:tc>
+      </w:tr>
+      <w:tr>
+        <w:tc>
+          <w:tcPr/>
+          <w:p>
+            <w:pPr>
+              <w:pStyle w:val="Compact"/>
+              <w:jc w:val="left"/>
+            </w:pPr>
+            <w:r>
+              <w:t xml:space="preserve">④ 전략 결론(원리 + 이유)</w:t>
+            </w:r>
+          </w:p>
+        </w:tc>
+        <w:tc>
+          <w:tcPr/>
+          <w:p>
+            <w:pPr>
+              <w:pStyle w:val="Compact"/>
+              <w:jc w:val="left"/>
+            </w:pPr>
+            <w:r>
+              <w:t xml:space="preserve">A price war only works if you can outlast your opponent, and we don’t need to, because we’re not in their race.</w:t>
+            </w:r>
+          </w:p>
+        </w:tc>
+        <w:tc>
+          <w:tcPr/>
+          <w:p>
+            <w:pPr>
+              <w:pStyle w:val="Compact"/>
+              <w:jc w:val="left"/>
+            </w:pPr>
+            <w:r>
+              <w:t xml:space="preserve">일반 원리 → 우리에게 적용 → because로 마무리</w:t>
+            </w:r>
+          </w:p>
+        </w:tc>
+      </w:tr>
+    </w:tbl>
+    <w:p>
+      <w:pPr>
+        <w:pStyle w:val="BodyText"/>
+      </w:pPr>
+      <w:r>
+        <w:rPr>
+          <w:bCs/>
+          <w:b/>
+        </w:rPr>
+        <w:t xml:space="preserve">활용 패턴:</w:t>
+      </w:r>
+      <w:r>
+        <w:t xml:space="preserve"> </w:t>
+      </w:r>
+      <w:r>
+        <w:t xml:space="preserve">Here’s one → 숫자 추이 → 헤지한 해석 → only works if… + 우리의 입장</w:t>
+      </w:r>
+      <w:r>
+        <w:t xml:space="preserve"> </w:t>
+      </w:r>
+      <w:r>
+        <w:rPr>
+          <w:bCs/>
+          <w:b/>
+        </w:rPr>
+        <w:t xml:space="preserve">연결 표현:</w:t>
+      </w:r>
+      <w:r>
+        <w:t xml:space="preserve"> </w:t>
+      </w:r>
+      <w:r>
+        <w:t xml:space="preserve">almost certainly(거의 확실히) · only works if(~할 때만 통한다) · outlast(~보다 오래 버티다)</w:t>
+      </w:r>
+      <w:r>
+        <w:t xml:space="preserve"> </w:t>
+      </w:r>
+      <w:r>
+        <w:rPr>
+          <w:bCs/>
+          <w:b/>
+        </w:rPr>
+        <w:t xml:space="preserve">연습:</w:t>
+      </w:r>
+      <w:r>
+        <w:t xml:space="preserve"> </w:t>
+      </w:r>
+      <w:r>
+        <w:t xml:space="preserve">경쟁사가 할인 공세를 벌일 때</w:t>
+      </w:r>
+      <w:r>
+        <w:t xml:space="preserve"> </w:t>
+      </w:r>
+      <w:r>
+        <w:t xml:space="preserve">“</w:t>
+      </w:r>
+      <w:r>
+        <w:t xml:space="preserve">우리도 내리자</w:t>
+      </w:r>
+      <w:r>
+        <w:t xml:space="preserve">”</w:t>
+      </w:r>
+      <w:r>
+        <w:t xml:space="preserve">는 동료에게, 숫자를 근거로 같은 구조로 40~50단어로 반대해 보기.</w:t>
+      </w:r>
+    </w:p>
     <w:bookmarkEnd w:id="30"/>
     <w:bookmarkEnd w:id="31"/>
+    <w:bookmarkEnd w:id="32"/>
     <w:sectPr/>
   </w:body>
 </w:document>

--- a/대본/7부/04화_Price_War.docx
+++ b/대본/7부/04화_Price_War.docx
@@ -2,7 +2,7 @@
 <file path=word/document.xml><?xml version="1.0" encoding="utf-8"?>
 <w:document xmlns:w="http://schemas.openxmlformats.org/wordprocessingml/2006/main" xmlns:m="http://schemas.openxmlformats.org/officeDocument/2006/math" xmlns:r="http://schemas.openxmlformats.org/officeDocument/2006/relationships" xmlns:o="urn:schemas-microsoft-com:office:office" xmlns:v="urn:schemas-microsoft-com:vml" xmlns:w10="urn:schemas-microsoft-com:office:word" xmlns:a="http://schemas.openxmlformats.org/drawingml/2006/main" xmlns:pic="http://schemas.openxmlformats.org/drawingml/2006/picture" xmlns:wp="http://schemas.openxmlformats.org/drawingml/2006/wordprocessingDrawing">
   <w:body>
-    <w:bookmarkStart w:id="32" w:name="ship-it-7부-4화"/>
+    <w:bookmarkStart w:id="38" w:name="ship-it-7부-4화"/>
     <w:p>
       <w:pPr>
         <w:pStyle w:val="Heading1"/>
@@ -463,95 +463,47 @@
     </w:p>
     <w:p>
       <w:pPr>
-        <w:numPr>
-          <w:ilvl w:val="0"/>
-          <w:numId w:val="1001"/>
-        </w:numPr>
+        <w:pStyle w:val="FirstParagraph"/>
       </w:pPr>
       <w:r>
         <w:t xml:space="preserve">GRACE: Good news first. The ministry approved Veyra Fill. Made in Ochang. Domestic manufacturing licence. Last Thursday.</w:t>
       </w:r>
-      <w:r>
-        <w:t xml:space="preserve"> </w:t>
-      </w:r>
-      <w:r>
-        <w:t xml:space="preserve">그레이스: 좋은 소식 먼저. 식약처가 베이라 필을 승인했어요. 오창 생산. 국내 제조 허가. 지난 목요일.</w:t>
-      </w:r>
-    </w:p>
-    <w:p>
-      <w:pPr>
-        <w:numPr>
-          <w:ilvl w:val="0"/>
-          <w:numId w:val="1001"/>
-        </w:numPr>
+    </w:p>
+    <w:p>
+      <w:pPr>
+        <w:pStyle w:val="BodyText"/>
       </w:pPr>
       <w:r>
         <w:t xml:space="preserve">ZOE: So we launch on May sixth. As planned. Fifteen days.</w:t>
       </w:r>
-      <w:r>
-        <w:t xml:space="preserve"> </w:t>
-      </w:r>
-      <w:r>
-        <w:t xml:space="preserve">조이: 그럼 5월 6일 출시. 계획대로. 15일 남았네요.</w:t>
-      </w:r>
-    </w:p>
-    <w:p>
-      <w:pPr>
-        <w:numPr>
-          <w:ilvl w:val="0"/>
-          <w:numId w:val="1001"/>
-        </w:numPr>
+    </w:p>
+    <w:p>
+      <w:pPr>
+        <w:pStyle w:val="BodyText"/>
       </w:pPr>
       <w:r>
         <w:t xml:space="preserve">HAEUN: And the bad news. Bellacare cut their clinic price again. Eighty-five thousand won. From ninety.</w:t>
       </w:r>
-      <w:r>
-        <w:t xml:space="preserve"> </w:t>
-      </w:r>
-      <w:r>
-        <w:t xml:space="preserve">하은: 그리고 나쁜 소식. 벨라케어가 클리닉 공급가를 또 내렸어요. 8만 5천 원. 9만 원에서.</w:t>
-      </w:r>
-    </w:p>
-    <w:p>
-      <w:pPr>
-        <w:numPr>
-          <w:ilvl w:val="0"/>
-          <w:numId w:val="1001"/>
-        </w:numPr>
+    </w:p>
+    <w:p>
+      <w:pPr>
+        <w:pStyle w:val="BodyText"/>
       </w:pPr>
       <w:r>
         <w:t xml:space="preserve">ZOE: Eighty-five thousand. And we’re at two hundred thirty thousand. That’s almost three times.</w:t>
       </w:r>
-      <w:r>
-        <w:t xml:space="preserve"> </w:t>
-      </w:r>
-      <w:r>
-        <w:t xml:space="preserve">조이: 8만 5천. 우린 23만 원이고. 거의 세 배예요.</w:t>
-      </w:r>
-    </w:p>
-    <w:p>
-      <w:pPr>
-        <w:numPr>
-          <w:ilvl w:val="0"/>
-          <w:numId w:val="1001"/>
-        </w:numPr>
+    </w:p>
+    <w:p>
+      <w:pPr>
+        <w:pStyle w:val="BodyText"/>
       </w:pPr>
       <w:r>
         <w:t xml:space="preserve">GRACE: Two point seven times. Let’s be precise. It’s bad enough without rounding up.</w:t>
       </w:r>
-      <w:r>
-        <w:t xml:space="preserve"> </w:t>
-      </w:r>
-      <w:r>
-        <w:t xml:space="preserve">그레이스: 2.7배. 정확히 하죠. 반올림 안 해도 충분히 나빠요.</w:t>
-      </w:r>
-    </w:p>
-    <w:p>
-      <w:pPr>
-        <w:numPr>
-          <w:ilvl w:val="0"/>
-          <w:numId w:val="1001"/>
-        </w:numPr>
+    </w:p>
+    <w:p>
+      <w:pPr>
+        <w:pStyle w:val="BodyText"/>
       </w:pPr>
       <w:r>
         <w:t xml:space="preserve">HAEUN: Three clinics called me yesterday. All asking the same thing.</w:t>
@@ -568,11 +520,21 @@
       <w:r>
         <w:t xml:space="preserve">”</w:t>
       </w:r>
-      <w:r>
-        <w:t xml:space="preserve"> </w:t>
-      </w:r>
-      <w:r>
-        <w:t xml:space="preserve">하은: 어제 클리닉 세 곳이 전화했어요. 다 같은 걸 물어요.</w:t>
+    </w:p>
+    <w:p>
+      <w:pPr>
+        <w:pStyle w:val="BodyText"/>
+      </w:pPr>
+      <w:r>
+        <w:t xml:space="preserve">ZOE: What did you say?</w:t>
+      </w:r>
+    </w:p>
+    <w:p>
+      <w:pPr>
+        <w:pStyle w:val="BodyText"/>
+      </w:pPr>
+      <w:r>
+        <w:t xml:space="preserve">HAEUN:</w:t>
       </w:r>
       <w:r>
         <w:t xml:space="preserve"> </w:t>
@@ -581,199 +543,72 @@
         <w:t xml:space="preserve">“</w:t>
       </w:r>
       <w:r>
-        <w:t xml:space="preserve">출시 할인은 언제예요?</w:t>
+        <w:t xml:space="preserve">We’ll review it internally.</w:t>
       </w:r>
       <w:r>
         <w:t xml:space="preserve">”</w:t>
       </w:r>
-    </w:p>
-    <w:p>
-      <w:pPr>
-        <w:numPr>
-          <w:ilvl w:val="0"/>
-          <w:numId w:val="1001"/>
-        </w:numPr>
-      </w:pPr>
-      <w:r>
-        <w:t xml:space="preserve">ZOE: What did you say?</w:t>
-      </w:r>
-      <w:r>
-        <w:t xml:space="preserve"> </w:t>
-      </w:r>
-      <w:r>
-        <w:t xml:space="preserve">조이: 뭐라고 했어요?</w:t>
-      </w:r>
-    </w:p>
-    <w:p>
-      <w:pPr>
-        <w:numPr>
-          <w:ilvl w:val="0"/>
-          <w:numId w:val="1001"/>
-        </w:numPr>
-      </w:pPr>
-      <w:r>
-        <w:t xml:space="preserve">HAEUN:</w:t>
-      </w:r>
-      <w:r>
-        <w:t xml:space="preserve"> </w:t>
-      </w:r>
-      <w:r>
-        <w:t xml:space="preserve">“</w:t>
-      </w:r>
-      <w:r>
-        <w:t xml:space="preserve">We’ll review it internally.</w:t>
-      </w:r>
-      <w:r>
-        <w:t xml:space="preserve">”</w:t>
-      </w:r>
       <w:r>
         <w:t xml:space="preserve"> </w:t>
       </w:r>
       <w:r>
         <w:t xml:space="preserve">Grace taught me. It buys time.</w:t>
       </w:r>
-      <w:r>
-        <w:t xml:space="preserve"> </w:t>
-      </w:r>
-      <w:r>
-        <w:t xml:space="preserve">하은:</w:t>
-      </w:r>
-      <w:r>
-        <w:t xml:space="preserve"> </w:t>
-      </w:r>
-      <w:r>
-        <w:t xml:space="preserve">“</w:t>
-      </w:r>
-      <w:r>
-        <w:t xml:space="preserve">내부적으로 검토하겠습니다.</w:t>
-      </w:r>
-      <w:r>
-        <w:t xml:space="preserve">”</w:t>
-      </w:r>
-      <w:r>
-        <w:t xml:space="preserve"> </w:t>
-      </w:r>
-      <w:r>
-        <w:t xml:space="preserve">그레이스가 가르쳐 줬어요. 시간을 벌죠.</w:t>
-      </w:r>
-    </w:p>
-    <w:p>
-      <w:pPr>
-        <w:numPr>
-          <w:ilvl w:val="0"/>
-          <w:numId w:val="1001"/>
-        </w:numPr>
+    </w:p>
+    <w:p>
+      <w:pPr>
+        <w:pStyle w:val="BodyText"/>
       </w:pPr>
       <w:r>
         <w:t xml:space="preserve">GRACE: It buys one week. Not more. Korean clinics remember everything.</w:t>
       </w:r>
-      <w:r>
-        <w:t xml:space="preserve"> </w:t>
-      </w:r>
-      <w:r>
-        <w:t xml:space="preserve">그레이스: 일주일 벌어요. 그 이상은 아니고. 한국 클리닉은 다 기억해요.</w:t>
-      </w:r>
-    </w:p>
-    <w:p>
-      <w:pPr>
-        <w:numPr>
-          <w:ilvl w:val="0"/>
-          <w:numId w:val="1001"/>
-        </w:numPr>
+    </w:p>
+    <w:p>
+      <w:pPr>
+        <w:pStyle w:val="BodyText"/>
       </w:pPr>
       <w:r>
         <w:t xml:space="preserve">ZOE: And at two o’clock, Dr. Bae. Lumi Clinic. Twenty branches. The biggest meeting of the launch.</w:t>
       </w:r>
-      <w:r>
-        <w:t xml:space="preserve"> </w:t>
-      </w:r>
-      <w:r>
-        <w:t xml:space="preserve">조이: 그리고 2시에 배 원장님. 루미 클리닉. 지점 20곳. 출시에서 가장 큰 미팅.</w:t>
-      </w:r>
-    </w:p>
-    <w:p>
-      <w:pPr>
-        <w:numPr>
-          <w:ilvl w:val="0"/>
-          <w:numId w:val="1001"/>
-        </w:numPr>
+    </w:p>
+    <w:p>
+      <w:pPr>
+        <w:pStyle w:val="BodyText"/>
       </w:pPr>
       <w:r>
         <w:t xml:space="preserve">GRACE: He’ll ask for a discount in the first five minutes. He’s famous for it.</w:t>
       </w:r>
-      <w:r>
-        <w:t xml:space="preserve"> </w:t>
-      </w:r>
-      <w:r>
-        <w:t xml:space="preserve">그레이스: 처음 5분 안에 할인을 요구할 거예요. 그걸로 유명하거든요.</w:t>
-      </w:r>
-    </w:p>
-    <w:p>
-      <w:pPr>
-        <w:numPr>
-          <w:ilvl w:val="0"/>
-          <w:numId w:val="1001"/>
-        </w:numPr>
+    </w:p>
+    <w:p>
+      <w:pPr>
+        <w:pStyle w:val="BodyText"/>
       </w:pPr>
       <w:r>
         <w:t xml:space="preserve">HAEUN: People say he once made a laser company cry. A sales director. A grown man.</w:t>
       </w:r>
-      <w:r>
-        <w:t xml:space="preserve"> </w:t>
-      </w:r>
-      <w:r>
-        <w:t xml:space="preserve">하은: 그분이 레이저 회사 사람을 울린 적이 있대요. 영업 이사. 다 큰 어른을.</w:t>
-      </w:r>
-    </w:p>
-    <w:p>
-      <w:pPr>
-        <w:numPr>
-          <w:ilvl w:val="0"/>
-          <w:numId w:val="1001"/>
-        </w:numPr>
+    </w:p>
+    <w:p>
+      <w:pPr>
+        <w:pStyle w:val="BodyText"/>
       </w:pPr>
       <w:r>
         <w:t xml:space="preserve">ZOE: Great. Who’s bringing tissues?</w:t>
       </w:r>
-      <w:r>
-        <w:t xml:space="preserve"> </w:t>
-      </w:r>
-      <w:r>
-        <w:t xml:space="preserve">조이: 좋네요. 휴지는 누가 챙겨요?</w:t>
-      </w:r>
-    </w:p>
-    <w:p>
-      <w:pPr>
-        <w:numPr>
-          <w:ilvl w:val="0"/>
-          <w:numId w:val="1001"/>
-        </w:numPr>
+    </w:p>
+    <w:p>
+      <w:pPr>
+        <w:pStyle w:val="BodyText"/>
       </w:pPr>
       <w:r>
         <w:t xml:space="preserve">GRACE: Dr. Choi is coming with us, because doctors listen to doctors. Not to sales people, and honestly, not even to me. If I say Veyra is safer, it sounds like marketing. If Dr. Choi says it, with his own cases behind him, it sounds like medicine.</w:t>
       </w:r>
-      <w:r>
-        <w:t xml:space="preserve"> </w:t>
-      </w:r>
-      <w:r>
-        <w:t xml:space="preserve">그레이스: 최 원장님이 같이 가요. 의사는 의사 말을 들으니까요. 영업 사람 말은 안 듣고, 솔직히 내 말도 안 들어요. 내가 베이라가 더 안전하다고 하면 마케팅처럼 들려요. 최 원장님이 본인 사례를 바탕으로 말하면 의학처럼 들리죠.</w:t>
-      </w:r>
-    </w:p>
-    <w:p>
-      <w:pPr>
-        <w:numPr>
-          <w:ilvl w:val="0"/>
-          <w:numId w:val="1001"/>
-        </w:numPr>
+    </w:p>
+    <w:p>
+      <w:pPr>
+        <w:pStyle w:val="BodyText"/>
       </w:pPr>
       <w:r>
         <w:t xml:space="preserve">ZOE: Then we go in with a doctor. And a plan. What’s the plan?</w:t>
-      </w:r>
-      <w:r>
-        <w:t xml:space="preserve"> </w:t>
-      </w:r>
-      <w:r>
-        <w:t xml:space="preserve">조이: 그럼 의사랑 같이 들어가요. 계획이랑. 계획이 뭐예요?</w:t>
       </w:r>
     </w:p>
     <w:bookmarkEnd w:id="21"/>
@@ -788,597 +623,282 @@
     </w:p>
     <w:p>
       <w:pPr>
-        <w:numPr>
-          <w:ilvl w:val="0"/>
-          <w:numId w:val="1002"/>
-        </w:numPr>
+        <w:pStyle w:val="FirstParagraph"/>
       </w:pPr>
       <w:r>
         <w:t xml:space="preserve">BAE: Ms. Kim. Ms. Whitman. Dr. Choi. Sit. I’ll be brief. Your price is too high.</w:t>
       </w:r>
-      <w:r>
-        <w:t xml:space="preserve"> </w:t>
-      </w:r>
-      <w:r>
-        <w:t xml:space="preserve">배승호: 김 지사장. 휘트먼 씨. 최 원장. 앉으세요. 짧게 하죠. 가격이 너무 높아요.</w:t>
-      </w:r>
-    </w:p>
-    <w:p>
-      <w:pPr>
-        <w:numPr>
-          <w:ilvl w:val="0"/>
-          <w:numId w:val="1002"/>
-        </w:numPr>
+    </w:p>
+    <w:p>
+      <w:pPr>
+        <w:pStyle w:val="BodyText"/>
       </w:pPr>
       <w:r>
         <w:t xml:space="preserve">GRACE: Thank you for your time, Dr. Bae. May I ask what you’d consider reasonable?</w:t>
       </w:r>
-      <w:r>
-        <w:t xml:space="preserve"> </w:t>
-      </w:r>
-      <w:r>
-        <w:t xml:space="preserve">그레이스: 시간 내 주셔서 감사합니다, 배 원장님. 어느 정도가 합리적이라고 보시는지 여쭤봐도 될까요?</w:t>
-      </w:r>
-    </w:p>
-    <w:p>
-      <w:pPr>
-        <w:numPr>
-          <w:ilvl w:val="0"/>
-          <w:numId w:val="1002"/>
-        </w:numPr>
+    </w:p>
+    <w:p>
+      <w:pPr>
+        <w:pStyle w:val="BodyText"/>
       </w:pPr>
       <w:r>
         <w:t xml:space="preserve">BAE: One hundred forty thousand. For twenty branches. Or I buy Bellacare at eighty-five.</w:t>
       </w:r>
-      <w:r>
-        <w:t xml:space="preserve"> </w:t>
-      </w:r>
-      <w:r>
-        <w:t xml:space="preserve">배승호: 14만 원. 지점 20곳 기준. 아니면 벨라케어를 8만 5천에 사요.</w:t>
-      </w:r>
-    </w:p>
-    <w:p>
-      <w:pPr>
-        <w:numPr>
-          <w:ilvl w:val="0"/>
-          <w:numId w:val="1002"/>
-        </w:numPr>
+    </w:p>
+    <w:p>
+      <w:pPr>
+        <w:pStyle w:val="BodyText"/>
       </w:pPr>
       <w:r>
         <w:t xml:space="preserve">ZOE: That’s a forty percent discount.</w:t>
       </w:r>
-      <w:r>
-        <w:t xml:space="preserve"> </w:t>
-      </w:r>
-      <w:r>
-        <w:t xml:space="preserve">조이: 그건 40% 할인이에요.</w:t>
-      </w:r>
-    </w:p>
-    <w:p>
-      <w:pPr>
-        <w:numPr>
-          <w:ilvl w:val="0"/>
-          <w:numId w:val="1002"/>
-        </w:numPr>
+    </w:p>
+    <w:p>
+      <w:pPr>
+        <w:pStyle w:val="BodyText"/>
       </w:pPr>
       <w:r>
         <w:t xml:space="preserve">BAE: That’s a Korean price. Your American price works in America. Here, there are fifty fillers.</w:t>
       </w:r>
-      <w:r>
-        <w:t xml:space="preserve"> </w:t>
-      </w:r>
-      <w:r>
-        <w:t xml:space="preserve">배승호: 그게 한국 가격이에요. 미국 가격은 미국에서 통하죠. 여긴 필러가 50종이에요.</w:t>
-      </w:r>
-    </w:p>
-    <w:p>
-      <w:pPr>
-        <w:numPr>
-          <w:ilvl w:val="0"/>
-          <w:numId w:val="1002"/>
-        </w:numPr>
+    </w:p>
+    <w:p>
+      <w:pPr>
+        <w:pStyle w:val="BodyText"/>
       </w:pPr>
       <w:r>
         <w:t xml:space="preserve">GRACE: I understand, Dr. Bae. But if we cut to one-forty, Bellacare goes to seventy, and then we’re under pressure to go to one-twenty. Every cut invites another cut, and nobody stops until someone runs out of money.</w:t>
       </w:r>
-      <w:r>
-        <w:t xml:space="preserve"> </w:t>
-      </w:r>
-      <w:r>
-        <w:t xml:space="preserve">그레이스: 이해합니다, 배 원장님. 하지만 우리가 14만으로 내리면 벨라케어는 7만으로 가고, 그럼 우린 12만으로 내리라는 압박을 받게 돼요. 인하는 또 다른 인하를 부르고, 누군가 돈이 바닥날 때까지 아무도 멈추지 않아요.</w:t>
-      </w:r>
-    </w:p>
-    <w:p>
-      <w:pPr>
-        <w:numPr>
-          <w:ilvl w:val="0"/>
-          <w:numId w:val="1002"/>
-        </w:numPr>
+    </w:p>
+    <w:p>
+      <w:pPr>
+        <w:pStyle w:val="BodyText"/>
       </w:pPr>
       <w:r>
         <w:t xml:space="preserve">ZOE: That’s a race to the bottom. We won’t join it. Not because we’re proud. Because nobody wins it.</w:t>
       </w:r>
-      <w:r>
-        <w:t xml:space="preserve"> </w:t>
-      </w:r>
-      <w:r>
-        <w:t xml:space="preserve">조이: 그건 바닥으로의 경주예요. 우린 참여하지 않을 거예요. 자존심 때문이 아니라. 아무도 못 이기니까요.</w:t>
-      </w:r>
-    </w:p>
-    <w:p>
-      <w:pPr>
-        <w:numPr>
-          <w:ilvl w:val="0"/>
-          <w:numId w:val="1002"/>
-        </w:numPr>
+    </w:p>
+    <w:p>
+      <w:pPr>
+        <w:pStyle w:val="BodyText"/>
       </w:pPr>
       <w:r>
         <w:t xml:space="preserve">BAE: Somebody wins. The clinic wins. Cheaper syringes. Bigger margin.</w:t>
       </w:r>
-      <w:r>
-        <w:t xml:space="preserve"> </w:t>
-      </w:r>
-      <w:r>
-        <w:t xml:space="preserve">배승호: 누군가는 이기죠. 클리닉이 이겨요. 더 싼 주사기. 더 큰 마진.</w:t>
-      </w:r>
-    </w:p>
-    <w:p>
-      <w:pPr>
-        <w:numPr>
-          <w:ilvl w:val="0"/>
-          <w:numId w:val="1002"/>
-        </w:numPr>
+    </w:p>
+    <w:p>
+      <w:pPr>
+        <w:pStyle w:val="BodyText"/>
       </w:pPr>
       <w:r>
         <w:t xml:space="preserve">CHOI: Seung-ho. May I? As a doctor. Not as their speaker.</w:t>
       </w:r>
-      <w:r>
-        <w:t xml:space="preserve"> </w:t>
-      </w:r>
-      <w:r>
-        <w:t xml:space="preserve">최민준: 승호야. 내가 말해도 될까? 의사로서. 이 사람들 연자로서가 아니라.</w:t>
-      </w:r>
-    </w:p>
-    <w:p>
-      <w:pPr>
-        <w:numPr>
-          <w:ilvl w:val="0"/>
-          <w:numId w:val="1002"/>
-        </w:numPr>
+    </w:p>
+    <w:p>
+      <w:pPr>
+        <w:pStyle w:val="BodyText"/>
       </w:pPr>
       <w:r>
         <w:t xml:space="preserve">BAE: You’re on their stage now, Min-jun. But go ahead.</w:t>
       </w:r>
-      <w:r>
-        <w:t xml:space="preserve"> </w:t>
-      </w:r>
-      <w:r>
-        <w:t xml:space="preserve">배승호: 이제 저 사람들 무대에 서잖아, 민준. 하지만 말해 봐.</w:t>
-      </w:r>
-    </w:p>
-    <w:p>
-      <w:pPr>
-        <w:numPr>
-          <w:ilvl w:val="0"/>
-          <w:numId w:val="1002"/>
-        </w:numPr>
+    </w:p>
+    <w:p>
+      <w:pPr>
+        <w:pStyle w:val="BodyText"/>
       </w:pPr>
       <w:r>
         <w:t xml:space="preserve">CHOI: How many vascular events did Lumi have last year? All twenty branches?</w:t>
       </w:r>
-      <w:r>
-        <w:t xml:space="preserve"> </w:t>
-      </w:r>
-      <w:r>
-        <w:t xml:space="preserve">최민준: 작년에 루미에서 혈관 사건이 몇 건 있었어? 지점 20곳 전부?</w:t>
-      </w:r>
-    </w:p>
-    <w:p>
-      <w:pPr>
-        <w:numPr>
-          <w:ilvl w:val="0"/>
-          <w:numId w:val="1002"/>
-        </w:numPr>
+    </w:p>
+    <w:p>
+      <w:pPr>
+        <w:pStyle w:val="BodyText"/>
       </w:pPr>
       <w:r>
         <w:t xml:space="preserve">BAE: …That’s internal data.</w:t>
       </w:r>
-      <w:r>
-        <w:t xml:space="preserve"> </w:t>
-      </w:r>
-      <w:r>
-        <w:t xml:space="preserve">배승호: …그건 내부 자료야.</w:t>
-      </w:r>
-    </w:p>
-    <w:p>
-      <w:pPr>
-        <w:numPr>
-          <w:ilvl w:val="0"/>
-          <w:numId w:val="1002"/>
-        </w:numPr>
+    </w:p>
+    <w:p>
+      <w:pPr>
+        <w:pStyle w:val="BodyText"/>
       </w:pPr>
       <w:r>
         <w:t xml:space="preserve">CHOI: I’m not asking for the report. Just the number. Between doctors.</w:t>
       </w:r>
-      <w:r>
-        <w:t xml:space="preserve"> </w:t>
-      </w:r>
-      <w:r>
-        <w:t xml:space="preserve">최민준: 보고서를 달라는 게 아니야. 숫자만. 의사끼리.</w:t>
-      </w:r>
-    </w:p>
-    <w:p>
-      <w:pPr>
-        <w:numPr>
-          <w:ilvl w:val="0"/>
-          <w:numId w:val="1002"/>
-        </w:numPr>
+    </w:p>
+    <w:p>
+      <w:pPr>
+        <w:pStyle w:val="BodyText"/>
       </w:pPr>
       <w:r>
         <w:t xml:space="preserve">BAE: Eleven. All recovered. Mostly.</w:t>
       </w:r>
-      <w:r>
-        <w:t xml:space="preserve"> </w:t>
-      </w:r>
-      <w:r>
-        <w:t xml:space="preserve">배승호: 열한 건. 다 회복했어. 대부분.</w:t>
-      </w:r>
-    </w:p>
-    <w:p>
-      <w:pPr>
-        <w:numPr>
-          <w:ilvl w:val="0"/>
-          <w:numId w:val="1002"/>
-        </w:numPr>
+    </w:p>
+    <w:p>
+      <w:pPr>
+        <w:pStyle w:val="BodyText"/>
       </w:pPr>
       <w:r>
         <w:t xml:space="preserve">CHOI: And where? Which areas?</w:t>
       </w:r>
-      <w:r>
-        <w:t xml:space="preserve"> </w:t>
-      </w:r>
-      <w:r>
-        <w:t xml:space="preserve">최민준: 그럼 어디였어? 어느 부위?</w:t>
-      </w:r>
-    </w:p>
-    <w:p>
-      <w:pPr>
-        <w:numPr>
-          <w:ilvl w:val="0"/>
-          <w:numId w:val="1002"/>
-        </w:numPr>
+    </w:p>
+    <w:p>
+      <w:pPr>
+        <w:pStyle w:val="BodyText"/>
       </w:pPr>
       <w:r>
         <w:t xml:space="preserve">BAE: Nine were nose or forehead. Two were lips.</w:t>
       </w:r>
-      <w:r>
-        <w:t xml:space="preserve"> </w:t>
-      </w:r>
-      <w:r>
-        <w:t xml:space="preserve">배승호: 아홉 건이 코나 이마. 두 건이 입술.</w:t>
-      </w:r>
-    </w:p>
-    <w:p>
-      <w:pPr>
-        <w:numPr>
-          <w:ilvl w:val="0"/>
-          <w:numId w:val="1002"/>
-        </w:numPr>
+    </w:p>
+    <w:p>
+      <w:pPr>
+        <w:pStyle w:val="BodyText"/>
       </w:pPr>
       <w:r>
         <w:t xml:space="preserve">CHOI: Nose, forehead, glabella. Those areas are thirty percent of filler volume in Korea, but eighty percent of serious complications, because the vessels there are small and connected to the eye. Your nine cases fit the national pattern exactly, Seung-ho. That isn’t bad luck. That’s anatomy.</w:t>
       </w:r>
-      <w:r>
-        <w:t xml:space="preserve"> </w:t>
-      </w:r>
-      <w:r>
-        <w:t xml:space="preserve">최민준: 코, 이마, 미간. 그 부위들이 한국 필러 시술량의 30%인데, 심각한 합병증의 80%야. 거기 혈관은 작고 눈과 연결돼 있으니까. 네 아홉 건은 전국 패턴과 정확히 맞아, 승호야. 그건 운이 나빴던 게 아니야. 해부학이지.</w:t>
-      </w:r>
-    </w:p>
-    <w:p>
-      <w:pPr>
-        <w:numPr>
-          <w:ilvl w:val="0"/>
-          <w:numId w:val="1002"/>
-        </w:numPr>
+    </w:p>
+    <w:p>
+      <w:pPr>
+        <w:pStyle w:val="BodyText"/>
       </w:pPr>
       <w:r>
         <w:t xml:space="preserve">GRACE: That’s from the Korean Dermatological Society data. Appendix C of our launch plan.</w:t>
       </w:r>
-      <w:r>
-        <w:t xml:space="preserve"> </w:t>
-      </w:r>
-      <w:r>
-        <w:t xml:space="preserve">그레이스: 그건 한국 피부과학회 자료예요. 우리 출시 계획 부록 C에 있어요.</w:t>
-      </w:r>
-    </w:p>
-    <w:p>
-      <w:pPr>
-        <w:numPr>
-          <w:ilvl w:val="0"/>
-          <w:numId w:val="1002"/>
-        </w:numPr>
+    </w:p>
+    <w:p>
+      <w:pPr>
+        <w:pStyle w:val="BodyText"/>
       </w:pPr>
       <w:r>
         <w:t xml:space="preserve">BAE: So you want me to switch everything to Veyra? At three times the price?</w:t>
       </w:r>
-      <w:r>
-        <w:t xml:space="preserve"> </w:t>
-      </w:r>
-      <w:r>
-        <w:t xml:space="preserve">배승호: 그러니까 전부 베이라로 바꾸라는 거예요? 세 배 가격에?</w:t>
-      </w:r>
-    </w:p>
-    <w:p>
-      <w:pPr>
-        <w:numPr>
-          <w:ilvl w:val="0"/>
-          <w:numId w:val="1002"/>
-        </w:numPr>
+    </w:p>
+    <w:p>
+      <w:pPr>
+        <w:pStyle w:val="BodyText"/>
       </w:pPr>
       <w:r>
         <w:t xml:space="preserve">CHOI: No. Use Bellacare for cheeks and lips, where the risk is low and price matters more. Use Veyra where the risk is highest. You don’t need to pay premium prices everywhere, Seung-ho, only in the places where one mistake becomes a disaster.</w:t>
       </w:r>
-      <w:r>
-        <w:t xml:space="preserve"> </w:t>
-      </w:r>
-      <w:r>
-        <w:t xml:space="preserve">최민준: 아니. 볼과 입술엔 벨라케어를 써. 위험이 낮고 가격이 더 중요한 곳이니까. 위험이 가장 높은 곳에 베이라를 써. 모든 곳에 프리미엄 가격을 낼 필요는 없어, 승호야. 실수 하나가 재앙이 되는 곳에서만.</w:t>
-      </w:r>
-    </w:p>
-    <w:p>
-      <w:pPr>
-        <w:numPr>
-          <w:ilvl w:val="0"/>
-          <w:numId w:val="1002"/>
-        </w:numPr>
+    </w:p>
+    <w:p>
+      <w:pPr>
+        <w:pStyle w:val="BodyText"/>
       </w:pPr>
       <w:r>
         <w:t xml:space="preserve">ZOE: …We didn’t plan that.</w:t>
       </w:r>
-      <w:r>
-        <w:t xml:space="preserve"> </w:t>
-      </w:r>
-      <w:r>
-        <w:t xml:space="preserve">조이: …그건 계획에 없었는데요.</w:t>
-      </w:r>
-    </w:p>
-    <w:p>
-      <w:pPr>
-        <w:numPr>
-          <w:ilvl w:val="0"/>
-          <w:numId w:val="1002"/>
-        </w:numPr>
+    </w:p>
+    <w:p>
+      <w:pPr>
+        <w:pStyle w:val="BodyText"/>
       </w:pPr>
       <w:r>
         <w:t xml:space="preserve">GRACE: Zoe. Quiet. Let it land.</w:t>
       </w:r>
-      <w:r>
-        <w:t xml:space="preserve"> </w:t>
-      </w:r>
-      <w:r>
-        <w:t xml:space="preserve">그레이스: 조이. 조용히. 자리 잡게 둬요.</w:t>
-      </w:r>
-    </w:p>
-    <w:p>
-      <w:pPr>
-        <w:numPr>
-          <w:ilvl w:val="0"/>
-          <w:numId w:val="1002"/>
-        </w:numPr>
+    </w:p>
+    <w:p>
+      <w:pPr>
+        <w:pStyle w:val="BodyText"/>
       </w:pPr>
       <w:r>
         <w:t xml:space="preserve">BAE: Nose and forehead only. That’s thirty percent of my volume. Not a hundred.</w:t>
       </w:r>
-      <w:r>
-        <w:t xml:space="preserve"> </w:t>
-      </w:r>
-      <w:r>
-        <w:t xml:space="preserve">배승호: 코와 이마만. 그럼 내 물량의 30%. 100%가 아니라.</w:t>
-      </w:r>
-    </w:p>
-    <w:p>
-      <w:pPr>
-        <w:numPr>
-          <w:ilvl w:val="0"/>
-          <w:numId w:val="1002"/>
-        </w:numPr>
+    </w:p>
+    <w:p>
+      <w:pPr>
+        <w:pStyle w:val="BodyText"/>
       </w:pPr>
       <w:r>
         <w:t xml:space="preserve">CHOI: And eighty percent of your midnight phone calls. And your lawsuits.</w:t>
       </w:r>
-      <w:r>
-        <w:t xml:space="preserve"> </w:t>
-      </w:r>
-      <w:r>
-        <w:t xml:space="preserve">최민준: 그리고 자정 전화의 80%. 그리고 소송도.</w:t>
-      </w:r>
-    </w:p>
-    <w:p>
-      <w:pPr>
-        <w:numPr>
-          <w:ilvl w:val="0"/>
-          <w:numId w:val="1002"/>
-        </w:numPr>
+    </w:p>
+    <w:p>
+      <w:pPr>
+        <w:pStyle w:val="BodyText"/>
       </w:pPr>
       <w:r>
         <w:t xml:space="preserve">BAE: Do you know what one blindness case costs a clinic in Gangnam? Not the lawsuit. The reputation. One post online, one news story, and patients stop booking at every branch, not just the one where it happened. Twenty branches means twenty times the exposure.</w:t>
       </w:r>
-      <w:r>
-        <w:t xml:space="preserve"> </w:t>
-      </w:r>
-      <w:r>
-        <w:t xml:space="preserve">배승호: 강남에서 실명 사건 하나가 클리닉에 뭘 남기는지 알아? 소송 말고. 평판. 온라인 게시글 하나, 뉴스 하나면, 사건이 난 지점만이 아니라 모든 지점에서 환자들이 예약을 끊어. 지점이 20곳이면 노출도 20배야.</w:t>
-      </w:r>
-    </w:p>
-    <w:p>
-      <w:pPr>
-        <w:numPr>
-          <w:ilvl w:val="0"/>
-          <w:numId w:val="1002"/>
-        </w:numPr>
+    </w:p>
+    <w:p>
+      <w:pPr>
+        <w:pStyle w:val="BodyText"/>
       </w:pPr>
       <w:r>
         <w:t xml:space="preserve">CHOI: I know. That’s why I’m here.</w:t>
       </w:r>
-      <w:r>
-        <w:t xml:space="preserve"> </w:t>
-      </w:r>
-      <w:r>
-        <w:t xml:space="preserve">최민준: 알아. 그래서 내가 여기 온 거야.</w:t>
-      </w:r>
-    </w:p>
-    <w:p>
-      <w:pPr>
-        <w:numPr>
-          <w:ilvl w:val="0"/>
-          <w:numId w:val="1002"/>
-        </w:numPr>
+    </w:p>
+    <w:p>
+      <w:pPr>
+        <w:pStyle w:val="BodyText"/>
       </w:pPr>
       <w:r>
         <w:t xml:space="preserve">BAE: Ms. Kim. Even for thirty percent, two hundred thirty is too high.</w:t>
       </w:r>
-      <w:r>
-        <w:t xml:space="preserve"> </w:t>
-      </w:r>
-      <w:r>
-        <w:t xml:space="preserve">배승호: 김 지사장. 30%만이라도, 23만은 너무 높아요.</w:t>
-      </w:r>
-    </w:p>
-    <w:p>
-      <w:pPr>
-        <w:numPr>
-          <w:ilvl w:val="0"/>
-          <w:numId w:val="1002"/>
-        </w:numPr>
+    </w:p>
+    <w:p>
+      <w:pPr>
+        <w:pStyle w:val="BodyText"/>
       </w:pPr>
       <w:r>
         <w:t xml:space="preserve">ZOE: Then let’s talk about what the price includes. Not just the syringe.</w:t>
       </w:r>
-      <w:r>
-        <w:t xml:space="preserve"> </w:t>
-      </w:r>
-      <w:r>
-        <w:t xml:space="preserve">조이: 그럼 가격에 무엇이 포함되는지 얘기하죠. 주사기만이 아니라.</w:t>
-      </w:r>
-    </w:p>
-    <w:p>
-      <w:pPr>
-        <w:numPr>
-          <w:ilvl w:val="0"/>
-          <w:numId w:val="1002"/>
-        </w:numPr>
+    </w:p>
+    <w:p>
+      <w:pPr>
+        <w:pStyle w:val="BodyText"/>
       </w:pPr>
       <w:r>
         <w:t xml:space="preserve">GRACE: Korean Veyra Ready training for every injector, free of charge. An emergency kit in every treatment room. A Korean-language hotline, twenty-four hours a day, so your doctors never face an occlusion alone at three in the morning. Bellacare sells you a syringe. We’re offering you a safety system.</w:t>
       </w:r>
-      <w:r>
-        <w:t xml:space="preserve"> </w:t>
-      </w:r>
-      <w:r>
-        <w:t xml:space="preserve">그레이스: 모든 시술자에게 한국어 베이라 레디 교육, 무료로. 모든 시술실에 응급 키트. 한국어 핫라인 24시간 운영이라, 원장님 의사들이 새벽 3시에 혈관 폐색을 혼자 마주할 일이 없어요. 벨라케어는 주사기를 팔죠. 저희는 안전 시스템을 제안하는 거예요.</w:t>
-      </w:r>
-    </w:p>
-    <w:p>
-      <w:pPr>
-        <w:numPr>
-          <w:ilvl w:val="0"/>
-          <w:numId w:val="1002"/>
-        </w:numPr>
+    </w:p>
+    <w:p>
+      <w:pPr>
+        <w:pStyle w:val="BodyText"/>
       </w:pPr>
       <w:r>
         <w:t xml:space="preserve">ZOE: And serial scanning. Every syringe traced. If a regulator asks, you have the answer in one minute.</w:t>
       </w:r>
-      <w:r>
-        <w:t xml:space="preserve"> </w:t>
-      </w:r>
-      <w:r>
-        <w:t xml:space="preserve">조이: 그리고 일련번호 스캔. 모든 주사기 추적. 규제 기관이 물으면 1분 안에 답할 수 있어요.</w:t>
-      </w:r>
-    </w:p>
-    <w:p>
-      <w:pPr>
-        <w:numPr>
-          <w:ilvl w:val="0"/>
-          <w:numId w:val="1002"/>
-        </w:numPr>
+    </w:p>
+    <w:p>
+      <w:pPr>
+        <w:pStyle w:val="BodyText"/>
       </w:pPr>
       <w:r>
         <w:t xml:space="preserve">BAE: Bellacare offers a free lunch and a calendar.</w:t>
       </w:r>
-      <w:r>
-        <w:t xml:space="preserve"> </w:t>
-      </w:r>
-      <w:r>
-        <w:t xml:space="preserve">배승호: 벨라케어는 공짜 점심이랑 달력을 줘요.</w:t>
-      </w:r>
-    </w:p>
-    <w:p>
-      <w:pPr>
-        <w:numPr>
-          <w:ilvl w:val="0"/>
-          <w:numId w:val="1002"/>
-        </w:numPr>
+    </w:p>
+    <w:p>
+      <w:pPr>
+        <w:pStyle w:val="BodyText"/>
       </w:pPr>
       <w:r>
         <w:t xml:space="preserve">GRACE: Then the comparison is a calendar versus a hotline at three a.m.</w:t>
       </w:r>
-      <w:r>
-        <w:t xml:space="preserve"> </w:t>
-      </w:r>
-      <w:r>
-        <w:t xml:space="preserve">그레이스: 그럼 비교는 달력 대 새벽 3시 핫라인이네요.</w:t>
-      </w:r>
-    </w:p>
-    <w:p>
-      <w:pPr>
-        <w:numPr>
-          <w:ilvl w:val="0"/>
-          <w:numId w:val="1002"/>
-        </w:numPr>
+    </w:p>
+    <w:p>
+      <w:pPr>
+        <w:pStyle w:val="BodyText"/>
       </w:pPr>
       <w:r>
         <w:t xml:space="preserve">BAE: …You negotiate like your mother, Ms. Kim. Mr. Park told me about her.</w:t>
       </w:r>
-      <w:r>
-        <w:t xml:space="preserve"> </w:t>
-      </w:r>
-      <w:r>
-        <w:t xml:space="preserve">배승호: …어머님처럼 협상하시네요, 김 지사장. 박 대표가 어머님 얘기 하더군요.</w:t>
-      </w:r>
-    </w:p>
-    <w:p>
-      <w:pPr>
-        <w:numPr>
-          <w:ilvl w:val="0"/>
-          <w:numId w:val="1002"/>
-        </w:numPr>
+    </w:p>
+    <w:p>
+      <w:pPr>
+        <w:pStyle w:val="BodyText"/>
       </w:pPr>
       <w:r>
         <w:t xml:space="preserve">GRACE: Korea is small.</w:t>
       </w:r>
-      <w:r>
-        <w:t xml:space="preserve"> </w:t>
-      </w:r>
-      <w:r>
-        <w:t xml:space="preserve">그레이스: 한국은 좁죠.</w:t>
-      </w:r>
-    </w:p>
-    <w:p>
-      <w:pPr>
-        <w:numPr>
-          <w:ilvl w:val="0"/>
-          <w:numId w:val="1002"/>
-        </w:numPr>
+    </w:p>
+    <w:p>
+      <w:pPr>
+        <w:pStyle w:val="BodyText"/>
       </w:pPr>
       <w:r>
         <w:t xml:space="preserve">BAE: Send me a proposal. Nose, forehead, glabella. Twenty branches. With a number I can show my partners.</w:t>
-      </w:r>
-      <w:r>
-        <w:t xml:space="preserve"> </w:t>
-      </w:r>
-      <w:r>
-        <w:t xml:space="preserve">배승호: 제안서 보내요. 코, 이마, 미간. 지점 20곳. 동업자들한테 보여 줄 수 있는 숫자로.</w:t>
       </w:r>
     </w:p>
     <w:bookmarkEnd w:id="22"/>
@@ -1393,78 +913,39 @@
     </w:p>
     <w:p>
       <w:pPr>
-        <w:numPr>
-          <w:ilvl w:val="0"/>
-          <w:numId w:val="1003"/>
-        </w:numPr>
+        <w:pStyle w:val="FirstParagraph"/>
       </w:pPr>
       <w:r>
         <w:t xml:space="preserve">ZOE: Okay. That was the best meeting I’ve ever lost control of.</w:t>
       </w:r>
-      <w:r>
-        <w:t xml:space="preserve"> </w:t>
-      </w:r>
-      <w:r>
-        <w:t xml:space="preserve">조이: 좋아요. 내가 통제력을 잃은 미팅 중 최고였어요.</w:t>
-      </w:r>
-    </w:p>
-    <w:p>
-      <w:pPr>
-        <w:numPr>
-          <w:ilvl w:val="0"/>
-          <w:numId w:val="1003"/>
-        </w:numPr>
+    </w:p>
+    <w:p>
+      <w:pPr>
+        <w:pStyle w:val="BodyText"/>
       </w:pPr>
       <w:r>
         <w:t xml:space="preserve">GRACE: Risk-zone positioning. Dr. Choi just rewrote our segment strategy in two minutes.</w:t>
       </w:r>
-      <w:r>
-        <w:t xml:space="preserve"> </w:t>
-      </w:r>
-      <w:r>
-        <w:t xml:space="preserve">그레이스: 위험 부위 포지셔닝. 최 원장님이 2분 만에 우리 세그먼트 전략을 다시 썼어요.</w:t>
-      </w:r>
-    </w:p>
-    <w:p>
-      <w:pPr>
-        <w:numPr>
-          <w:ilvl w:val="0"/>
-          <w:numId w:val="1003"/>
-        </w:numPr>
+    </w:p>
+    <w:p>
+      <w:pPr>
+        <w:pStyle w:val="BodyText"/>
       </w:pPr>
       <w:r>
         <w:t xml:space="preserve">HAEUN: And it matches the message test. Can I show you? I finished it last night.</w:t>
       </w:r>
-      <w:r>
-        <w:t xml:space="preserve"> </w:t>
-      </w:r>
-      <w:r>
-        <w:t xml:space="preserve">하은: 그리고 메시지 테스트랑 맞아요. 보여 드려도 돼요? 어젯밤에 끝냈어요.</w:t>
-      </w:r>
-    </w:p>
-    <w:p>
-      <w:pPr>
-        <w:numPr>
-          <w:ilvl w:val="0"/>
-          <w:numId w:val="1003"/>
-        </w:numPr>
+    </w:p>
+    <w:p>
+      <w:pPr>
+        <w:pStyle w:val="BodyText"/>
       </w:pPr>
       <w:r>
         <w:t xml:space="preserve">ZOE: Please.</w:t>
       </w:r>
-      <w:r>
-        <w:t xml:space="preserve"> </w:t>
-      </w:r>
-      <w:r>
-        <w:t xml:space="preserve">조이: 부탁해요.</w:t>
-      </w:r>
-    </w:p>
-    <w:p>
-      <w:pPr>
-        <w:numPr>
-          <w:ilvl w:val="0"/>
-          <w:numId w:val="1003"/>
-        </w:numPr>
+    </w:p>
+    <w:p>
+      <w:pPr>
+        <w:pStyle w:val="BodyText"/>
       </w:pPr>
       <w:r>
         <w:t xml:space="preserve">HAEUN: Doctors, two hundred. Their favourite:</w:t>
@@ -1487,11 +968,13 @@
       <w:r>
         <w:t xml:space="preserve">Confidence. Not fear.</w:t>
       </w:r>
-      <w:r>
-        <w:t xml:space="preserve"> </w:t>
-      </w:r>
-      <w:r>
-        <w:t xml:space="preserve">하은: 의사 200명. 가장 좋아한 건:</w:t>
+    </w:p>
+    <w:p>
+      <w:pPr>
+        <w:pStyle w:val="BodyText"/>
+      </w:pPr>
+      <w:r>
+        <w:t xml:space="preserve">GRACE: And consumers, one thousand. Their favourite:</w:t>
       </w:r>
       <w:r>
         <w:t xml:space="preserve"> </w:t>
@@ -1500,27 +983,18 @@
         <w:t xml:space="preserve">“</w:t>
       </w:r>
       <w:r>
-        <w:t xml:space="preserve">밤에 편히 잘 수 있게 해 주는 필러.</w:t>
+        <w:t xml:space="preserve">Natural now. Reversible always.</w:t>
       </w:r>
       <w:r>
         <w:t xml:space="preserve">”</w:t>
       </w:r>
-      <w:r>
-        <w:t xml:space="preserve"> </w:t>
-      </w:r>
-      <w:r>
-        <w:t xml:space="preserve">자신감. 두려움 말고.</w:t>
-      </w:r>
-    </w:p>
-    <w:p>
-      <w:pPr>
-        <w:numPr>
-          <w:ilvl w:val="0"/>
-          <w:numId w:val="1003"/>
-        </w:numPr>
-      </w:pPr>
-      <w:r>
-        <w:t xml:space="preserve">GRACE: And consumers, one thousand. Their favourite:</w:t>
+    </w:p>
+    <w:p>
+      <w:pPr>
+        <w:pStyle w:val="BodyText"/>
+      </w:pPr>
+      <w:r>
+        <w:t xml:space="preserve">ZOE:</w:t>
       </w:r>
       <w:r>
         <w:t xml:space="preserve"> </w:t>
@@ -1538,7 +1012,15 @@
         <w:t xml:space="preserve"> </w:t>
       </w:r>
       <w:r>
-        <w:t xml:space="preserve">그레이스: 그리고 소비자 1,000명. 가장 좋아한 건:</w:t>
+        <w:t xml:space="preserve">That’s better than anything I wrote for America.</w:t>
+      </w:r>
+    </w:p>
+    <w:p>
+      <w:pPr>
+        <w:pStyle w:val="BodyText"/>
+      </w:pPr>
+      <w:r>
+        <w:t xml:space="preserve">GRACE: Because</w:t>
       </w:r>
       <w:r>
         <w:t xml:space="preserve"> </w:t>
@@ -1547,21 +1029,72 @@
         <w:t xml:space="preserve">“</w:t>
       </w:r>
       <w:r>
-        <w:t xml:space="preserve">지금은 자연스럽게. 언제나 되돌릴 수 있게.</w:t>
+        <w:t xml:space="preserve">natural</w:t>
       </w:r>
       <w:r>
         <w:t xml:space="preserve">”</w:t>
       </w:r>
-    </w:p>
-    <w:p>
-      <w:pPr>
-        <w:numPr>
-          <w:ilvl w:val="0"/>
-          <w:numId w:val="1003"/>
-        </w:numPr>
-      </w:pPr>
-      <w:r>
-        <w:t xml:space="preserve">ZOE:</w:t>
+      <w:r>
+        <w:t xml:space="preserve"> </w:t>
+      </w:r>
+      <w:r>
+        <w:t xml:space="preserve">is the most important word in Korean aesthetics. We put our proof after it.</w:t>
+      </w:r>
+    </w:p>
+    <w:p>
+      <w:pPr>
+        <w:pStyle w:val="BodyText"/>
+      </w:pPr>
+      <w:r>
+        <w:t xml:space="preserve">ZOE: Value proposition. Doctors: sleep at night. Patients: natural and reversible. Clinic owners: fewer midnight calls.</w:t>
+      </w:r>
+    </w:p>
+    <w:p>
+      <w:pPr>
+        <w:pStyle w:val="BodyText"/>
+      </w:pPr>
+      <w:r>
+        <w:t xml:space="preserve">HAEUN: Our guest is here. Seo Yuna.</w:t>
+      </w:r>
+    </w:p>
+    <w:p>
+      <w:pPr>
+        <w:pStyle w:val="BodyText"/>
+      </w:pPr>
+      <w:r>
+        <w:t xml:space="preserve">YUNA: Hello! Sorry I’m late. Traffic in Gangnam is a crime. Literally, there should be a law.</w:t>
+      </w:r>
+    </w:p>
+    <w:p>
+      <w:pPr>
+        <w:pStyle w:val="BodyText"/>
+      </w:pPr>
+      <w:r>
+        <w:t xml:space="preserve">ZOE: Thank you for coming. Three point two million subscribers. You’re the biggest name on our list.</w:t>
+      </w:r>
+    </w:p>
+    <w:p>
+      <w:pPr>
+        <w:pStyle w:val="BodyText"/>
+      </w:pPr>
+      <w:r>
+        <w:t xml:space="preserve">YUNA: You’re the only filler brand that didn’t send me a free treatment. That’s why I came.</w:t>
+      </w:r>
+    </w:p>
+    <w:p>
+      <w:pPr>
+        <w:pStyle w:val="BodyText"/>
+      </w:pPr>
+      <w:r>
+        <w:t xml:space="preserve">GRACE: We can’t. Korean medical law. No treatment testimonials in advertising. Not even from influencers.</w:t>
+      </w:r>
+    </w:p>
+    <w:p>
+      <w:pPr>
+        <w:pStyle w:val="BodyText"/>
+      </w:pPr>
+      <w:r>
+        <w:t xml:space="preserve">ZOE: In America, that’s the whole influencer model.</w:t>
       </w:r>
       <w:r>
         <w:t xml:space="preserve"> </w:t>
@@ -1570,22 +1103,50 @@
         <w:t xml:space="preserve">“</w:t>
       </w:r>
       <w:r>
-        <w:t xml:space="preserve">Natural now. Reversible always.</w:t>
+        <w:t xml:space="preserve">I tried it, I love it.</w:t>
       </w:r>
       <w:r>
         <w:t xml:space="preserve">”</w:t>
       </w:r>
-      <w:r>
-        <w:t xml:space="preserve"> </w:t>
-      </w:r>
-      <w:r>
-        <w:t xml:space="preserve">That’s better than anything I wrote for America.</w:t>
-      </w:r>
-      <w:r>
-        <w:t xml:space="preserve"> </w:t>
-      </w:r>
-      <w:r>
-        <w:t xml:space="preserve">조이:</w:t>
+    </w:p>
+    <w:p>
+      <w:pPr>
+        <w:pStyle w:val="BodyText"/>
+      </w:pPr>
+      <w:r>
+        <w:t xml:space="preserve">YUNA: In Korea, that gets you a fine. And a lot of angry comments. Both.</w:t>
+      </w:r>
+    </w:p>
+    <w:p>
+      <w:pPr>
+        <w:pStyle w:val="BodyText"/>
+      </w:pPr>
+      <w:r>
+        <w:t xml:space="preserve">GRACE: And medical ads need pre-review. By a committee. Before anything is published.</w:t>
+      </w:r>
+    </w:p>
+    <w:p>
+      <w:pPr>
+        <w:pStyle w:val="BodyText"/>
+      </w:pPr>
+      <w:r>
+        <w:t xml:space="preserve">ZOE: So what can we do? Without a testimonial? Without the brand?</w:t>
+      </w:r>
+    </w:p>
+    <w:p>
+      <w:pPr>
+        <w:pStyle w:val="BodyText"/>
+      </w:pPr>
+      <w:r>
+        <w:t xml:space="preserve">YUNA: Education. My viewers trust me because I don’t sell. I teach. Mostly skincare, sometimes my own mistakes. The moment I start selling a product, I lose the one thing that makes my channel valuable, so whatever we do has to help them even if they never buy anything.</w:t>
+      </w:r>
+    </w:p>
+    <w:p>
+      <w:pPr>
+        <w:pStyle w:val="BodyText"/>
+      </w:pPr>
+      <w:r>
+        <w:t xml:space="preserve">HAEUN: The</w:t>
       </w:r>
       <w:r>
         <w:t xml:space="preserve"> </w:t>
@@ -1594,7 +1155,7 @@
         <w:t xml:space="preserve">“</w:t>
       </w:r>
       <w:r>
-        <w:t xml:space="preserve">지금은 자연스럽게. 언제나 되돌릴 수 있게.</w:t>
+        <w:t xml:space="preserve">Two Questions</w:t>
       </w:r>
       <w:r>
         <w:t xml:space="preserve">”</w:t>
@@ -1603,18 +1164,15 @@
         <w:t xml:space="preserve"> </w:t>
       </w:r>
       <w:r>
-        <w:t xml:space="preserve">내가 미국용으로 쓴 어떤 것보다 낫네요.</w:t>
-      </w:r>
-    </w:p>
-    <w:p>
-      <w:pPr>
-        <w:numPr>
-          <w:ilvl w:val="0"/>
-          <w:numId w:val="1003"/>
-        </w:numPr>
-      </w:pPr>
-      <w:r>
-        <w:t xml:space="preserve">GRACE: Because</w:t>
+        <w:t xml:space="preserve">video? Our idea?</w:t>
+      </w:r>
+    </w:p>
+    <w:p>
+      <w:pPr>
+        <w:pStyle w:val="BodyText"/>
+      </w:pPr>
+      <w:r>
+        <w:t xml:space="preserve">YUNA: I read it.</w:t>
       </w:r>
       <w:r>
         <w:t xml:space="preserve"> </w:t>
@@ -1623,495 +1181,82 @@
         <w:t xml:space="preserve">“</w:t>
       </w:r>
       <w:r>
-        <w:t xml:space="preserve">natural</w:t>
+        <w:t xml:space="preserve">Before any filler, ask two questions. Can it be dissolved? How fast?</w:t>
       </w:r>
       <w:r>
         <w:t xml:space="preserve">”</w:t>
       </w:r>
-      <w:r>
-        <w:t xml:space="preserve"> </w:t>
-      </w:r>
-      <w:r>
-        <w:t xml:space="preserve">is the most important word in Korean aesthetics. We put our proof after it.</w:t>
-      </w:r>
-      <w:r>
-        <w:t xml:space="preserve"> </w:t>
-      </w:r>
-      <w:r>
-        <w:t xml:space="preserve">그레이스:</w:t>
-      </w:r>
-      <w:r>
-        <w:t xml:space="preserve"> </w:t>
-      </w:r>
-      <w:r>
-        <w:t xml:space="preserve">“</w:t>
-      </w:r>
-      <w:r>
-        <w:t xml:space="preserve">자연스러움</w:t>
-      </w:r>
-      <w:r>
-        <w:t xml:space="preserve">”</w:t>
-      </w:r>
-      <w:r>
-        <w:t xml:space="preserve">이 한국 미용에서 가장 중요한 단어니까요. 우리 근거를 그 뒤에 놓은 거고요.</w:t>
-      </w:r>
-    </w:p>
-    <w:p>
-      <w:pPr>
-        <w:numPr>
-          <w:ilvl w:val="0"/>
-          <w:numId w:val="1003"/>
-        </w:numPr>
-      </w:pPr>
-      <w:r>
-        <w:t xml:space="preserve">ZOE: Value proposition. Doctors: sleep at night. Patients: natural and reversible. Clinic owners: fewer midnight calls.</w:t>
-      </w:r>
-      <w:r>
-        <w:t xml:space="preserve"> </w:t>
-      </w:r>
-      <w:r>
-        <w:t xml:space="preserve">조이: 가치 제안. 의사: 밤에 편히 자기. 환자: 자연스럽고 되돌릴 수 있음. 클리닉 원장: 자정 전화 감소.</w:t>
-      </w:r>
-    </w:p>
-    <w:p>
-      <w:pPr>
-        <w:numPr>
-          <w:ilvl w:val="0"/>
-          <w:numId w:val="1003"/>
-        </w:numPr>
-      </w:pPr>
-      <w:r>
-        <w:t xml:space="preserve">HAEUN: Our guest is here. Seo Yuna.</w:t>
-      </w:r>
-      <w:r>
-        <w:t xml:space="preserve"> </w:t>
-      </w:r>
-      <w:r>
-        <w:t xml:space="preserve">하은: 손님 오셨어요. 서유나 씨.</w:t>
-      </w:r>
-    </w:p>
-    <w:p>
-      <w:pPr>
-        <w:numPr>
-          <w:ilvl w:val="0"/>
-          <w:numId w:val="1003"/>
-        </w:numPr>
-      </w:pPr>
-      <w:r>
-        <w:t xml:space="preserve">YUNA: Hello! Sorry I’m late. Traffic in Gangnam is a crime. Literally, there should be a law.</w:t>
-      </w:r>
-      <w:r>
-        <w:t xml:space="preserve"> </w:t>
-      </w:r>
-      <w:r>
-        <w:t xml:space="preserve">유나: 안녕하세요! 늦어서 죄송해요. 강남 교통은 범죄예요. 진짜로, 법이 있어야 해요.</w:t>
-      </w:r>
-    </w:p>
-    <w:p>
-      <w:pPr>
-        <w:numPr>
-          <w:ilvl w:val="0"/>
-          <w:numId w:val="1003"/>
-        </w:numPr>
-      </w:pPr>
-      <w:r>
-        <w:t xml:space="preserve">ZOE: Thank you for coming. Three point two million subscribers. You’re the biggest name on our list.</w:t>
-      </w:r>
-      <w:r>
-        <w:t xml:space="preserve"> </w:t>
-      </w:r>
-      <w:r>
-        <w:t xml:space="preserve">조이: 와 주셔서 감사해요. 구독자 320만. 우리 목록에서 가장 큰 이름이에요.</w:t>
-      </w:r>
-    </w:p>
-    <w:p>
-      <w:pPr>
-        <w:numPr>
-          <w:ilvl w:val="0"/>
-          <w:numId w:val="1003"/>
-        </w:numPr>
-      </w:pPr>
-      <w:r>
-        <w:t xml:space="preserve">YUNA: You’re the only filler brand that didn’t send me a free treatment. That’s why I came.</w:t>
-      </w:r>
-      <w:r>
-        <w:t xml:space="preserve"> </w:t>
-      </w:r>
-      <w:r>
-        <w:t xml:space="preserve">유나: 무료 시술을 보내지 않은 유일한 필러 브랜드예요. 그래서 왔어요.</w:t>
-      </w:r>
-    </w:p>
-    <w:p>
-      <w:pPr>
-        <w:numPr>
-          <w:ilvl w:val="0"/>
-          <w:numId w:val="1003"/>
-        </w:numPr>
-      </w:pPr>
-      <w:r>
-        <w:t xml:space="preserve">GRACE: We can’t. Korean medical law. No treatment testimonials in advertising. Not even from influencers.</w:t>
-      </w:r>
-      <w:r>
-        <w:t xml:space="preserve"> </w:t>
-      </w:r>
-      <w:r>
-        <w:t xml:space="preserve">그레이스: 할 수가 없어요. 한국 의료법. 광고에 시술 경험담 금지. 인플루언서도요.</w:t>
-      </w:r>
-    </w:p>
-    <w:p>
-      <w:pPr>
-        <w:numPr>
-          <w:ilvl w:val="0"/>
-          <w:numId w:val="1003"/>
-        </w:numPr>
-      </w:pPr>
-      <w:r>
-        <w:t xml:space="preserve">ZOE: In America, that’s the whole influencer model.</w:t>
-      </w:r>
-      <w:r>
-        <w:t xml:space="preserve"> </w:t>
-      </w:r>
-      <w:r>
-        <w:t xml:space="preserve">“</w:t>
-      </w:r>
-      <w:r>
-        <w:t xml:space="preserve">I tried it, I love it.</w:t>
-      </w:r>
-      <w:r>
-        <w:t xml:space="preserve">”</w:t>
-      </w:r>
-      <w:r>
-        <w:t xml:space="preserve"> </w:t>
-      </w:r>
-      <w:r>
-        <w:t xml:space="preserve">조이: 미국에선 그게 인플루언서 모델의 전부예요.</w:t>
-      </w:r>
-      <w:r>
-        <w:t xml:space="preserve"> </w:t>
-      </w:r>
-      <w:r>
-        <w:t xml:space="preserve">“</w:t>
-      </w:r>
-      <w:r>
-        <w:t xml:space="preserve">써 봤어요, 좋아요.</w:t>
-      </w:r>
-      <w:r>
-        <w:t xml:space="preserve">”</w:t>
-      </w:r>
-    </w:p>
-    <w:p>
-      <w:pPr>
-        <w:numPr>
-          <w:ilvl w:val="0"/>
-          <w:numId w:val="1003"/>
-        </w:numPr>
-      </w:pPr>
-      <w:r>
-        <w:t xml:space="preserve">YUNA: In Korea, that gets you a fine. And a lot of angry comments. Both.</w:t>
-      </w:r>
-      <w:r>
-        <w:t xml:space="preserve"> </w:t>
-      </w:r>
-      <w:r>
-        <w:t xml:space="preserve">유나: 한국에선 그러면 벌금 받아요. 그리고 엄청난 악플도. 둘 다.</w:t>
-      </w:r>
-    </w:p>
-    <w:p>
-      <w:pPr>
-        <w:numPr>
-          <w:ilvl w:val="0"/>
-          <w:numId w:val="1003"/>
-        </w:numPr>
-      </w:pPr>
-      <w:r>
-        <w:t xml:space="preserve">GRACE: And medical ads need pre-review. By a committee. Before anything is published.</w:t>
-      </w:r>
-      <w:r>
-        <w:t xml:space="preserve"> </w:t>
-      </w:r>
-      <w:r>
-        <w:t xml:space="preserve">그레이스: 그리고 의료 광고는 사전 심의가 필요해요. 위원회에서. 게시 전에.</w:t>
-      </w:r>
-    </w:p>
-    <w:p>
-      <w:pPr>
-        <w:numPr>
-          <w:ilvl w:val="0"/>
-          <w:numId w:val="1003"/>
-        </w:numPr>
-      </w:pPr>
-      <w:r>
-        <w:t xml:space="preserve">ZOE: So what can we do? Without a testimonial? Without the brand?</w:t>
-      </w:r>
-      <w:r>
-        <w:t xml:space="preserve"> </w:t>
-      </w:r>
-      <w:r>
-        <w:t xml:space="preserve">조이: 그럼 뭘 할 수 있어요? 경험담 없이? 브랜드 없이?</w:t>
-      </w:r>
-    </w:p>
-    <w:p>
-      <w:pPr>
-        <w:numPr>
-          <w:ilvl w:val="0"/>
-          <w:numId w:val="1003"/>
-        </w:numPr>
-      </w:pPr>
-      <w:r>
-        <w:t xml:space="preserve">YUNA: Education. My viewers trust me because I don’t sell. I teach. Mostly skincare, sometimes my own mistakes. The moment I start selling a product, I lose the one thing that makes my channel valuable, so whatever we do has to help them even if they never buy anything.</w:t>
-      </w:r>
-      <w:r>
-        <w:t xml:space="preserve"> </w:t>
-      </w:r>
-      <w:r>
-        <w:t xml:space="preserve">유나: 교육이요. 시청자들이 날 믿는 건 내가 안 팔기 때문이에요. 가르치죠. 주로 스킨케어, 가끔은 내 실수도요. 제품을 팔기 시작하는 순간 내 채널을 가치 있게 만드는 단 하나를 잃어요. 그러니 뭘 하든, 시청자들이 아무것도 안 사더라도 도움이 되는 거여야 해요.</w:t>
-      </w:r>
-    </w:p>
-    <w:p>
-      <w:pPr>
-        <w:numPr>
-          <w:ilvl w:val="0"/>
-          <w:numId w:val="1003"/>
-        </w:numPr>
-      </w:pPr>
-      <w:r>
-        <w:t xml:space="preserve">HAEUN: The</w:t>
-      </w:r>
-      <w:r>
-        <w:t xml:space="preserve"> </w:t>
-      </w:r>
-      <w:r>
-        <w:t xml:space="preserve">“</w:t>
-      </w:r>
-      <w:r>
-        <w:t xml:space="preserve">Two Questions</w:t>
-      </w:r>
-      <w:r>
-        <w:t xml:space="preserve">”</w:t>
-      </w:r>
-      <w:r>
-        <w:t xml:space="preserve"> </w:t>
-      </w:r>
-      <w:r>
-        <w:t xml:space="preserve">video? Our idea?</w:t>
-      </w:r>
-      <w:r>
-        <w:t xml:space="preserve"> </w:t>
-      </w:r>
-      <w:r>
-        <w:t xml:space="preserve">하은:</w:t>
-      </w:r>
-      <w:r>
-        <w:t xml:space="preserve"> </w:t>
-      </w:r>
-      <w:r>
-        <w:t xml:space="preserve">“</w:t>
-      </w:r>
-      <w:r>
-        <w:t xml:space="preserve">두 가지 질문</w:t>
-      </w:r>
-      <w:r>
-        <w:t xml:space="preserve">”</w:t>
-      </w:r>
-      <w:r>
-        <w:t xml:space="preserve"> </w:t>
-      </w:r>
-      <w:r>
-        <w:t xml:space="preserve">영상? 우리 아이디어?</w:t>
-      </w:r>
-    </w:p>
-    <w:p>
-      <w:pPr>
-        <w:numPr>
-          <w:ilvl w:val="0"/>
-          <w:numId w:val="1003"/>
-        </w:numPr>
-      </w:pPr>
-      <w:r>
-        <w:t xml:space="preserve">YUNA: I read it.</w:t>
-      </w:r>
-      <w:r>
-        <w:t xml:space="preserve"> </w:t>
-      </w:r>
-      <w:r>
-        <w:t xml:space="preserve">“</w:t>
-      </w:r>
-      <w:r>
-        <w:t xml:space="preserve">Before any filler, ask two questions. Can it be dissolved? How fast?</w:t>
-      </w:r>
-      <w:r>
-        <w:t xml:space="preserve">”</w:t>
-      </w:r>
-      <w:r>
-        <w:t xml:space="preserve"> </w:t>
-      </w:r>
-      <w:r>
-        <w:t xml:space="preserve">유나: 읽었어요.</w:t>
-      </w:r>
-      <w:r>
-        <w:t xml:space="preserve"> </w:t>
-      </w:r>
-      <w:r>
-        <w:t xml:space="preserve">“</w:t>
-      </w:r>
-      <w:r>
-        <w:t xml:space="preserve">필러 전에 두 가지를 물어보세요. 녹일 수 있나요? 얼마나 빨리요?</w:t>
-      </w:r>
-      <w:r>
-        <w:t xml:space="preserve">”</w:t>
-      </w:r>
-    </w:p>
-    <w:p>
-      <w:pPr>
-        <w:numPr>
-          <w:ilvl w:val="0"/>
-          <w:numId w:val="1003"/>
-        </w:numPr>
+    </w:p>
+    <w:p>
+      <w:pPr>
+        <w:pStyle w:val="BodyText"/>
       </w:pPr>
       <w:r>
         <w:t xml:space="preserve">ZOE: No brand name. Just the questions. Like London.</w:t>
       </w:r>
-      <w:r>
-        <w:t xml:space="preserve"> </w:t>
-      </w:r>
-      <w:r>
-        <w:t xml:space="preserve">조이: 브랜드명 없이. 질문만. 런던처럼.</w:t>
-      </w:r>
-    </w:p>
-    <w:p>
-      <w:pPr>
-        <w:numPr>
-          <w:ilvl w:val="0"/>
-          <w:numId w:val="1003"/>
-        </w:numPr>
+    </w:p>
+    <w:p>
+      <w:pPr>
+        <w:pStyle w:val="BodyText"/>
       </w:pPr>
       <w:r>
         <w:t xml:space="preserve">YUNA: And I’ll tell my own story. Not a testimonial. A warning. Three years ago. My forehead.</w:t>
       </w:r>
-      <w:r>
-        <w:t xml:space="preserve"> </w:t>
-      </w:r>
-      <w:r>
-        <w:t xml:space="preserve">유나: 그리고 내 이야기를 할게요. 경험담 말고. 경고. 3년 전. 내 이마.</w:t>
-      </w:r>
-    </w:p>
-    <w:p>
-      <w:pPr>
-        <w:numPr>
-          <w:ilvl w:val="0"/>
-          <w:numId w:val="1003"/>
-        </w:numPr>
+    </w:p>
+    <w:p>
+      <w:pPr>
+        <w:pStyle w:val="BodyText"/>
       </w:pPr>
       <w:r>
         <w:t xml:space="preserve">GRACE: You had a complication?</w:t>
       </w:r>
-      <w:r>
-        <w:t xml:space="preserve"> </w:t>
-      </w:r>
-      <w:r>
-        <w:t xml:space="preserve">그레이스: 합병증이 있었어요?</w:t>
-      </w:r>
-    </w:p>
-    <w:p>
-      <w:pPr>
-        <w:numPr>
-          <w:ilvl w:val="0"/>
-          <w:numId w:val="1003"/>
-        </w:numPr>
+    </w:p>
+    <w:p>
+      <w:pPr>
+        <w:pStyle w:val="BodyText"/>
       </w:pPr>
       <w:r>
         <w:t xml:space="preserve">YUNA: The skin went grey, right here, and I was terrified. My doctor recognised it and dissolved it fast, so I was lucky. But I never asked about dissolving before the treatment. Most of my viewers won’t ask that question either.</w:t>
       </w:r>
-      <w:r>
-        <w:t xml:space="preserve"> </w:t>
-      </w:r>
-      <w:r>
-        <w:t xml:space="preserve">유나: 피부가 회색이 됐어요, 바로 여기. 너무 무서웠어요. 의사가 알아보고 빨리 녹여 줘서 운이 좋았죠. 그런데 시술 전에 녹일 수 있는지는 한 번도 안 물어봤어요. 시청자 대부분도 그 질문은 안 할 거예요.</w:t>
-      </w:r>
-    </w:p>
-    <w:p>
-      <w:pPr>
-        <w:numPr>
-          <w:ilvl w:val="0"/>
-          <w:numId w:val="1003"/>
-        </w:numPr>
+    </w:p>
+    <w:p>
+      <w:pPr>
+        <w:pStyle w:val="BodyText"/>
       </w:pPr>
       <w:r>
         <w:t xml:space="preserve">ZOE: You’ve never told your viewers?</w:t>
       </w:r>
-      <w:r>
-        <w:t xml:space="preserve"> </w:t>
-      </w:r>
-      <w:r>
-        <w:t xml:space="preserve">조이: 시청자들한테 말한 적 없어요?</w:t>
-      </w:r>
-    </w:p>
-    <w:p>
-      <w:pPr>
-        <w:numPr>
-          <w:ilvl w:val="0"/>
-          <w:numId w:val="1003"/>
-        </w:numPr>
+    </w:p>
+    <w:p>
+      <w:pPr>
+        <w:pStyle w:val="BodyText"/>
       </w:pPr>
       <w:r>
         <w:t xml:space="preserve">YUNA: I was ashamed. Beauty people aren’t supposed to have accidents. That’s the problem, isn’t it?</w:t>
       </w:r>
-      <w:r>
-        <w:t xml:space="preserve"> </w:t>
-      </w:r>
-      <w:r>
-        <w:t xml:space="preserve">유나: 부끄러웠어요. 뷰티하는 사람은 사고가 나면 안 되잖아요. 그게 문제죠, 그렇죠?</w:t>
-      </w:r>
-    </w:p>
-    <w:p>
-      <w:pPr>
-        <w:numPr>
-          <w:ilvl w:val="0"/>
-          <w:numId w:val="1003"/>
-        </w:numPr>
+    </w:p>
+    <w:p>
+      <w:pPr>
+        <w:pStyle w:val="BodyText"/>
       </w:pPr>
       <w:r>
         <w:t xml:space="preserve">GRACE: That’s exactly the problem. Safety is assumed. Until it isn’t.</w:t>
       </w:r>
-      <w:r>
-        <w:t xml:space="preserve"> </w:t>
-      </w:r>
-      <w:r>
-        <w:t xml:space="preserve">그레이스: 그게 정확히 문제예요. 안전은 당연시되죠. 아닐 때까지는.</w:t>
-      </w:r>
-    </w:p>
-    <w:p>
-      <w:pPr>
-        <w:numPr>
-          <w:ilvl w:val="0"/>
-          <w:numId w:val="1003"/>
-        </w:numPr>
+    </w:p>
+    <w:p>
+      <w:pPr>
+        <w:pStyle w:val="BodyText"/>
       </w:pPr>
       <w:r>
         <w:t xml:space="preserve">YUNA: Pay me for the education video. Not for selling. And send it to the review committee first.</w:t>
       </w:r>
-      <w:r>
-        <w:t xml:space="preserve"> </w:t>
-      </w:r>
-      <w:r>
-        <w:t xml:space="preserve">유나: 교육 영상에 돈을 주세요. 판매가 아니라. 그리고 먼저 심의 위원회에 보내고요.</w:t>
-      </w:r>
-    </w:p>
-    <w:p>
-      <w:pPr>
-        <w:numPr>
-          <w:ilvl w:val="0"/>
-          <w:numId w:val="1003"/>
-        </w:numPr>
+    </w:p>
+    <w:p>
+      <w:pPr>
+        <w:pStyle w:val="BodyText"/>
       </w:pPr>
       <w:r>
         <w:t xml:space="preserve">ZOE: Deal. Grace, legal review tomorrow. Yuna, you just became my favourite person in Korea.</w:t>
-      </w:r>
-      <w:r>
-        <w:t xml:space="preserve"> </w:t>
-      </w:r>
-      <w:r>
-        <w:t xml:space="preserve">조이: 좋아요. 그레이스, 내일 법무 검토. 유나 씨, 방금 한국에서 제일 좋아하는 사람이 됐어요.</w:t>
       </w:r>
     </w:p>
     <w:bookmarkEnd w:id="23"/>
@@ -2126,367 +1271,175 @@
     </w:p>
     <w:p>
       <w:pPr>
-        <w:numPr>
-          <w:ilvl w:val="0"/>
-          <w:numId w:val="1004"/>
-        </w:numPr>
+        <w:pStyle w:val="FirstParagraph"/>
       </w:pPr>
       <w:r>
         <w:t xml:space="preserve">NOAH: Morning, Austin. Evening, Seoul. Grace, the price question. Where are we?</w:t>
       </w:r>
-      <w:r>
-        <w:t xml:space="preserve"> </w:t>
-      </w:r>
-      <w:r>
-        <w:t xml:space="preserve">노아: 오스틴은 아침. 서울은 저녁. 그레이스, 가격 문제. 어디까지 왔어요?</w:t>
-      </w:r>
-    </w:p>
-    <w:p>
-      <w:pPr>
-        <w:numPr>
-          <w:ilvl w:val="0"/>
-          <w:numId w:val="1004"/>
-        </w:numPr>
+    </w:p>
+    <w:p>
+      <w:pPr>
+        <w:pStyle w:val="BodyText"/>
       </w:pPr>
       <w:r>
         <w:t xml:space="preserve">GRACE: Two options. Cut to one-forty for everyone and fight Bellacare. Or hold two-thirty, and win the risk zones.</w:t>
       </w:r>
-      <w:r>
-        <w:t xml:space="preserve"> </w:t>
-      </w:r>
-      <w:r>
-        <w:t xml:space="preserve">그레이스: 두 가지 안. 전체를 14만으로 내리고 벨라케어와 싸우거나. 아니면 23만을 지키고, 위험 부위를 이기거나.</w:t>
-      </w:r>
-    </w:p>
-    <w:p>
-      <w:pPr>
-        <w:numPr>
-          <w:ilvl w:val="0"/>
-          <w:numId w:val="1004"/>
-        </w:numPr>
+    </w:p>
+    <w:p>
+      <w:pPr>
+        <w:pStyle w:val="BodyText"/>
       </w:pPr>
       <w:r>
         <w:t xml:space="preserve">PAUL: Here are the numbers. Cutting to one-forty, volume goes up about forty percent, which sounds great. But gross margin falls from seventy-eight to sixty-one, and that’s before we pay for free training and the hotline. We’d be selling much more and earning less on every syringe.</w:t>
       </w:r>
-      <w:r>
-        <w:t xml:space="preserve"> </w:t>
-      </w:r>
-      <w:r>
-        <w:t xml:space="preserve">폴: 숫자 말씀드릴게요. 14만으로 내리면 물량이 약 40% 늘어요. 근사하게 들리죠. 하지만 매출총이익률이 78%에서 61%로 떨어지고, 그것도 무료 교육과 핫라인 비용을 내기 전이에요. 훨씬 많이 팔면서 주사기 하나당 덜 버는 거예요.</w:t>
-      </w:r>
-    </w:p>
-    <w:p>
-      <w:pPr>
-        <w:numPr>
-          <w:ilvl w:val="0"/>
-          <w:numId w:val="1004"/>
-        </w:numPr>
+    </w:p>
+    <w:p>
+      <w:pPr>
+        <w:pStyle w:val="BodyText"/>
       </w:pPr>
       <w:r>
         <w:t xml:space="preserve">GRACE: And it resets the price in every market. Japan will hear about it. So will the UK.</w:t>
       </w:r>
-      <w:r>
-        <w:t xml:space="preserve"> </w:t>
-      </w:r>
-      <w:r>
-        <w:t xml:space="preserve">그레이스: 그리고 모든 시장의 가격을 리셋해요. 일본이 듣게 될 거예요. 영국도요.</w:t>
-      </w:r>
-    </w:p>
-    <w:p>
-      <w:pPr>
-        <w:numPr>
-          <w:ilvl w:val="0"/>
-          <w:numId w:val="1004"/>
-        </w:numPr>
+    </w:p>
+    <w:p>
+      <w:pPr>
+        <w:pStyle w:val="BodyText"/>
       </w:pPr>
       <w:r>
         <w:t xml:space="preserve">NOAH: And holding two-thirty?</w:t>
       </w:r>
-      <w:r>
-        <w:t xml:space="preserve"> </w:t>
-      </w:r>
-      <w:r>
-        <w:t xml:space="preserve">노아: 그럼 23만을 지키면?</w:t>
-      </w:r>
-    </w:p>
-    <w:p>
-      <w:pPr>
-        <w:numPr>
-          <w:ilvl w:val="0"/>
-          <w:numId w:val="1004"/>
-        </w:numPr>
+    </w:p>
+    <w:p>
+      <w:pPr>
+        <w:pStyle w:val="BodyText"/>
       </w:pPr>
       <w:r>
         <w:t xml:space="preserve">PAUL: Year-one volume, thirty percent below plan. Margin intact. Payback longer. Maybe twenty months.</w:t>
       </w:r>
-      <w:r>
-        <w:t xml:space="preserve"> </w:t>
-      </w:r>
-      <w:r>
-        <w:t xml:space="preserve">폴: 1년 차 물량이 계획보다 30% 아래. 마진은 유지. 회수 기간은 더 길고. 어쩌면 20개월.</w:t>
-      </w:r>
-    </w:p>
-    <w:p>
-      <w:pPr>
-        <w:numPr>
-          <w:ilvl w:val="0"/>
-          <w:numId w:val="1004"/>
-        </w:numPr>
+    </w:p>
+    <w:p>
+      <w:pPr>
+        <w:pStyle w:val="BodyText"/>
       </w:pPr>
       <w:r>
         <w:t xml:space="preserve">NOAH: Bluewater wants a partner signed by Q3. Not volume. A partner. Does Daeyang care about our price?</w:t>
       </w:r>
-      <w:r>
-        <w:t xml:space="preserve"> </w:t>
-      </w:r>
-      <w:r>
-        <w:t xml:space="preserve">노아: 블루워터는 3분기까지 파트너 서명을 원해요. 물량이 아니라. 파트너. 대양이 우리 가격을 신경 쓸까요?</w:t>
-      </w:r>
-    </w:p>
-    <w:p>
-      <w:pPr>
-        <w:numPr>
-          <w:ilvl w:val="0"/>
-          <w:numId w:val="1004"/>
-        </w:numPr>
+    </w:p>
+    <w:p>
+      <w:pPr>
+        <w:pStyle w:val="BodyText"/>
       </w:pPr>
       <w:r>
         <w:t xml:space="preserve">GRACE: Very much. If we cut price now, we bring a cheap brand into the joint venture. Ms. Han would notice.</w:t>
       </w:r>
-      <w:r>
-        <w:t xml:space="preserve"> </w:t>
-      </w:r>
-      <w:r>
-        <w:t xml:space="preserve">그레이스: 아주 많이요. 지금 가격을 내리면 합작법인에 싼 브랜드를 들고 가는 거예요. 한 상무님이 알아챌 거예요.</w:t>
-      </w:r>
-    </w:p>
-    <w:p>
-      <w:pPr>
-        <w:numPr>
-          <w:ilvl w:val="0"/>
-          <w:numId w:val="1004"/>
-        </w:numPr>
+    </w:p>
+    <w:p>
+      <w:pPr>
+        <w:pStyle w:val="BodyText"/>
       </w:pPr>
       <w:r>
         <w:t xml:space="preserve">ZOE: And the premium segment is eighteen percent of volume, thirty-five of value. We don’t need the other eighty-two.</w:t>
       </w:r>
-      <w:r>
-        <w:t xml:space="preserve"> </w:t>
-      </w:r>
-      <w:r>
-        <w:t xml:space="preserve">조이: 그리고 프리미엄 세그먼트는 물량의 18%, 금액의 35%예요. 나머지 82%는 필요 없어요.</w:t>
-      </w:r>
-    </w:p>
-    <w:p>
-      <w:pPr>
-        <w:numPr>
-          <w:ilvl w:val="0"/>
-          <w:numId w:val="1004"/>
-        </w:numPr>
+    </w:p>
+    <w:p>
+      <w:pPr>
+        <w:pStyle w:val="BodyText"/>
       </w:pPr>
       <w:r>
         <w:t xml:space="preserve">NOAH: Here’s the thing. Safety is worth paying for. That’s our whole idea, from the first napkin to this launch. If we cut the price to match Bellacare, we’re telling every doctor in Korea that safety isn’t worth paying for after all, and we can’t take that message back later.</w:t>
       </w:r>
-      <w:r>
-        <w:t xml:space="preserve"> </w:t>
-      </w:r>
-      <w:r>
-        <w:t xml:space="preserve">노아: 요점은 이거예요. 안전은 돈을 낼 가치가 있다. 첫 냅킨부터 이번 출시까지 그게 우리의 전부예요. 벨라케어에 맞춰 가격을 내리면, 한국의 모든 의사에게 결국 안전은 돈을 낼 가치가 없다고 말하는 거고, 그 메시지는 나중에 되돌릴 수 없어요.</w:t>
-      </w:r>
-    </w:p>
-    <w:p>
-      <w:pPr>
-        <w:numPr>
-          <w:ilvl w:val="0"/>
-          <w:numId w:val="1004"/>
-        </w:numPr>
+    </w:p>
+    <w:p>
+      <w:pPr>
+        <w:pStyle w:val="BodyText"/>
       </w:pPr>
       <w:r>
         <w:t xml:space="preserve">PAUL: That’s a values argument. I need a business argument too.</w:t>
       </w:r>
-      <w:r>
-        <w:t xml:space="preserve"> </w:t>
-      </w:r>
-      <w:r>
-        <w:t xml:space="preserve">폴: 그건 가치관 논리예요. 비즈니스 논리도 필요해요.</w:t>
-      </w:r>
-    </w:p>
-    <w:p>
-      <w:pPr>
-        <w:numPr>
-          <w:ilvl w:val="0"/>
-          <w:numId w:val="1004"/>
-        </w:numPr>
+    </w:p>
+    <w:p>
+      <w:pPr>
+        <w:pStyle w:val="BodyText"/>
       </w:pPr>
       <w:r>
         <w:t xml:space="preserve">GRACE: Here’s one. Bellacare dropped to eighty-five last week, and today Ha-eun heard seventy-nine. At that price, they’re almost certainly losing money on every syringe. A price war only works if you can outlast your opponent, and we don’t need to, because we’re not in their race.</w:t>
       </w:r>
-      <w:r>
-        <w:t xml:space="preserve"> </w:t>
-      </w:r>
-      <w:r>
-        <w:t xml:space="preserve">그레이스: 여기 있어요. 벨라케어가 지난주 8만 5천으로 내렸고, 오늘 하은이가 7만 9천이라고 들었어요. 그 가격이면 거의 확실히 주사기마다 손해를 보고 있어요. 가격 전쟁은 상대보다 오래 버틸 수 있을 때만 통하는데, 우린 그럴 필요가 없어요. 그 경주에 들어가 있지 않으니까요.</w:t>
-      </w:r>
-    </w:p>
-    <w:p>
-      <w:pPr>
-        <w:numPr>
-          <w:ilvl w:val="0"/>
-          <w:numId w:val="1004"/>
-        </w:numPr>
+    </w:p>
+    <w:p>
+      <w:pPr>
+        <w:pStyle w:val="BodyText"/>
       </w:pPr>
       <w:r>
         <w:t xml:space="preserve">HAEUN: Their sales rep told me. Off the record. They have six months of cash.</w:t>
       </w:r>
-      <w:r>
-        <w:t xml:space="preserve"> </w:t>
-      </w:r>
-      <w:r>
-        <w:t xml:space="preserve">하은: 그쪽 영업 사원이 말해 줬어요. 비공식으로. 현금이 6개월 치 있대요.</w:t>
-      </w:r>
-    </w:p>
-    <w:p>
-      <w:pPr>
-        <w:numPr>
-          <w:ilvl w:val="0"/>
-          <w:numId w:val="1004"/>
-        </w:numPr>
+    </w:p>
+    <w:p>
+      <w:pPr>
+        <w:pStyle w:val="BodyText"/>
       </w:pPr>
       <w:r>
         <w:t xml:space="preserve">NOAH: Then let them race. We’ll be standing at a finish line they can’t reach.</w:t>
       </w:r>
-      <w:r>
-        <w:t xml:space="preserve"> </w:t>
-      </w:r>
-      <w:r>
-        <w:t xml:space="preserve">노아: 그럼 경주하게 둬요. 우린 그들이 도달할 수 없는 결승선에 서 있을 거예요.</w:t>
-      </w:r>
-    </w:p>
-    <w:p>
-      <w:pPr>
-        <w:numPr>
-          <w:ilvl w:val="0"/>
-          <w:numId w:val="1004"/>
-        </w:numPr>
+    </w:p>
+    <w:p>
+      <w:pPr>
+        <w:pStyle w:val="BodyText"/>
       </w:pPr>
       <w:r>
         <w:t xml:space="preserve">PAUL: Fine. Hold two-thirty. But give me one concession I can model. Something for volume.</w:t>
       </w:r>
-      <w:r>
-        <w:t xml:space="preserve"> </w:t>
-      </w:r>
-      <w:r>
-        <w:t xml:space="preserve">폴: 좋아요. 23만 유지. 하지만 모델에 넣을 양보 하나만 줘요. 물량을 위한 뭔가.</w:t>
-      </w:r>
-    </w:p>
-    <w:p>
-      <w:pPr>
-        <w:numPr>
-          <w:ilvl w:val="0"/>
-          <w:numId w:val="1004"/>
-        </w:numPr>
+    </w:p>
+    <w:p>
+      <w:pPr>
+        <w:pStyle w:val="BodyText"/>
       </w:pPr>
       <w:r>
         <w:t xml:space="preserve">GRACE: Volume tiers. Like the US. Written. Same for everyone. Dr. Bae, twenty branches, six and a half percent.</w:t>
       </w:r>
-      <w:r>
-        <w:t xml:space="preserve"> </w:t>
-      </w:r>
-      <w:r>
-        <w:t xml:space="preserve">그레이스: 볼륨 등급. 미국처럼. 서면으로. 모두에게 동일하게. 배 원장님, 지점 20곳, 6.5%.</w:t>
-      </w:r>
-    </w:p>
-    <w:p>
-      <w:pPr>
-        <w:numPr>
-          <w:ilvl w:val="0"/>
-          <w:numId w:val="1004"/>
-        </w:numPr>
+    </w:p>
+    <w:p>
+      <w:pPr>
+        <w:pStyle w:val="BodyText"/>
       </w:pPr>
       <w:r>
         <w:t xml:space="preserve">PAUL: Two hundred fifteen thousand. Still seventy-six percent margin. I can live with that.</w:t>
       </w:r>
-      <w:r>
-        <w:t xml:space="preserve"> </w:t>
-      </w:r>
-      <w:r>
-        <w:t xml:space="preserve">폴: 21만 5천. 여전히 마진 76%. 그거면 괜찮아요.</w:t>
-      </w:r>
-    </w:p>
-    <w:p>
-      <w:pPr>
-        <w:numPr>
-          <w:ilvl w:val="0"/>
-          <w:numId w:val="1004"/>
-        </w:numPr>
+    </w:p>
+    <w:p>
+      <w:pPr>
+        <w:pStyle w:val="BodyText"/>
       </w:pPr>
       <w:r>
         <w:t xml:space="preserve">NOAH: And one condition. Every Lumi injector certified within sixty days. Or the tier pauses.</w:t>
       </w:r>
-      <w:r>
-        <w:t xml:space="preserve"> </w:t>
-      </w:r>
-      <w:r>
-        <w:t xml:space="preserve">노아: 그리고 조건 하나. 루미 시술자 전원 60일 내 인증. 아니면 등급 일시 중지.</w:t>
-      </w:r>
-    </w:p>
-    <w:p>
-      <w:pPr>
-        <w:numPr>
-          <w:ilvl w:val="0"/>
-          <w:numId w:val="1004"/>
-        </w:numPr>
+    </w:p>
+    <w:p>
+      <w:pPr>
+        <w:pStyle w:val="BodyText"/>
       </w:pPr>
       <w:r>
         <w:t xml:space="preserve">ZOE: Same rule as Glow Collective. Elena will be happy.</w:t>
       </w:r>
-      <w:r>
-        <w:t xml:space="preserve"> </w:t>
-      </w:r>
-      <w:r>
-        <w:t xml:space="preserve">조이: 글로우 콜렉티브와 같은 규칙이네요. 엘레나가 좋아할 거예요.</w:t>
-      </w:r>
-    </w:p>
-    <w:p>
-      <w:pPr>
-        <w:numPr>
-          <w:ilvl w:val="0"/>
-          <w:numId w:val="1004"/>
-        </w:numPr>
+    </w:p>
+    <w:p>
+      <w:pPr>
+        <w:pStyle w:val="BodyText"/>
       </w:pPr>
       <w:r>
         <w:t xml:space="preserve">GRACE: Dr. Bae just replied. I sent the proposal at nine.</w:t>
       </w:r>
-      <w:r>
-        <w:t xml:space="preserve"> </w:t>
-      </w:r>
-      <w:r>
-        <w:t xml:space="preserve">그레이스: 배 원장님이 방금 답했어요. 9시에 제안서를 보냈거든요.</w:t>
-      </w:r>
-    </w:p>
-    <w:p>
-      <w:pPr>
-        <w:numPr>
-          <w:ilvl w:val="0"/>
-          <w:numId w:val="1004"/>
-        </w:numPr>
+    </w:p>
+    <w:p>
+      <w:pPr>
+        <w:pStyle w:val="BodyText"/>
       </w:pPr>
       <w:r>
         <w:t xml:space="preserve">NOAH: And?</w:t>
       </w:r>
-      <w:r>
-        <w:t xml:space="preserve"> </w:t>
-      </w:r>
-      <w:r>
-        <w:t xml:space="preserve">노아: 그래서요?</w:t>
-      </w:r>
-    </w:p>
-    <w:p>
-      <w:pPr>
-        <w:numPr>
-          <w:ilvl w:val="0"/>
-          <w:numId w:val="1004"/>
-        </w:numPr>
+    </w:p>
+    <w:p>
+      <w:pPr>
+        <w:pStyle w:val="BodyText"/>
       </w:pPr>
       <w:r>
         <w:t xml:space="preserve">GRACE:</w:t>
@@ -2503,11 +1456,21 @@
       <w:r>
         <w:t xml:space="preserve">”</w:t>
       </w:r>
-      <w:r>
-        <w:t xml:space="preserve"> </w:t>
-      </w:r>
-      <w:r>
-        <w:t xml:space="preserve">그레이스:</w:t>
+    </w:p>
+    <w:p>
+      <w:pPr>
+        <w:pStyle w:val="BodyText"/>
+      </w:pPr>
+      <w:r>
+        <w:t xml:space="preserve">ZOE: He agreed? Without crying? Without making anyone cry?</w:t>
+      </w:r>
+    </w:p>
+    <w:p>
+      <w:pPr>
+        <w:pStyle w:val="BodyText"/>
+      </w:pPr>
+      <w:r>
+        <w:t xml:space="preserve">HAEUN: There’s more.</w:t>
       </w:r>
       <w:r>
         <w:t xml:space="preserve"> </w:t>
@@ -2516,7 +1479,7 @@
         <w:t xml:space="preserve">“</w:t>
       </w:r>
       <w:r>
-        <w:t xml:space="preserve">21만 5천. 코, 이마, 미간. 지점 20곳. 60일 내 인증. 합의. 벨라케어엔 말하지 마요.</w:t>
+        <w:t xml:space="preserve">P.S. Tell Min-jun he still owes me dinner.</w:t>
       </w:r>
       <w:r>
         <w:t xml:space="preserve">”</w:t>
@@ -2524,77 +1487,10 @@
     </w:p>
     <w:p>
       <w:pPr>
-        <w:numPr>
-          <w:ilvl w:val="0"/>
-          <w:numId w:val="1004"/>
-        </w:numPr>
-      </w:pPr>
-      <w:r>
-        <w:t xml:space="preserve">ZOE: He agreed? Without crying? Without making anyone cry?</w:t>
-      </w:r>
-      <w:r>
-        <w:t xml:space="preserve"> </w:t>
-      </w:r>
-      <w:r>
-        <w:t xml:space="preserve">조이: 합의했어요? 울지도 않고? 아무도 울리지 않고?</w:t>
-      </w:r>
-    </w:p>
-    <w:p>
-      <w:pPr>
-        <w:numPr>
-          <w:ilvl w:val="0"/>
-          <w:numId w:val="1004"/>
-        </w:numPr>
-      </w:pPr>
-      <w:r>
-        <w:t xml:space="preserve">HAEUN: There’s more.</w:t>
-      </w:r>
-      <w:r>
-        <w:t xml:space="preserve"> </w:t>
-      </w:r>
-      <w:r>
-        <w:t xml:space="preserve">“</w:t>
-      </w:r>
-      <w:r>
-        <w:t xml:space="preserve">P.S. Tell Min-jun he still owes me dinner.</w:t>
-      </w:r>
-      <w:r>
-        <w:t xml:space="preserve">”</w:t>
-      </w:r>
-      <w:r>
-        <w:t xml:space="preserve"> </w:t>
-      </w:r>
-      <w:r>
-        <w:t xml:space="preserve">하은: 더 있어요.</w:t>
-      </w:r>
-      <w:r>
-        <w:t xml:space="preserve"> </w:t>
-      </w:r>
-      <w:r>
-        <w:t xml:space="preserve">“</w:t>
-      </w:r>
-      <w:r>
-        <w:t xml:space="preserve">추신. 민준한테 아직 저녁 빚졌다고 전해요.</w:t>
-      </w:r>
-      <w:r>
-        <w:t xml:space="preserve">”</w:t>
-      </w:r>
-    </w:p>
-    <w:p>
-      <w:pPr>
-        <w:numPr>
-          <w:ilvl w:val="0"/>
-          <w:numId w:val="1004"/>
-        </w:numPr>
+        <w:pStyle w:val="BodyText"/>
       </w:pPr>
       <w:r>
         <w:t xml:space="preserve">NOAH: Twenty branches. Premium segment. No price cut. Grace, that’s a launch.</w:t>
-      </w:r>
-      <w:r>
-        <w:t xml:space="preserve"> </w:t>
-      </w:r>
-      <w:r>
-        <w:t xml:space="preserve">노아: 지점 20곳. 프리미엄 세그먼트. 가격 인하 없음. 그레이스, 그게 출시예요.</w:t>
       </w:r>
     </w:p>
     <w:bookmarkEnd w:id="24"/>
@@ -2609,112 +1505,55 @@
     </w:p>
     <w:p>
       <w:pPr>
-        <w:numPr>
-          <w:ilvl w:val="0"/>
-          <w:numId w:val="1005"/>
-        </w:numPr>
+        <w:pStyle w:val="FirstParagraph"/>
       </w:pPr>
       <w:r>
         <w:t xml:space="preserve">GRACE: Two more things. Kenji Sato’s office called. Tokyo. May nineteenth. A meeting about Japan.</w:t>
       </w:r>
-      <w:r>
-        <w:t xml:space="preserve"> </w:t>
-      </w:r>
-      <w:r>
-        <w:t xml:space="preserve">그레이스: 두 가지 더. 사토 겐지 사무실에서 전화 왔어요. 도쿄. 5월 19일. 일본 관련 미팅.</w:t>
-      </w:r>
-    </w:p>
-    <w:p>
-      <w:pPr>
-        <w:numPr>
-          <w:ilvl w:val="0"/>
-          <w:numId w:val="1005"/>
-        </w:numPr>
+    </w:p>
+    <w:p>
+      <w:pPr>
+        <w:pStyle w:val="BodyText"/>
       </w:pPr>
       <w:r>
         <w:t xml:space="preserve">NOAH: The trading company? From IMCAS?</w:t>
       </w:r>
-      <w:r>
-        <w:t xml:space="preserve"> </w:t>
-      </w:r>
-      <w:r>
-        <w:t xml:space="preserve">노아: 그 종합상사? IMCAS에서?</w:t>
-      </w:r>
-    </w:p>
-    <w:p>
-      <w:pPr>
-        <w:numPr>
-          <w:ilvl w:val="0"/>
-          <w:numId w:val="1005"/>
-        </w:numPr>
+    </w:p>
+    <w:p>
+      <w:pPr>
+        <w:pStyle w:val="BodyText"/>
       </w:pPr>
       <w:r>
         <w:t xml:space="preserve">GRACE: No. They saw Seoul. Dr. Choi’s demo is on YouTube. Two hundred thousand views.</w:t>
       </w:r>
-      <w:r>
-        <w:t xml:space="preserve"> </w:t>
-      </w:r>
-      <w:r>
-        <w:t xml:space="preserve">그레이스: 아니요. 서울을 봤대요. 최 원장님 시연이 유튜브에 있어요. 조회 수 20만.</w:t>
-      </w:r>
-    </w:p>
-    <w:p>
-      <w:pPr>
-        <w:numPr>
-          <w:ilvl w:val="0"/>
-          <w:numId w:val="1005"/>
-        </w:numPr>
+    </w:p>
+    <w:p>
+      <w:pPr>
+        <w:pStyle w:val="BodyText"/>
       </w:pPr>
       <w:r>
         <w:t xml:space="preserve">ZOE: Can I go to Tokyo? Please? I’ve never been.</w:t>
       </w:r>
-      <w:r>
-        <w:t xml:space="preserve"> </w:t>
-      </w:r>
-      <w:r>
-        <w:t xml:space="preserve">조이: 도쿄 가도 돼요? 제발요? 한 번도 안 가 봤어요.</w:t>
-      </w:r>
-    </w:p>
-    <w:p>
-      <w:pPr>
-        <w:numPr>
-          <w:ilvl w:val="0"/>
-          <w:numId w:val="1005"/>
-        </w:numPr>
+    </w:p>
+    <w:p>
+      <w:pPr>
+        <w:pStyle w:val="BodyText"/>
       </w:pPr>
       <w:r>
         <w:t xml:space="preserve">GRACE: Bring patience. In Tokyo, nothing will be decided in the meeting itself. Nothing. The real decisions happen before, in small conversations, and the meeting just confirms them. If you push for a yes at the table, you’ll make everyone uncomfortable and go home with less than you came with.</w:t>
       </w:r>
-      <w:r>
-        <w:t xml:space="preserve"> </w:t>
-      </w:r>
-      <w:r>
-        <w:t xml:space="preserve">그레이스: 인내심을 챙겨요. 도쿄에선 회의 자체에서는 아무것도 결정되지 않아요. 아무것도. 진짜 결정은 그 전에 작은 대화들에서 이뤄지고, 회의는 그걸 확인할 뿐이에요. 테이블에서 예스를 밀어붙이면 모두를 불편하게 만들고, 가져온 것보다 적게 들고 돌아가게 될 거예요.</w:t>
-      </w:r>
-    </w:p>
-    <w:p>
-      <w:pPr>
-        <w:numPr>
-          <w:ilvl w:val="0"/>
-          <w:numId w:val="1005"/>
-        </w:numPr>
+    </w:p>
+    <w:p>
+      <w:pPr>
+        <w:pStyle w:val="BodyText"/>
       </w:pPr>
       <w:r>
         <w:t xml:space="preserve">NOAH: And the second thing?</w:t>
       </w:r>
-      <w:r>
-        <w:t xml:space="preserve"> </w:t>
-      </w:r>
-      <w:r>
-        <w:t xml:space="preserve">노아: 그리고 두 번째는요?</w:t>
-      </w:r>
-    </w:p>
-    <w:p>
-      <w:pPr>
-        <w:numPr>
-          <w:ilvl w:val="0"/>
-          <w:numId w:val="1005"/>
-        </w:numPr>
+    </w:p>
+    <w:p>
+      <w:pPr>
+        <w:pStyle w:val="BodyText"/>
       </w:pPr>
       <w:r>
         <w:t xml:space="preserve">PAUL: Not from Grace. From me. Your phone just lit up.</w:t>
@@ -2731,11 +1570,21 @@
       <w:r>
         <w:t xml:space="preserve">”</w:t>
       </w:r>
-      <w:r>
-        <w:t xml:space="preserve"> </w:t>
-      </w:r>
-      <w:r>
-        <w:t xml:space="preserve">폴: 그레이스가 아니라. 나한테서. 당신 전화가 방금 켜졌어요.</w:t>
+    </w:p>
+    <w:p>
+      <w:pPr>
+        <w:pStyle w:val="BodyText"/>
+      </w:pPr>
+      <w:r>
+        <w:t xml:space="preserve">NOAH: Read it.</w:t>
+      </w:r>
+    </w:p>
+    <w:p>
+      <w:pPr>
+        <w:pStyle w:val="BodyText"/>
+      </w:pPr>
+      <w:r>
+        <w:t xml:space="preserve">PAUL:</w:t>
       </w:r>
       <w:r>
         <w:t xml:space="preserve"> </w:t>
@@ -2744,7 +1593,7 @@
         <w:t xml:space="preserve">“</w:t>
       </w:r>
       <w:r>
-        <w:t xml:space="preserve">T.</w:t>
+        <w:t xml:space="preserve">Back from Seoul? Dinner May twenty-eighth. I’m not asking a third time. T.</w:t>
       </w:r>
       <w:r>
         <w:t xml:space="preserve">”</w:t>
@@ -2752,30 +1601,10 @@
     </w:p>
     <w:p>
       <w:pPr>
-        <w:numPr>
-          <w:ilvl w:val="0"/>
-          <w:numId w:val="1005"/>
-        </w:numPr>
-      </w:pPr>
-      <w:r>
-        <w:t xml:space="preserve">NOAH: Read it.</w:t>
-      </w:r>
-      <w:r>
-        <w:t xml:space="preserve"> </w:t>
-      </w:r>
-      <w:r>
-        <w:t xml:space="preserve">노아: 읽어 줘요.</w:t>
-      </w:r>
-    </w:p>
-    <w:p>
-      <w:pPr>
-        <w:numPr>
-          <w:ilvl w:val="0"/>
-          <w:numId w:val="1005"/>
-        </w:numPr>
-      </w:pPr>
-      <w:r>
-        <w:t xml:space="preserve">PAUL:</w:t>
+        <w:pStyle w:val="BodyText"/>
+      </w:pPr>
+      <w:r>
+        <w:t xml:space="preserve">ZOE:</w:t>
       </w:r>
       <w:r>
         <w:t xml:space="preserve"> </w:t>
@@ -2784,7 +1613,7 @@
         <w:t xml:space="preserve">“</w:t>
       </w:r>
       <w:r>
-        <w:t xml:space="preserve">Back from Seoul? Dinner May twenty-eighth. I’m not asking a third time. T.</w:t>
+        <w:t xml:space="preserve">Not asking a third time.</w:t>
       </w:r>
       <w:r>
         <w:t xml:space="preserve">”</w:t>
@@ -2793,7 +1622,39 @@
         <w:t xml:space="preserve"> </w:t>
       </w:r>
       <w:r>
-        <w:t xml:space="preserve">폴:</w:t>
+        <w:t xml:space="preserve">That sounds like a threat.</w:t>
+      </w:r>
+    </w:p>
+    <w:p>
+      <w:pPr>
+        <w:pStyle w:val="BodyText"/>
+      </w:pPr>
+      <w:r>
+        <w:t xml:space="preserve">GRACE: Or an offer. In Korea, the third invitation is the last polite one.</w:t>
+      </w:r>
+    </w:p>
+    <w:p>
+      <w:pPr>
+        <w:pStyle w:val="BodyText"/>
+      </w:pPr>
+      <w:r>
+        <w:t xml:space="preserve">NOAH: Paul, if Tom makes an offer at dinner, I don’t want any confusion later about what I knew and when. I’ll write down whatever he says that same night, and Bluewater hears within forty-eight hours. That’s the rule, right?</w:t>
+      </w:r>
+    </w:p>
+    <w:p>
+      <w:pPr>
+        <w:pStyle w:val="BodyText"/>
+      </w:pPr>
+      <w:r>
+        <w:t xml:space="preserve">PAUL: In writing. Diane already drafted the notice. Just in case.</w:t>
+      </w:r>
+    </w:p>
+    <w:p>
+      <w:pPr>
+        <w:pStyle w:val="BodyText"/>
+      </w:pPr>
+      <w:r>
+        <w:t xml:space="preserve">NOAH: Reply to Tom.</w:t>
       </w:r>
       <w:r>
         <w:t xml:space="preserve"> </w:t>
@@ -2802,21 +1663,24 @@
         <w:t xml:space="preserve">“</w:t>
       </w:r>
       <w:r>
-        <w:t xml:space="preserve">서울에서 돌아왔어? 5월 28일 저녁. 세 번째는 안 물어. T.</w:t>
+        <w:t xml:space="preserve">May twenty-eighth. I’ll be there.</w:t>
       </w:r>
       <w:r>
         <w:t xml:space="preserve">”</w:t>
       </w:r>
-    </w:p>
-    <w:p>
-      <w:pPr>
-        <w:numPr>
-          <w:ilvl w:val="0"/>
-          <w:numId w:val="1005"/>
-        </w:numPr>
-      </w:pPr>
-      <w:r>
-        <w:t xml:space="preserve">ZOE:</w:t>
+      <w:r>
+        <w:t xml:space="preserve"> </w:t>
+      </w:r>
+      <w:r>
+        <w:t xml:space="preserve">Nothing else.</w:t>
+      </w:r>
+    </w:p>
+    <w:p>
+      <w:pPr>
+        <w:pStyle w:val="BodyText"/>
+      </w:pPr>
+      <w:r>
+        <w:t xml:space="preserve">GRACE: Short. Clear. No</w:t>
       </w:r>
       <w:r>
         <w:t xml:space="preserve"> </w:t>
@@ -2825,7 +1689,7 @@
         <w:t xml:space="preserve">“</w:t>
       </w:r>
       <w:r>
-        <w:t xml:space="preserve">Not asking a third time.</w:t>
+        <w:t xml:space="preserve">amazing.</w:t>
       </w:r>
       <w:r>
         <w:t xml:space="preserve">”</w:t>
@@ -2834,188 +1698,7 @@
         <w:t xml:space="preserve"> </w:t>
       </w:r>
       <w:r>
-        <w:t xml:space="preserve">That sounds like a threat.</w:t>
-      </w:r>
-      <w:r>
-        <w:t xml:space="preserve"> </w:t>
-      </w:r>
-      <w:r>
-        <w:t xml:space="preserve">조이:</w:t>
-      </w:r>
-      <w:r>
-        <w:t xml:space="preserve"> </w:t>
-      </w:r>
-      <w:r>
-        <w:t xml:space="preserve">“</w:t>
-      </w:r>
-      <w:r>
-        <w:t xml:space="preserve">세 번째는 안 묻는다.</w:t>
-      </w:r>
-      <w:r>
-        <w:t xml:space="preserve">”</w:t>
-      </w:r>
-      <w:r>
-        <w:t xml:space="preserve"> </w:t>
-      </w:r>
-      <w:r>
-        <w:t xml:space="preserve">협박처럼 들리네요.</w:t>
-      </w:r>
-    </w:p>
-    <w:p>
-      <w:pPr>
-        <w:numPr>
-          <w:ilvl w:val="0"/>
-          <w:numId w:val="1005"/>
-        </w:numPr>
-      </w:pPr>
-      <w:r>
-        <w:t xml:space="preserve">GRACE: Or an offer. In Korea, the third invitation is the last polite one.</w:t>
-      </w:r>
-      <w:r>
-        <w:t xml:space="preserve"> </w:t>
-      </w:r>
-      <w:r>
-        <w:t xml:space="preserve">그레이스: 아니면 제안이죠. 한국에선 세 번째 초대가 마지막으로 정중한 거예요.</w:t>
-      </w:r>
-    </w:p>
-    <w:p>
-      <w:pPr>
-        <w:numPr>
-          <w:ilvl w:val="0"/>
-          <w:numId w:val="1005"/>
-        </w:numPr>
-      </w:pPr>
-      <w:r>
-        <w:t xml:space="preserve">NOAH: Paul, if Tom makes an offer at dinner, I don’t want any confusion later about what I knew and when. I’ll write down whatever he says that same night, and Bluewater hears within forty-eight hours. That’s the rule, right?</w:t>
-      </w:r>
-      <w:r>
-        <w:t xml:space="preserve"> </w:t>
-      </w:r>
-      <w:r>
-        <w:t xml:space="preserve">노아: 폴, 톰이 저녁에 제안을 하면, 나중에 내가 언제 뭘 알았는지 혼란이 없었으면 해요. 그가 하는 말은 그날 밤에 다 적어 둘 거고, 블루워터는 48시간 안에 듣게 되죠. 그게 규칙 맞죠?</w:t>
-      </w:r>
-    </w:p>
-    <w:p>
-      <w:pPr>
-        <w:numPr>
-          <w:ilvl w:val="0"/>
-          <w:numId w:val="1005"/>
-        </w:numPr>
-      </w:pPr>
-      <w:r>
-        <w:t xml:space="preserve">PAUL: In writing. Diane already drafted the notice. Just in case.</w:t>
-      </w:r>
-      <w:r>
-        <w:t xml:space="preserve"> </w:t>
-      </w:r>
-      <w:r>
-        <w:t xml:space="preserve">폴: 서면으로. 다이앤이 통지문 초안을 이미 써 놨어요. 혹시 몰라서.</w:t>
-      </w:r>
-    </w:p>
-    <w:p>
-      <w:pPr>
-        <w:numPr>
-          <w:ilvl w:val="0"/>
-          <w:numId w:val="1005"/>
-        </w:numPr>
-      </w:pPr>
-      <w:r>
-        <w:t xml:space="preserve">NOAH: Reply to Tom.</w:t>
-      </w:r>
-      <w:r>
-        <w:t xml:space="preserve"> </w:t>
-      </w:r>
-      <w:r>
-        <w:t xml:space="preserve">“</w:t>
-      </w:r>
-      <w:r>
-        <w:t xml:space="preserve">May twenty-eighth. I’ll be there.</w:t>
-      </w:r>
-      <w:r>
-        <w:t xml:space="preserve">”</w:t>
-      </w:r>
-      <w:r>
-        <w:t xml:space="preserve"> </w:t>
-      </w:r>
-      <w:r>
-        <w:t xml:space="preserve">Nothing else.</w:t>
-      </w:r>
-      <w:r>
-        <w:t xml:space="preserve"> </w:t>
-      </w:r>
-      <w:r>
-        <w:t xml:space="preserve">노아: 톰한테 답장해요.</w:t>
-      </w:r>
-      <w:r>
-        <w:t xml:space="preserve"> </w:t>
-      </w:r>
-      <w:r>
-        <w:t xml:space="preserve">“</w:t>
-      </w:r>
-      <w:r>
-        <w:t xml:space="preserve">5월 28일. 갈게.</w:t>
-      </w:r>
-      <w:r>
-        <w:t xml:space="preserve">”</w:t>
-      </w:r>
-      <w:r>
-        <w:t xml:space="preserve"> </w:t>
-      </w:r>
-      <w:r>
-        <w:t xml:space="preserve">그 외엔 아무것도.</w:t>
-      </w:r>
-    </w:p>
-    <w:p>
-      <w:pPr>
-        <w:numPr>
-          <w:ilvl w:val="0"/>
-          <w:numId w:val="1005"/>
-        </w:numPr>
-      </w:pPr>
-      <w:r>
-        <w:t xml:space="preserve">GRACE: Short. Clear. No</w:t>
-      </w:r>
-      <w:r>
-        <w:t xml:space="preserve"> </w:t>
-      </w:r>
-      <w:r>
-        <w:t xml:space="preserve">“</w:t>
-      </w:r>
-      <w:r>
-        <w:t xml:space="preserve">amazing.</w:t>
-      </w:r>
-      <w:r>
-        <w:t xml:space="preserve">”</w:t>
-      </w:r>
-      <w:r>
-        <w:t xml:space="preserve"> </w:t>
-      </w:r>
-      <w:r>
         <w:t xml:space="preserve">James would be proud.</w:t>
-      </w:r>
-      <w:r>
-        <w:t xml:space="preserve"> </w:t>
-      </w:r>
-      <w:r>
-        <w:t xml:space="preserve">그레이스: 짧고. 분명하고.</w:t>
-      </w:r>
-      <w:r>
-        <w:t xml:space="preserve"> </w:t>
-      </w:r>
-      <w:r>
-        <w:t xml:space="preserve">“</w:t>
-      </w:r>
-      <w:r>
-        <w:t xml:space="preserve">놀라운</w:t>
-      </w:r>
-      <w:r>
-        <w:t xml:space="preserve">”</w:t>
-      </w:r>
-      <w:r>
-        <w:t xml:space="preserve"> </w:t>
-      </w:r>
-      <w:r>
-        <w:t xml:space="preserve">없이. 제임스가 자랑스러워할 거예요.</w:t>
       </w:r>
     </w:p>
     <w:p>
@@ -3156,7 +1839,7 @@
               <w:jc w:val="left"/>
             </w:pPr>
             <w:r>
-              <w:t xml:space="preserve">22턴. 가격 인하 거절의 논리.</w:t>
+              <w:t xml:space="preserve">장면1. 가격 인하 거절의 논리.</w:t>
             </w:r>
           </w:p>
         </w:tc>
@@ -3206,7 +1889,7 @@
               <w:jc w:val="left"/>
             </w:pPr>
             <w:r>
-              <w:t xml:space="preserve">22턴. 가격 전쟁의 본질.</w:t>
+              <w:t xml:space="preserve">장면1. 가격 전쟁의 본질.</w:t>
             </w:r>
           </w:p>
         </w:tc>
@@ -3256,7 +1939,7 @@
               <w:jc w:val="left"/>
             </w:pPr>
             <w:r>
-              <w:t xml:space="preserve">37턴. 중요한 제안 뒤의 침묵.</w:t>
+              <w:t xml:space="preserve">장면1. 중요한 제안 뒤의 침묵.</w:t>
             </w:r>
           </w:p>
         </w:tc>
@@ -3306,7 +1989,7 @@
               <w:jc w:val="left"/>
             </w:pPr>
             <w:r>
-              <w:t xml:space="preserve">35턴. 세그먼트 포지셔닝.</w:t>
+              <w:t xml:space="preserve">장면1. 세그먼트 포지셔닝.</w:t>
             </w:r>
           </w:p>
         </w:tc>
@@ -3356,7 +2039,7 @@
               <w:jc w:val="left"/>
             </w:pPr>
             <w:r>
-              <w:t xml:space="preserve">43턴. 가격 대신 가치로 대화 전환.</w:t>
+              <w:t xml:space="preserve">장면1. 가격 대신 가치로 대화 전환.</w:t>
             </w:r>
           </w:p>
         </w:tc>
@@ -3406,7 +2089,7 @@
               <w:jc w:val="left"/>
             </w:pPr>
             <w:r>
-              <w:t xml:space="preserve">59턴. 대상별 혜택 정리.</w:t>
+              <w:t xml:space="preserve">장면2. 대상별 혜택 정리.</w:t>
             </w:r>
           </w:p>
         </w:tc>
@@ -3456,7 +2139,7 @@
               <w:jc w:val="left"/>
             </w:pPr>
             <w:r>
-              <w:t xml:space="preserve">89턴. 고가 시장만 공략.</w:t>
+              <w:t xml:space="preserve">절정·전환. 고가 시장만 공략.</w:t>
             </w:r>
           </w:p>
         </w:tc>
@@ -3506,7 +2189,7 @@
               <w:jc w:val="left"/>
             </w:pPr>
             <w:r>
-              <w:t xml:space="preserve">64·67턴. 한국 의료광고 규제.</w:t>
+              <w:t xml:space="preserve">장면2. 한국 의료광고 규제.</w:t>
             </w:r>
           </w:p>
         </w:tc>
@@ -3556,7 +2239,7 @@
               <w:jc w:val="left"/>
             </w:pPr>
             <w:r>
-              <w:t xml:space="preserve">95턴. 재무적으로 검증 가능한 양보.</w:t>
+              <w:t xml:space="preserve">절정·전환. 재무적으로 검증 가능한 양보.</w:t>
             </w:r>
           </w:p>
         </w:tc>
@@ -3606,7 +2289,7 @@
               <w:jc w:val="left"/>
             </w:pPr>
             <w:r>
-              <w:t xml:space="preserve">94턴. 가격 경쟁 불참 선언.</w:t>
+              <w:t xml:space="preserve">절정·전환. 가격 경쟁 불참 선언.</w:t>
             </w:r>
           </w:p>
         </w:tc>
@@ -4299,7 +2982,7 @@
           <w:bCs/>
           <w:b/>
         </w:rPr>
-        <w:t xml:space="preserve">92턴 GRACE:</w:t>
+        <w:t xml:space="preserve">GRACE (절정·전환):</w:t>
       </w:r>
       <w:r>
         <w:t xml:space="preserve"> </w:t>
@@ -4594,9 +3277,1273 @@
         <w:t xml:space="preserve">는 동료에게, 숫자를 근거로 같은 구조로 40~50단어로 반대해 보기.</w:t>
       </w:r>
     </w:p>
+    <w:p>
+      <w:r>
+        <w:pict>
+          <v:rect style="width:0;height:1.5pt" o:hralign="center" o:hrstd="t" o:hr="t"/>
+        </w:pict>
+      </w:r>
+    </w:p>
     <w:bookmarkEnd w:id="30"/>
     <w:bookmarkEnd w:id="31"/>
+    <w:bookmarkStart w:id="37" w:name="한국어-번역"/>
+    <w:p>
+      <w:pPr>
+        <w:pStyle w:val="Heading2"/>
+      </w:pPr>
+      <w:r>
+        <w:t xml:space="preserve">한국어 번역</w:t>
+      </w:r>
+    </w:p>
+    <w:bookmarkStart w:id="32" w:name="도입-4월-21일-오전-10시-강남-임시-사무실-1"/>
+    <w:p>
+      <w:pPr>
+        <w:pStyle w:val="Heading3"/>
+      </w:pPr>
+      <w:r>
+        <w:t xml:space="preserve">도입 — 4월 21일 오전 10시, 강남 임시 사무실</w:t>
+      </w:r>
+    </w:p>
+    <w:p>
+      <w:pPr>
+        <w:pStyle w:val="FirstParagraph"/>
+      </w:pPr>
+      <w:r>
+        <w:t xml:space="preserve">그레이스: 좋은 소식 먼저. 식약처가 베이라 필을 승인했어요. 오창 생산. 국내 제조 허가. 지난 목요일.</w:t>
+      </w:r>
+    </w:p>
+    <w:p>
+      <w:pPr>
+        <w:pStyle w:val="BodyText"/>
+      </w:pPr>
+      <w:r>
+        <w:t xml:space="preserve">조이: 그럼 5월 6일 출시. 계획대로. 15일 남았네요.</w:t>
+      </w:r>
+    </w:p>
+    <w:p>
+      <w:pPr>
+        <w:pStyle w:val="BodyText"/>
+      </w:pPr>
+      <w:r>
+        <w:t xml:space="preserve">하은: 그리고 나쁜 소식. 벨라케어가 클리닉 공급가를 또 내렸어요. 8만 5천 원. 9만 원에서.</w:t>
+      </w:r>
+    </w:p>
+    <w:p>
+      <w:pPr>
+        <w:pStyle w:val="BodyText"/>
+      </w:pPr>
+      <w:r>
+        <w:t xml:space="preserve">조이: 8만 5천. 우린 23만 원이고. 거의 세 배예요.</w:t>
+      </w:r>
+    </w:p>
+    <w:p>
+      <w:pPr>
+        <w:pStyle w:val="BodyText"/>
+      </w:pPr>
+      <w:r>
+        <w:t xml:space="preserve">그레이스: 2.7배. 정확히 하죠. 반올림 안 해도 충분히 나빠요.</w:t>
+      </w:r>
+    </w:p>
+    <w:p>
+      <w:pPr>
+        <w:pStyle w:val="BodyText"/>
+      </w:pPr>
+      <w:r>
+        <w:t xml:space="preserve">하은: 어제 클리닉 세 곳이 전화했어요. 다 같은 걸 물어요.</w:t>
+      </w:r>
+      <w:r>
+        <w:t xml:space="preserve"> </w:t>
+      </w:r>
+      <w:r>
+        <w:t xml:space="preserve">“</w:t>
+      </w:r>
+      <w:r>
+        <w:t xml:space="preserve">출시 할인은 언제예요?</w:t>
+      </w:r>
+      <w:r>
+        <w:t xml:space="preserve">”</w:t>
+      </w:r>
+    </w:p>
+    <w:p>
+      <w:pPr>
+        <w:pStyle w:val="BodyText"/>
+      </w:pPr>
+      <w:r>
+        <w:t xml:space="preserve">조이: 뭐라고 했어요?</w:t>
+      </w:r>
+    </w:p>
+    <w:p>
+      <w:pPr>
+        <w:pStyle w:val="BodyText"/>
+      </w:pPr>
+      <w:r>
+        <w:t xml:space="preserve">하은:</w:t>
+      </w:r>
+      <w:r>
+        <w:t xml:space="preserve"> </w:t>
+      </w:r>
+      <w:r>
+        <w:t xml:space="preserve">“</w:t>
+      </w:r>
+      <w:r>
+        <w:t xml:space="preserve">내부적으로 검토하겠습니다.</w:t>
+      </w:r>
+      <w:r>
+        <w:t xml:space="preserve">”</w:t>
+      </w:r>
+      <w:r>
+        <w:t xml:space="preserve"> </w:t>
+      </w:r>
+      <w:r>
+        <w:t xml:space="preserve">그레이스가 가르쳐 줬어요. 시간을 벌죠.</w:t>
+      </w:r>
+    </w:p>
+    <w:p>
+      <w:pPr>
+        <w:pStyle w:val="BodyText"/>
+      </w:pPr>
+      <w:r>
+        <w:t xml:space="preserve">그레이스: 일주일 벌어요. 그 이상은 아니고. 한국 클리닉은 다 기억해요.</w:t>
+      </w:r>
+    </w:p>
+    <w:p>
+      <w:pPr>
+        <w:pStyle w:val="BodyText"/>
+      </w:pPr>
+      <w:r>
+        <w:t xml:space="preserve">조이: 그리고 2시에 배 원장님. 루미 클리닉. 지점 20곳. 출시에서 가장 큰 미팅.</w:t>
+      </w:r>
+    </w:p>
+    <w:p>
+      <w:pPr>
+        <w:pStyle w:val="BodyText"/>
+      </w:pPr>
+      <w:r>
+        <w:t xml:space="preserve">그레이스: 처음 5분 안에 할인을 요구할 거예요. 그걸로 유명하거든요.</w:t>
+      </w:r>
+    </w:p>
+    <w:p>
+      <w:pPr>
+        <w:pStyle w:val="BodyText"/>
+      </w:pPr>
+      <w:r>
+        <w:t xml:space="preserve">하은: 그분이 레이저 회사 사람을 울린 적이 있대요. 영업 이사. 다 큰 어른을.</w:t>
+      </w:r>
+    </w:p>
+    <w:p>
+      <w:pPr>
+        <w:pStyle w:val="BodyText"/>
+      </w:pPr>
+      <w:r>
+        <w:t xml:space="preserve">조이: 좋네요. 휴지는 누가 챙겨요?</w:t>
+      </w:r>
+    </w:p>
+    <w:p>
+      <w:pPr>
+        <w:pStyle w:val="BodyText"/>
+      </w:pPr>
+      <w:r>
+        <w:t xml:space="preserve">그레이스: 최 원장님이 같이 가요. 의사는 의사 말을 들으니까요. 영업 사람 말은 안 듣고, 솔직히 내 말도 안 들어요. 내가 베이라가 더 안전하다고 하면 마케팅처럼 들려요. 최 원장님이 본인 사례를 바탕으로 말하면 의학처럼 들리죠.</w:t>
+      </w:r>
+    </w:p>
+    <w:p>
+      <w:pPr>
+        <w:pStyle w:val="BodyText"/>
+      </w:pPr>
+      <w:r>
+        <w:t xml:space="preserve">조이: 그럼 의사랑 같이 들어가요. 계획이랑. 계획이 뭐예요?</w:t>
+      </w:r>
+    </w:p>
     <w:bookmarkEnd w:id="32"/>
+    <w:bookmarkStart w:id="33" w:name="장면1-오후-2시-lumi-clinic-본원-1"/>
+    <w:p>
+      <w:pPr>
+        <w:pStyle w:val="Heading3"/>
+      </w:pPr>
+      <w:r>
+        <w:t xml:space="preserve">장면1 — 오후 2시, Lumi Clinic 본원</w:t>
+      </w:r>
+    </w:p>
+    <w:p>
+      <w:pPr>
+        <w:pStyle w:val="FirstParagraph"/>
+      </w:pPr>
+      <w:r>
+        <w:t xml:space="preserve">배승호: 김 지사장. 휘트먼 씨. 최 원장. 앉으세요. 짧게 하죠. 가격이 너무 높아요.</w:t>
+      </w:r>
+    </w:p>
+    <w:p>
+      <w:pPr>
+        <w:pStyle w:val="BodyText"/>
+      </w:pPr>
+      <w:r>
+        <w:t xml:space="preserve">그레이스: 시간 내 주셔서 감사합니다, 배 원장님. 어느 정도가 합리적이라고 보시는지 여쭤봐도 될까요?</w:t>
+      </w:r>
+    </w:p>
+    <w:p>
+      <w:pPr>
+        <w:pStyle w:val="BodyText"/>
+      </w:pPr>
+      <w:r>
+        <w:t xml:space="preserve">배승호: 14만 원. 지점 20곳 기준. 아니면 벨라케어를 8만 5천에 사요.</w:t>
+      </w:r>
+    </w:p>
+    <w:p>
+      <w:pPr>
+        <w:pStyle w:val="BodyText"/>
+      </w:pPr>
+      <w:r>
+        <w:t xml:space="preserve">조이: 그건 40% 할인이에요.</w:t>
+      </w:r>
+    </w:p>
+    <w:p>
+      <w:pPr>
+        <w:pStyle w:val="BodyText"/>
+      </w:pPr>
+      <w:r>
+        <w:t xml:space="preserve">배승호: 그게 한국 가격이에요. 미국 가격은 미국에서 통하죠. 여긴 필러가 50종이에요.</w:t>
+      </w:r>
+    </w:p>
+    <w:p>
+      <w:pPr>
+        <w:pStyle w:val="BodyText"/>
+      </w:pPr>
+      <w:r>
+        <w:t xml:space="preserve">그레이스: 이해합니다, 배 원장님. 하지만 우리가 14만으로 내리면 벨라케어는 7만으로 가고, 그럼 우린 12만으로 내리라는 압박을 받게 돼요. 인하는 또 다른 인하를 부르고, 누군가 돈이 바닥날 때까지 아무도 멈추지 않아요.</w:t>
+      </w:r>
+    </w:p>
+    <w:p>
+      <w:pPr>
+        <w:pStyle w:val="BodyText"/>
+      </w:pPr>
+      <w:r>
+        <w:t xml:space="preserve">조이: 그건 바닥으로의 경주예요. 우린 참여하지 않을 거예요. 자존심 때문이 아니라. 아무도 못 이기니까요.</w:t>
+      </w:r>
+    </w:p>
+    <w:p>
+      <w:pPr>
+        <w:pStyle w:val="BodyText"/>
+      </w:pPr>
+      <w:r>
+        <w:t xml:space="preserve">배승호: 누군가는 이기죠. 클리닉이 이겨요. 더 싼 주사기. 더 큰 마진.</w:t>
+      </w:r>
+    </w:p>
+    <w:p>
+      <w:pPr>
+        <w:pStyle w:val="BodyText"/>
+      </w:pPr>
+      <w:r>
+        <w:t xml:space="preserve">최민준: 승호야. 내가 말해도 될까? 의사로서. 이 사람들 연자로서가 아니라.</w:t>
+      </w:r>
+    </w:p>
+    <w:p>
+      <w:pPr>
+        <w:pStyle w:val="BodyText"/>
+      </w:pPr>
+      <w:r>
+        <w:t xml:space="preserve">배승호: 이제 저 사람들 무대에 서잖아, 민준. 하지만 말해 봐.</w:t>
+      </w:r>
+    </w:p>
+    <w:p>
+      <w:pPr>
+        <w:pStyle w:val="BodyText"/>
+      </w:pPr>
+      <w:r>
+        <w:t xml:space="preserve">최민준: 작년에 루미에서 혈관 사건이 몇 건 있었어? 지점 20곳 전부?</w:t>
+      </w:r>
+    </w:p>
+    <w:p>
+      <w:pPr>
+        <w:pStyle w:val="BodyText"/>
+      </w:pPr>
+      <w:r>
+        <w:t xml:space="preserve">배승호: …그건 내부 자료야.</w:t>
+      </w:r>
+    </w:p>
+    <w:p>
+      <w:pPr>
+        <w:pStyle w:val="BodyText"/>
+      </w:pPr>
+      <w:r>
+        <w:t xml:space="preserve">최민준: 보고서를 달라는 게 아니야. 숫자만. 의사끼리.</w:t>
+      </w:r>
+    </w:p>
+    <w:p>
+      <w:pPr>
+        <w:pStyle w:val="BodyText"/>
+      </w:pPr>
+      <w:r>
+        <w:t xml:space="preserve">배승호: 열한 건. 다 회복했어. 대부분.</w:t>
+      </w:r>
+    </w:p>
+    <w:p>
+      <w:pPr>
+        <w:pStyle w:val="BodyText"/>
+      </w:pPr>
+      <w:r>
+        <w:t xml:space="preserve">최민준: 그럼 어디였어? 어느 부위?</w:t>
+      </w:r>
+    </w:p>
+    <w:p>
+      <w:pPr>
+        <w:pStyle w:val="BodyText"/>
+      </w:pPr>
+      <w:r>
+        <w:t xml:space="preserve">배승호: 아홉 건이 코나 이마. 두 건이 입술.</w:t>
+      </w:r>
+    </w:p>
+    <w:p>
+      <w:pPr>
+        <w:pStyle w:val="BodyText"/>
+      </w:pPr>
+      <w:r>
+        <w:t xml:space="preserve">최민준: 코, 이마, 미간. 그 부위들이 한국 필러 시술량의 30%인데, 심각한 합병증의 80%야. 거기 혈관은 작고 눈과 연결돼 있으니까. 네 아홉 건은 전국 패턴과 정확히 맞아, 승호야. 그건 운이 나빴던 게 아니야. 해부학이지.</w:t>
+      </w:r>
+    </w:p>
+    <w:p>
+      <w:pPr>
+        <w:pStyle w:val="BodyText"/>
+      </w:pPr>
+      <w:r>
+        <w:t xml:space="preserve">그레이스: 그건 한국 피부과학회 자료예요. 우리 출시 계획 부록 C에 있어요.</w:t>
+      </w:r>
+    </w:p>
+    <w:p>
+      <w:pPr>
+        <w:pStyle w:val="BodyText"/>
+      </w:pPr>
+      <w:r>
+        <w:t xml:space="preserve">배승호: 그러니까 전부 베이라로 바꾸라는 거예요? 세 배 가격에?</w:t>
+      </w:r>
+    </w:p>
+    <w:p>
+      <w:pPr>
+        <w:pStyle w:val="BodyText"/>
+      </w:pPr>
+      <w:r>
+        <w:t xml:space="preserve">최민준: 아니. 볼과 입술엔 벨라케어를 써. 위험이 낮고 가격이 더 중요한 곳이니까. 위험이 가장 높은 곳에 베이라를 써. 모든 곳에 프리미엄 가격을 낼 필요는 없어, 승호야. 실수 하나가 재앙이 되는 곳에서만.</w:t>
+      </w:r>
+    </w:p>
+    <w:p>
+      <w:pPr>
+        <w:pStyle w:val="BodyText"/>
+      </w:pPr>
+      <w:r>
+        <w:t xml:space="preserve">조이: …그건 계획에 없었는데요.</w:t>
+      </w:r>
+    </w:p>
+    <w:p>
+      <w:pPr>
+        <w:pStyle w:val="BodyText"/>
+      </w:pPr>
+      <w:r>
+        <w:t xml:space="preserve">그레이스: 조이. 조용히. 자리 잡게 둬요.</w:t>
+      </w:r>
+    </w:p>
+    <w:p>
+      <w:pPr>
+        <w:pStyle w:val="BodyText"/>
+      </w:pPr>
+      <w:r>
+        <w:t xml:space="preserve">배승호: 코와 이마만. 그럼 내 물량의 30%. 100%가 아니라.</w:t>
+      </w:r>
+    </w:p>
+    <w:p>
+      <w:pPr>
+        <w:pStyle w:val="BodyText"/>
+      </w:pPr>
+      <w:r>
+        <w:t xml:space="preserve">최민준: 그리고 자정 전화의 80%. 그리고 소송도.</w:t>
+      </w:r>
+    </w:p>
+    <w:p>
+      <w:pPr>
+        <w:pStyle w:val="BodyText"/>
+      </w:pPr>
+      <w:r>
+        <w:t xml:space="preserve">배승호: 강남에서 실명 사건 하나가 클리닉에 뭘 남기는지 알아? 소송 말고. 평판. 온라인 게시글 하나, 뉴스 하나면, 사건이 난 지점만이 아니라 모든 지점에서 환자들이 예약을 끊어. 지점이 20곳이면 노출도 20배야.</w:t>
+      </w:r>
+    </w:p>
+    <w:p>
+      <w:pPr>
+        <w:pStyle w:val="BodyText"/>
+      </w:pPr>
+      <w:r>
+        <w:t xml:space="preserve">최민준: 알아. 그래서 내가 여기 온 거야.</w:t>
+      </w:r>
+    </w:p>
+    <w:p>
+      <w:pPr>
+        <w:pStyle w:val="BodyText"/>
+      </w:pPr>
+      <w:r>
+        <w:t xml:space="preserve">배승호: 김 지사장. 30%만이라도, 23만은 너무 높아요.</w:t>
+      </w:r>
+    </w:p>
+    <w:p>
+      <w:pPr>
+        <w:pStyle w:val="BodyText"/>
+      </w:pPr>
+      <w:r>
+        <w:t xml:space="preserve">조이: 그럼 가격에 무엇이 포함되는지 얘기하죠. 주사기만이 아니라.</w:t>
+      </w:r>
+    </w:p>
+    <w:p>
+      <w:pPr>
+        <w:pStyle w:val="BodyText"/>
+      </w:pPr>
+      <w:r>
+        <w:t xml:space="preserve">그레이스: 모든 시술자에게 한국어 베이라 레디 교육, 무료로. 모든 시술실에 응급 키트. 한국어 핫라인 24시간 운영이라, 원장님 의사들이 새벽 3시에 혈관 폐색을 혼자 마주할 일이 없어요. 벨라케어는 주사기를 팔죠. 저희는 안전 시스템을 제안하는 거예요.</w:t>
+      </w:r>
+    </w:p>
+    <w:p>
+      <w:pPr>
+        <w:pStyle w:val="BodyText"/>
+      </w:pPr>
+      <w:r>
+        <w:t xml:space="preserve">조이: 그리고 일련번호 스캔. 모든 주사기 추적. 규제 기관이 물으면 1분 안에 답할 수 있어요.</w:t>
+      </w:r>
+    </w:p>
+    <w:p>
+      <w:pPr>
+        <w:pStyle w:val="BodyText"/>
+      </w:pPr>
+      <w:r>
+        <w:t xml:space="preserve">배승호: 벨라케어는 공짜 점심이랑 달력을 줘요.</w:t>
+      </w:r>
+    </w:p>
+    <w:p>
+      <w:pPr>
+        <w:pStyle w:val="BodyText"/>
+      </w:pPr>
+      <w:r>
+        <w:t xml:space="preserve">그레이스: 그럼 비교는 달력 대 새벽 3시 핫라인이네요.</w:t>
+      </w:r>
+    </w:p>
+    <w:p>
+      <w:pPr>
+        <w:pStyle w:val="BodyText"/>
+      </w:pPr>
+      <w:r>
+        <w:t xml:space="preserve">배승호: …어머님처럼 협상하시네요, 김 지사장. 박 대표가 어머님 얘기 하더군요.</w:t>
+      </w:r>
+    </w:p>
+    <w:p>
+      <w:pPr>
+        <w:pStyle w:val="BodyText"/>
+      </w:pPr>
+      <w:r>
+        <w:t xml:space="preserve">그레이스: 한국은 좁죠.</w:t>
+      </w:r>
+    </w:p>
+    <w:p>
+      <w:pPr>
+        <w:pStyle w:val="BodyText"/>
+      </w:pPr>
+      <w:r>
+        <w:t xml:space="preserve">배승호: 제안서 보내요. 코, 이마, 미간. 지점 20곳. 동업자들한테 보여 줄 수 있는 숫자로.</w:t>
+      </w:r>
+    </w:p>
+    <w:bookmarkEnd w:id="33"/>
+    <w:bookmarkStart w:id="34" w:name="장면2-오후-5시-강남-사무실-1"/>
+    <w:p>
+      <w:pPr>
+        <w:pStyle w:val="Heading3"/>
+      </w:pPr>
+      <w:r>
+        <w:t xml:space="preserve">장면2 — 오후 5시, 강남 사무실</w:t>
+      </w:r>
+    </w:p>
+    <w:p>
+      <w:pPr>
+        <w:pStyle w:val="FirstParagraph"/>
+      </w:pPr>
+      <w:r>
+        <w:t xml:space="preserve">조이: 좋아요. 내가 통제력을 잃은 미팅 중 최고였어요.</w:t>
+      </w:r>
+    </w:p>
+    <w:p>
+      <w:pPr>
+        <w:pStyle w:val="BodyText"/>
+      </w:pPr>
+      <w:r>
+        <w:t xml:space="preserve">그레이스: 위험 부위 포지셔닝. 최 원장님이 2분 만에 우리 세그먼트 전략을 다시 썼어요.</w:t>
+      </w:r>
+    </w:p>
+    <w:p>
+      <w:pPr>
+        <w:pStyle w:val="BodyText"/>
+      </w:pPr>
+      <w:r>
+        <w:t xml:space="preserve">하은: 그리고 메시지 테스트랑 맞아요. 보여 드려도 돼요? 어젯밤에 끝냈어요.</w:t>
+      </w:r>
+    </w:p>
+    <w:p>
+      <w:pPr>
+        <w:pStyle w:val="BodyText"/>
+      </w:pPr>
+      <w:r>
+        <w:t xml:space="preserve">조이: 부탁해요.</w:t>
+      </w:r>
+    </w:p>
+    <w:p>
+      <w:pPr>
+        <w:pStyle w:val="BodyText"/>
+      </w:pPr>
+      <w:r>
+        <w:t xml:space="preserve">하은: 의사 200명. 가장 좋아한 건:</w:t>
+      </w:r>
+      <w:r>
+        <w:t xml:space="preserve"> </w:t>
+      </w:r>
+      <w:r>
+        <w:t xml:space="preserve">“</w:t>
+      </w:r>
+      <w:r>
+        <w:t xml:space="preserve">밤에 편히 잘 수 있게 해 주는 필러.</w:t>
+      </w:r>
+      <w:r>
+        <w:t xml:space="preserve">”</w:t>
+      </w:r>
+      <w:r>
+        <w:t xml:space="preserve"> </w:t>
+      </w:r>
+      <w:r>
+        <w:t xml:space="preserve">자신감. 두려움 말고.</w:t>
+      </w:r>
+    </w:p>
+    <w:p>
+      <w:pPr>
+        <w:pStyle w:val="BodyText"/>
+      </w:pPr>
+      <w:r>
+        <w:t xml:space="preserve">그레이스: 그리고 소비자 1,000명. 가장 좋아한 건:</w:t>
+      </w:r>
+      <w:r>
+        <w:t xml:space="preserve"> </w:t>
+      </w:r>
+      <w:r>
+        <w:t xml:space="preserve">“</w:t>
+      </w:r>
+      <w:r>
+        <w:t xml:space="preserve">지금은 자연스럽게. 언제나 되돌릴 수 있게.</w:t>
+      </w:r>
+      <w:r>
+        <w:t xml:space="preserve">”</w:t>
+      </w:r>
+    </w:p>
+    <w:p>
+      <w:pPr>
+        <w:pStyle w:val="BodyText"/>
+      </w:pPr>
+      <w:r>
+        <w:t xml:space="preserve">조이:</w:t>
+      </w:r>
+      <w:r>
+        <w:t xml:space="preserve"> </w:t>
+      </w:r>
+      <w:r>
+        <w:t xml:space="preserve">“</w:t>
+      </w:r>
+      <w:r>
+        <w:t xml:space="preserve">지금은 자연스럽게. 언제나 되돌릴 수 있게.</w:t>
+      </w:r>
+      <w:r>
+        <w:t xml:space="preserve">”</w:t>
+      </w:r>
+      <w:r>
+        <w:t xml:space="preserve"> </w:t>
+      </w:r>
+      <w:r>
+        <w:t xml:space="preserve">내가 미국용으로 쓴 어떤 것보다 낫네요.</w:t>
+      </w:r>
+    </w:p>
+    <w:p>
+      <w:pPr>
+        <w:pStyle w:val="BodyText"/>
+      </w:pPr>
+      <w:r>
+        <w:t xml:space="preserve">그레이스:</w:t>
+      </w:r>
+      <w:r>
+        <w:t xml:space="preserve"> </w:t>
+      </w:r>
+      <w:r>
+        <w:t xml:space="preserve">“</w:t>
+      </w:r>
+      <w:r>
+        <w:t xml:space="preserve">자연스러움</w:t>
+      </w:r>
+      <w:r>
+        <w:t xml:space="preserve">”</w:t>
+      </w:r>
+      <w:r>
+        <w:t xml:space="preserve">이 한국 미용에서 가장 중요한 단어니까요. 우리 근거를 그 뒤에 놓은 거고요.</w:t>
+      </w:r>
+    </w:p>
+    <w:p>
+      <w:pPr>
+        <w:pStyle w:val="BodyText"/>
+      </w:pPr>
+      <w:r>
+        <w:t xml:space="preserve">조이: 가치 제안. 의사: 밤에 편히 자기. 환자: 자연스럽고 되돌릴 수 있음. 클리닉 원장: 자정 전화 감소.</w:t>
+      </w:r>
+    </w:p>
+    <w:p>
+      <w:pPr>
+        <w:pStyle w:val="BodyText"/>
+      </w:pPr>
+      <w:r>
+        <w:t xml:space="preserve">하은: 손님 오셨어요. 서유나 씨.</w:t>
+      </w:r>
+    </w:p>
+    <w:p>
+      <w:pPr>
+        <w:pStyle w:val="BodyText"/>
+      </w:pPr>
+      <w:r>
+        <w:t xml:space="preserve">유나: 안녕하세요! 늦어서 죄송해요. 강남 교통은 범죄예요. 진짜로, 법이 있어야 해요.</w:t>
+      </w:r>
+    </w:p>
+    <w:p>
+      <w:pPr>
+        <w:pStyle w:val="BodyText"/>
+      </w:pPr>
+      <w:r>
+        <w:t xml:space="preserve">조이: 와 주셔서 감사해요. 구독자 320만. 우리 목록에서 가장 큰 이름이에요.</w:t>
+      </w:r>
+    </w:p>
+    <w:p>
+      <w:pPr>
+        <w:pStyle w:val="BodyText"/>
+      </w:pPr>
+      <w:r>
+        <w:t xml:space="preserve">유나: 무료 시술을 보내지 않은 유일한 필러 브랜드예요. 그래서 왔어요.</w:t>
+      </w:r>
+    </w:p>
+    <w:p>
+      <w:pPr>
+        <w:pStyle w:val="BodyText"/>
+      </w:pPr>
+      <w:r>
+        <w:t xml:space="preserve">그레이스: 할 수가 없어요. 한국 의료법. 광고에 시술 경험담 금지. 인플루언서도요.</w:t>
+      </w:r>
+    </w:p>
+    <w:p>
+      <w:pPr>
+        <w:pStyle w:val="BodyText"/>
+      </w:pPr>
+      <w:r>
+        <w:t xml:space="preserve">조이: 미국에선 그게 인플루언서 모델의 전부예요.</w:t>
+      </w:r>
+      <w:r>
+        <w:t xml:space="preserve"> </w:t>
+      </w:r>
+      <w:r>
+        <w:t xml:space="preserve">“</w:t>
+      </w:r>
+      <w:r>
+        <w:t xml:space="preserve">써 봤어요, 좋아요.</w:t>
+      </w:r>
+      <w:r>
+        <w:t xml:space="preserve">”</w:t>
+      </w:r>
+    </w:p>
+    <w:p>
+      <w:pPr>
+        <w:pStyle w:val="BodyText"/>
+      </w:pPr>
+      <w:r>
+        <w:t xml:space="preserve">유나: 한국에선 그러면 벌금 받아요. 그리고 엄청난 악플도. 둘 다.</w:t>
+      </w:r>
+    </w:p>
+    <w:p>
+      <w:pPr>
+        <w:pStyle w:val="BodyText"/>
+      </w:pPr>
+      <w:r>
+        <w:t xml:space="preserve">그레이스: 그리고 의료 광고는 사전 심의가 필요해요. 위원회에서. 게시 전에.</w:t>
+      </w:r>
+    </w:p>
+    <w:p>
+      <w:pPr>
+        <w:pStyle w:val="BodyText"/>
+      </w:pPr>
+      <w:r>
+        <w:t xml:space="preserve">조이: 그럼 뭘 할 수 있어요? 경험담 없이? 브랜드 없이?</w:t>
+      </w:r>
+    </w:p>
+    <w:p>
+      <w:pPr>
+        <w:pStyle w:val="BodyText"/>
+      </w:pPr>
+      <w:r>
+        <w:t xml:space="preserve">유나: 교육이요. 시청자들이 날 믿는 건 내가 안 팔기 때문이에요. 가르치죠. 주로 스킨케어, 가끔은 내 실수도요. 제품을 팔기 시작하는 순간 내 채널을 가치 있게 만드는 단 하나를 잃어요. 그러니 뭘 하든, 시청자들이 아무것도 안 사더라도 도움이 되는 거여야 해요.</w:t>
+      </w:r>
+    </w:p>
+    <w:p>
+      <w:pPr>
+        <w:pStyle w:val="BodyText"/>
+      </w:pPr>
+      <w:r>
+        <w:t xml:space="preserve">하은:</w:t>
+      </w:r>
+      <w:r>
+        <w:t xml:space="preserve"> </w:t>
+      </w:r>
+      <w:r>
+        <w:t xml:space="preserve">“</w:t>
+      </w:r>
+      <w:r>
+        <w:t xml:space="preserve">두 가지 질문</w:t>
+      </w:r>
+      <w:r>
+        <w:t xml:space="preserve">”</w:t>
+      </w:r>
+      <w:r>
+        <w:t xml:space="preserve"> </w:t>
+      </w:r>
+      <w:r>
+        <w:t xml:space="preserve">영상? 우리 아이디어?</w:t>
+      </w:r>
+    </w:p>
+    <w:p>
+      <w:pPr>
+        <w:pStyle w:val="BodyText"/>
+      </w:pPr>
+      <w:r>
+        <w:t xml:space="preserve">유나: 읽었어요.</w:t>
+      </w:r>
+      <w:r>
+        <w:t xml:space="preserve"> </w:t>
+      </w:r>
+      <w:r>
+        <w:t xml:space="preserve">“</w:t>
+      </w:r>
+      <w:r>
+        <w:t xml:space="preserve">필러 전에 두 가지를 물어보세요. 녹일 수 있나요? 얼마나 빨리요?</w:t>
+      </w:r>
+      <w:r>
+        <w:t xml:space="preserve">”</w:t>
+      </w:r>
+    </w:p>
+    <w:p>
+      <w:pPr>
+        <w:pStyle w:val="BodyText"/>
+      </w:pPr>
+      <w:r>
+        <w:t xml:space="preserve">조이: 브랜드명 없이. 질문만. 런던처럼.</w:t>
+      </w:r>
+    </w:p>
+    <w:p>
+      <w:pPr>
+        <w:pStyle w:val="BodyText"/>
+      </w:pPr>
+      <w:r>
+        <w:t xml:space="preserve">유나: 그리고 내 이야기를 할게요. 경험담 말고. 경고. 3년 전. 내 이마.</w:t>
+      </w:r>
+    </w:p>
+    <w:p>
+      <w:pPr>
+        <w:pStyle w:val="BodyText"/>
+      </w:pPr>
+      <w:r>
+        <w:t xml:space="preserve">그레이스: 합병증이 있었어요?</w:t>
+      </w:r>
+    </w:p>
+    <w:p>
+      <w:pPr>
+        <w:pStyle w:val="BodyText"/>
+      </w:pPr>
+      <w:r>
+        <w:t xml:space="preserve">유나: 피부가 회색이 됐어요, 바로 여기. 너무 무서웠어요. 의사가 알아보고 빨리 녹여 줘서 운이 좋았죠. 그런데 시술 전에 녹일 수 있는지는 한 번도 안 물어봤어요. 시청자 대부분도 그 질문은 안 할 거예요.</w:t>
+      </w:r>
+    </w:p>
+    <w:p>
+      <w:pPr>
+        <w:pStyle w:val="BodyText"/>
+      </w:pPr>
+      <w:r>
+        <w:t xml:space="preserve">조이: 시청자들한테 말한 적 없어요?</w:t>
+      </w:r>
+    </w:p>
+    <w:p>
+      <w:pPr>
+        <w:pStyle w:val="BodyText"/>
+      </w:pPr>
+      <w:r>
+        <w:t xml:space="preserve">유나: 부끄러웠어요. 뷰티하는 사람은 사고가 나면 안 되잖아요. 그게 문제죠, 그렇죠?</w:t>
+      </w:r>
+    </w:p>
+    <w:p>
+      <w:pPr>
+        <w:pStyle w:val="BodyText"/>
+      </w:pPr>
+      <w:r>
+        <w:t xml:space="preserve">그레이스: 그게 정확히 문제예요. 안전은 당연시되죠. 아닐 때까지는.</w:t>
+      </w:r>
+    </w:p>
+    <w:p>
+      <w:pPr>
+        <w:pStyle w:val="BodyText"/>
+      </w:pPr>
+      <w:r>
+        <w:t xml:space="preserve">유나: 교육 영상에 돈을 주세요. 판매가 아니라. 그리고 먼저 심의 위원회에 보내고요.</w:t>
+      </w:r>
+    </w:p>
+    <w:p>
+      <w:pPr>
+        <w:pStyle w:val="BodyText"/>
+      </w:pPr>
+      <w:r>
+        <w:t xml:space="preserve">조이: 좋아요. 그레이스, 내일 법무 검토. 유나 씨, 방금 한국에서 제일 좋아하는 사람이 됐어요.</w:t>
+      </w:r>
+    </w:p>
+    <w:bookmarkEnd w:id="34"/>
+    <w:bookmarkStart w:id="35" w:name="절정전환-4월-22일-오전-8시서울-밤-10시-오스틴-화상-1"/>
+    <w:p>
+      <w:pPr>
+        <w:pStyle w:val="Heading3"/>
+      </w:pPr>
+      <w:r>
+        <w:t xml:space="preserve">절정·전환 — 4월 22일 오전 8시(서울 밤 10시), 오스틴 화상</w:t>
+      </w:r>
+    </w:p>
+    <w:p>
+      <w:pPr>
+        <w:pStyle w:val="FirstParagraph"/>
+      </w:pPr>
+      <w:r>
+        <w:t xml:space="preserve">노아: 오스틴은 아침. 서울은 저녁. 그레이스, 가격 문제. 어디까지 왔어요?</w:t>
+      </w:r>
+    </w:p>
+    <w:p>
+      <w:pPr>
+        <w:pStyle w:val="BodyText"/>
+      </w:pPr>
+      <w:r>
+        <w:t xml:space="preserve">그레이스: 두 가지 안. 전체를 14만으로 내리고 벨라케어와 싸우거나. 아니면 23만을 지키고, 위험 부위를 이기거나.</w:t>
+      </w:r>
+    </w:p>
+    <w:p>
+      <w:pPr>
+        <w:pStyle w:val="BodyText"/>
+      </w:pPr>
+      <w:r>
+        <w:t xml:space="preserve">폴: 숫자 말씀드릴게요. 14만으로 내리면 물량이 약 40% 늘어요. 근사하게 들리죠. 하지만 매출총이익률이 78%에서 61%로 떨어지고, 그것도 무료 교육과 핫라인 비용을 내기 전이에요. 훨씬 많이 팔면서 주사기 하나당 덜 버는 거예요.</w:t>
+      </w:r>
+    </w:p>
+    <w:p>
+      <w:pPr>
+        <w:pStyle w:val="BodyText"/>
+      </w:pPr>
+      <w:r>
+        <w:t xml:space="preserve">그레이스: 그리고 모든 시장의 가격을 리셋해요. 일본이 듣게 될 거예요. 영국도요.</w:t>
+      </w:r>
+    </w:p>
+    <w:p>
+      <w:pPr>
+        <w:pStyle w:val="BodyText"/>
+      </w:pPr>
+      <w:r>
+        <w:t xml:space="preserve">노아: 그럼 23만을 지키면?</w:t>
+      </w:r>
+    </w:p>
+    <w:p>
+      <w:pPr>
+        <w:pStyle w:val="BodyText"/>
+      </w:pPr>
+      <w:r>
+        <w:t xml:space="preserve">폴: 1년 차 물량이 계획보다 30% 아래. 마진은 유지. 회수 기간은 더 길고. 어쩌면 20개월.</w:t>
+      </w:r>
+    </w:p>
+    <w:p>
+      <w:pPr>
+        <w:pStyle w:val="BodyText"/>
+      </w:pPr>
+      <w:r>
+        <w:t xml:space="preserve">노아: 블루워터는 3분기까지 파트너 서명을 원해요. 물량이 아니라. 파트너. 대양이 우리 가격을 신경 쓸까요?</w:t>
+      </w:r>
+    </w:p>
+    <w:p>
+      <w:pPr>
+        <w:pStyle w:val="BodyText"/>
+      </w:pPr>
+      <w:r>
+        <w:t xml:space="preserve">그레이스: 아주 많이요. 지금 가격을 내리면 합작법인에 싼 브랜드를 들고 가는 거예요. 한 상무님이 알아챌 거예요.</w:t>
+      </w:r>
+    </w:p>
+    <w:p>
+      <w:pPr>
+        <w:pStyle w:val="BodyText"/>
+      </w:pPr>
+      <w:r>
+        <w:t xml:space="preserve">조이: 그리고 프리미엄 세그먼트는 물량의 18%, 금액의 35%예요. 나머지 82%는 필요 없어요.</w:t>
+      </w:r>
+    </w:p>
+    <w:p>
+      <w:pPr>
+        <w:pStyle w:val="BodyText"/>
+      </w:pPr>
+      <w:r>
+        <w:t xml:space="preserve">노아: 요점은 이거예요. 안전은 돈을 낼 가치가 있다. 첫 냅킨부터 이번 출시까지 그게 우리의 전부예요. 벨라케어에 맞춰 가격을 내리면, 한국의 모든 의사에게 결국 안전은 돈을 낼 가치가 없다고 말하는 거고, 그 메시지는 나중에 되돌릴 수 없어요.</w:t>
+      </w:r>
+    </w:p>
+    <w:p>
+      <w:pPr>
+        <w:pStyle w:val="BodyText"/>
+      </w:pPr>
+      <w:r>
+        <w:t xml:space="preserve">폴: 그건 가치관 논리예요. 비즈니스 논리도 필요해요.</w:t>
+      </w:r>
+    </w:p>
+    <w:p>
+      <w:pPr>
+        <w:pStyle w:val="BodyText"/>
+      </w:pPr>
+      <w:r>
+        <w:t xml:space="preserve">그레이스: 여기 있어요. 벨라케어가 지난주 8만 5천으로 내렸고, 오늘 하은이가 7만 9천이라고 들었어요. 그 가격이면 거의 확실히 주사기마다 손해를 보고 있어요. 가격 전쟁은 상대보다 오래 버틸 수 있을 때만 통하는데, 우린 그럴 필요가 없어요. 그 경주에 들어가 있지 않으니까요.</w:t>
+      </w:r>
+    </w:p>
+    <w:p>
+      <w:pPr>
+        <w:pStyle w:val="BodyText"/>
+      </w:pPr>
+      <w:r>
+        <w:t xml:space="preserve">하은: 그쪽 영업 사원이 말해 줬어요. 비공식으로. 현금이 6개월 치 있대요.</w:t>
+      </w:r>
+    </w:p>
+    <w:p>
+      <w:pPr>
+        <w:pStyle w:val="BodyText"/>
+      </w:pPr>
+      <w:r>
+        <w:t xml:space="preserve">노아: 그럼 경주하게 둬요. 우린 그들이 도달할 수 없는 결승선에 서 있을 거예요.</w:t>
+      </w:r>
+    </w:p>
+    <w:p>
+      <w:pPr>
+        <w:pStyle w:val="BodyText"/>
+      </w:pPr>
+      <w:r>
+        <w:t xml:space="preserve">폴: 좋아요. 23만 유지. 하지만 모델에 넣을 양보 하나만 줘요. 물량을 위한 뭔가.</w:t>
+      </w:r>
+    </w:p>
+    <w:p>
+      <w:pPr>
+        <w:pStyle w:val="BodyText"/>
+      </w:pPr>
+      <w:r>
+        <w:t xml:space="preserve">그레이스: 볼륨 등급. 미국처럼. 서면으로. 모두에게 동일하게. 배 원장님, 지점 20곳, 6.5%.</w:t>
+      </w:r>
+    </w:p>
+    <w:p>
+      <w:pPr>
+        <w:pStyle w:val="BodyText"/>
+      </w:pPr>
+      <w:r>
+        <w:t xml:space="preserve">폴: 21만 5천. 여전히 마진 76%. 그거면 괜찮아요.</w:t>
+      </w:r>
+    </w:p>
+    <w:p>
+      <w:pPr>
+        <w:pStyle w:val="BodyText"/>
+      </w:pPr>
+      <w:r>
+        <w:t xml:space="preserve">노아: 그리고 조건 하나. 루미 시술자 전원 60일 내 인증. 아니면 등급 일시 중지.</w:t>
+      </w:r>
+    </w:p>
+    <w:p>
+      <w:pPr>
+        <w:pStyle w:val="BodyText"/>
+      </w:pPr>
+      <w:r>
+        <w:t xml:space="preserve">조이: 글로우 콜렉티브와 같은 규칙이네요. 엘레나가 좋아할 거예요.</w:t>
+      </w:r>
+    </w:p>
+    <w:p>
+      <w:pPr>
+        <w:pStyle w:val="BodyText"/>
+      </w:pPr>
+      <w:r>
+        <w:t xml:space="preserve">그레이스: 배 원장님이 방금 답했어요. 9시에 제안서를 보냈거든요.</w:t>
+      </w:r>
+    </w:p>
+    <w:p>
+      <w:pPr>
+        <w:pStyle w:val="BodyText"/>
+      </w:pPr>
+      <w:r>
+        <w:t xml:space="preserve">노아: 그래서요?</w:t>
+      </w:r>
+    </w:p>
+    <w:p>
+      <w:pPr>
+        <w:pStyle w:val="BodyText"/>
+      </w:pPr>
+      <w:r>
+        <w:t xml:space="preserve">그레이스:</w:t>
+      </w:r>
+      <w:r>
+        <w:t xml:space="preserve"> </w:t>
+      </w:r>
+      <w:r>
+        <w:t xml:space="preserve">“</w:t>
+      </w:r>
+      <w:r>
+        <w:t xml:space="preserve">21만 5천. 코, 이마, 미간. 지점 20곳. 60일 내 인증. 합의. 벨라케어엔 말하지 마요.</w:t>
+      </w:r>
+      <w:r>
+        <w:t xml:space="preserve">”</w:t>
+      </w:r>
+    </w:p>
+    <w:p>
+      <w:pPr>
+        <w:pStyle w:val="BodyText"/>
+      </w:pPr>
+      <w:r>
+        <w:t xml:space="preserve">조이: 합의했어요? 울지도 않고? 아무도 울리지 않고?</w:t>
+      </w:r>
+    </w:p>
+    <w:p>
+      <w:pPr>
+        <w:pStyle w:val="BodyText"/>
+      </w:pPr>
+      <w:r>
+        <w:t xml:space="preserve">하은: 더 있어요.</w:t>
+      </w:r>
+      <w:r>
+        <w:t xml:space="preserve"> </w:t>
+      </w:r>
+      <w:r>
+        <w:t xml:space="preserve">“</w:t>
+      </w:r>
+      <w:r>
+        <w:t xml:space="preserve">추신. 민준한테 아직 저녁 빚졌다고 전해요.</w:t>
+      </w:r>
+      <w:r>
+        <w:t xml:space="preserve">”</w:t>
+      </w:r>
+    </w:p>
+    <w:p>
+      <w:pPr>
+        <w:pStyle w:val="BodyText"/>
+      </w:pPr>
+      <w:r>
+        <w:t xml:space="preserve">노아: 지점 20곳. 프리미엄 세그먼트. 가격 인하 없음. 그레이스, 그게 출시예요.</w:t>
+      </w:r>
+    </w:p>
+    <w:bookmarkEnd w:id="35"/>
+    <w:bookmarkStart w:id="36" w:name="마무리-서울-밤-10시-30분-1"/>
+    <w:p>
+      <w:pPr>
+        <w:pStyle w:val="Heading3"/>
+      </w:pPr>
+      <w:r>
+        <w:t xml:space="preserve">마무리 — 서울 밤 10시 30분</w:t>
+      </w:r>
+    </w:p>
+    <w:p>
+      <w:pPr>
+        <w:pStyle w:val="FirstParagraph"/>
+      </w:pPr>
+      <w:r>
+        <w:t xml:space="preserve">그레이스: 두 가지 더. 사토 겐지 사무실에서 전화 왔어요. 도쿄. 5월 19일. 일본 관련 미팅.</w:t>
+      </w:r>
+    </w:p>
+    <w:p>
+      <w:pPr>
+        <w:pStyle w:val="BodyText"/>
+      </w:pPr>
+      <w:r>
+        <w:t xml:space="preserve">노아: 그 종합상사? IMCAS에서?</w:t>
+      </w:r>
+    </w:p>
+    <w:p>
+      <w:pPr>
+        <w:pStyle w:val="BodyText"/>
+      </w:pPr>
+      <w:r>
+        <w:t xml:space="preserve">그레이스: 아니요. 서울을 봤대요. 최 원장님 시연이 유튜브에 있어요. 조회 수 20만.</w:t>
+      </w:r>
+    </w:p>
+    <w:p>
+      <w:pPr>
+        <w:pStyle w:val="BodyText"/>
+      </w:pPr>
+      <w:r>
+        <w:t xml:space="preserve">조이: 도쿄 가도 돼요? 제발요? 한 번도 안 가 봤어요.</w:t>
+      </w:r>
+    </w:p>
+    <w:p>
+      <w:pPr>
+        <w:pStyle w:val="BodyText"/>
+      </w:pPr>
+      <w:r>
+        <w:t xml:space="preserve">그레이스: 인내심을 챙겨요. 도쿄에선 회의 자체에서는 아무것도 결정되지 않아요. 아무것도. 진짜 결정은 그 전에 작은 대화들에서 이뤄지고, 회의는 그걸 확인할 뿐이에요. 테이블에서 예스를 밀어붙이면 모두를 불편하게 만들고, 가져온 것보다 적게 들고 돌아가게 될 거예요.</w:t>
+      </w:r>
+    </w:p>
+    <w:p>
+      <w:pPr>
+        <w:pStyle w:val="BodyText"/>
+      </w:pPr>
+      <w:r>
+        <w:t xml:space="preserve">노아: 그리고 두 번째는요?</w:t>
+      </w:r>
+    </w:p>
+    <w:p>
+      <w:pPr>
+        <w:pStyle w:val="BodyText"/>
+      </w:pPr>
+      <w:r>
+        <w:t xml:space="preserve">폴: 그레이스가 아니라. 나한테서. 당신 전화가 방금 켜졌어요.</w:t>
+      </w:r>
+      <w:r>
+        <w:t xml:space="preserve"> </w:t>
+      </w:r>
+      <w:r>
+        <w:t xml:space="preserve">“</w:t>
+      </w:r>
+      <w:r>
+        <w:t xml:space="preserve">T.</w:t>
+      </w:r>
+      <w:r>
+        <w:t xml:space="preserve">”</w:t>
+      </w:r>
+    </w:p>
+    <w:p>
+      <w:pPr>
+        <w:pStyle w:val="BodyText"/>
+      </w:pPr>
+      <w:r>
+        <w:t xml:space="preserve">노아: 읽어 줘요.</w:t>
+      </w:r>
+    </w:p>
+    <w:p>
+      <w:pPr>
+        <w:pStyle w:val="BodyText"/>
+      </w:pPr>
+      <w:r>
+        <w:t xml:space="preserve">폴:</w:t>
+      </w:r>
+      <w:r>
+        <w:t xml:space="preserve"> </w:t>
+      </w:r>
+      <w:r>
+        <w:t xml:space="preserve">“</w:t>
+      </w:r>
+      <w:r>
+        <w:t xml:space="preserve">서울에서 돌아왔어? 5월 28일 저녁. 세 번째는 안 물어. T.</w:t>
+      </w:r>
+      <w:r>
+        <w:t xml:space="preserve">”</w:t>
+      </w:r>
+    </w:p>
+    <w:p>
+      <w:pPr>
+        <w:pStyle w:val="BodyText"/>
+      </w:pPr>
+      <w:r>
+        <w:t xml:space="preserve">조이:</w:t>
+      </w:r>
+      <w:r>
+        <w:t xml:space="preserve"> </w:t>
+      </w:r>
+      <w:r>
+        <w:t xml:space="preserve">“</w:t>
+      </w:r>
+      <w:r>
+        <w:t xml:space="preserve">세 번째는 안 묻는다.</w:t>
+      </w:r>
+      <w:r>
+        <w:t xml:space="preserve">”</w:t>
+      </w:r>
+      <w:r>
+        <w:t xml:space="preserve"> </w:t>
+      </w:r>
+      <w:r>
+        <w:t xml:space="preserve">협박처럼 들리네요.</w:t>
+      </w:r>
+    </w:p>
+    <w:p>
+      <w:pPr>
+        <w:pStyle w:val="BodyText"/>
+      </w:pPr>
+      <w:r>
+        <w:t xml:space="preserve">그레이스: 아니면 제안이죠. 한국에선 세 번째 초대가 마지막으로 정중한 거예요.</w:t>
+      </w:r>
+    </w:p>
+    <w:p>
+      <w:pPr>
+        <w:pStyle w:val="BodyText"/>
+      </w:pPr>
+      <w:r>
+        <w:t xml:space="preserve">노아: 폴, 톰이 저녁에 제안을 하면, 나중에 내가 언제 뭘 알았는지 혼란이 없었으면 해요. 그가 하는 말은 그날 밤에 다 적어 둘 거고, 블루워터는 48시간 안에 듣게 되죠. 그게 규칙 맞죠?</w:t>
+      </w:r>
+    </w:p>
+    <w:p>
+      <w:pPr>
+        <w:pStyle w:val="BodyText"/>
+      </w:pPr>
+      <w:r>
+        <w:t xml:space="preserve">폴: 서면으로. 다이앤이 통지문 초안을 이미 써 놨어요. 혹시 몰라서.</w:t>
+      </w:r>
+    </w:p>
+    <w:p>
+      <w:pPr>
+        <w:pStyle w:val="BodyText"/>
+      </w:pPr>
+      <w:r>
+        <w:t xml:space="preserve">노아: 톰한테 답장해요.</w:t>
+      </w:r>
+      <w:r>
+        <w:t xml:space="preserve"> </w:t>
+      </w:r>
+      <w:r>
+        <w:t xml:space="preserve">“</w:t>
+      </w:r>
+      <w:r>
+        <w:t xml:space="preserve">5월 28일. 갈게.</w:t>
+      </w:r>
+      <w:r>
+        <w:t xml:space="preserve">”</w:t>
+      </w:r>
+      <w:r>
+        <w:t xml:space="preserve"> </w:t>
+      </w:r>
+      <w:r>
+        <w:t xml:space="preserve">그 외엔 아무것도.</w:t>
+      </w:r>
+    </w:p>
+    <w:p>
+      <w:pPr>
+        <w:pStyle w:val="BodyText"/>
+      </w:pPr>
+      <w:r>
+        <w:t xml:space="preserve">그레이스: 짧고. 분명하고.</w:t>
+      </w:r>
+      <w:r>
+        <w:t xml:space="preserve"> </w:t>
+      </w:r>
+      <w:r>
+        <w:t xml:space="preserve">“</w:t>
+      </w:r>
+      <w:r>
+        <w:t xml:space="preserve">놀라운</w:t>
+      </w:r>
+      <w:r>
+        <w:t xml:space="preserve">”</w:t>
+      </w:r>
+      <w:r>
+        <w:t xml:space="preserve"> </w:t>
+      </w:r>
+      <w:r>
+        <w:t xml:space="preserve">없이. 제임스가 자랑스러워할 거예요.</w:t>
+      </w:r>
+    </w:p>
+    <w:bookmarkEnd w:id="36"/>
+    <w:bookmarkEnd w:id="37"/>
+    <w:bookmarkEnd w:id="38"/>
     <w:sectPr/>
   </w:body>
 </w:document>
@@ -4703,583 +4650,8 @@
       </w:pPr>
     </w:lvl>
   </w:abstractNum>
-  <w:abstractNum w:abstractNumId="99411">
-    <w:nsid w:val="A99411"/>
-    <w:multiLevelType w:val="multilevel"/>
-    <w:lvl w:ilvl="0">
-      <w:start w:val="1"/>
-      <w:numFmt w:val="decimal"/>
-      <w:lvlText w:val="%1."/>
-      <w:lvlJc w:val="left"/>
-      <w:pPr>
-        <w:ind w:left="720" w:hanging="480"/>
-      </w:pPr>
-    </w:lvl>
-    <w:lvl w:ilvl="1">
-      <w:start w:val="1"/>
-      <w:numFmt w:val="decimal"/>
-      <w:lvlText w:val="%2."/>
-      <w:lvlJc w:val="left"/>
-      <w:pPr>
-        <w:ind w:left="1440" w:hanging="480"/>
-      </w:pPr>
-    </w:lvl>
-    <w:lvl w:ilvl="2">
-      <w:start w:val="1"/>
-      <w:numFmt w:val="decimal"/>
-      <w:lvlText w:val="%3."/>
-      <w:lvlJc w:val="left"/>
-      <w:pPr>
-        <w:ind w:left="2160" w:hanging="480"/>
-      </w:pPr>
-    </w:lvl>
-    <w:lvl w:ilvl="3">
-      <w:start w:val="1"/>
-      <w:numFmt w:val="decimal"/>
-      <w:lvlText w:val="%4."/>
-      <w:lvlJc w:val="left"/>
-      <w:pPr>
-        <w:ind w:left="2880" w:hanging="480"/>
-      </w:pPr>
-    </w:lvl>
-    <w:lvl w:ilvl="4">
-      <w:start w:val="1"/>
-      <w:numFmt w:val="decimal"/>
-      <w:lvlText w:val="%5."/>
-      <w:lvlJc w:val="left"/>
-      <w:pPr>
-        <w:ind w:left="3600" w:hanging="480"/>
-      </w:pPr>
-    </w:lvl>
-    <w:lvl w:ilvl="5">
-      <w:start w:val="1"/>
-      <w:numFmt w:val="decimal"/>
-      <w:lvlText w:val="%6."/>
-      <w:lvlJc w:val="left"/>
-      <w:pPr>
-        <w:ind w:left="4320" w:hanging="480"/>
-      </w:pPr>
-    </w:lvl>
-    <w:lvl w:ilvl="6">
-      <w:start w:val="1"/>
-      <w:numFmt w:val="decimal"/>
-      <w:lvlText w:val="%7."/>
-      <w:lvlJc w:val="left"/>
-      <w:pPr>
-        <w:ind w:left="5040" w:hanging="480"/>
-      </w:pPr>
-    </w:lvl>
-    <w:lvl w:ilvl="7">
-      <w:start w:val="1"/>
-      <w:numFmt w:val="decimal"/>
-      <w:lvlText w:val="%8."/>
-      <w:lvlJc w:val="left"/>
-      <w:pPr>
-        <w:ind w:left="5760" w:hanging="480"/>
-      </w:pPr>
-    </w:lvl>
-    <w:lvl w:ilvl="8">
-      <w:start w:val="1"/>
-      <w:numFmt w:val="decimal"/>
-      <w:lvlText w:val="%9."/>
-      <w:lvlJc w:val="left"/>
-      <w:pPr>
-        <w:ind w:left="6480" w:hanging="480"/>
-      </w:pPr>
-    </w:lvl>
-  </w:abstractNum>
-  <w:abstractNum w:abstractNumId="994116">
-    <w:nsid w:val="A994116"/>
-    <w:multiLevelType w:val="multilevel"/>
-    <w:lvl w:ilvl="0">
-      <w:start w:val="16"/>
-      <w:numFmt w:val="decimal"/>
-      <w:lvlText w:val="%1."/>
-      <w:lvlJc w:val="left"/>
-      <w:pPr>
-        <w:ind w:left="720" w:hanging="480"/>
-      </w:pPr>
-    </w:lvl>
-    <w:lvl w:ilvl="1">
-      <w:start w:val="16"/>
-      <w:numFmt w:val="decimal"/>
-      <w:lvlText w:val="%2."/>
-      <w:lvlJc w:val="left"/>
-      <w:pPr>
-        <w:ind w:left="1440" w:hanging="480"/>
-      </w:pPr>
-    </w:lvl>
-    <w:lvl w:ilvl="2">
-      <w:start w:val="16"/>
-      <w:numFmt w:val="decimal"/>
-      <w:lvlText w:val="%3."/>
-      <w:lvlJc w:val="left"/>
-      <w:pPr>
-        <w:ind w:left="2160" w:hanging="480"/>
-      </w:pPr>
-    </w:lvl>
-    <w:lvl w:ilvl="3">
-      <w:start w:val="16"/>
-      <w:numFmt w:val="decimal"/>
-      <w:lvlText w:val="%4."/>
-      <w:lvlJc w:val="left"/>
-      <w:pPr>
-        <w:ind w:left="2880" w:hanging="480"/>
-      </w:pPr>
-    </w:lvl>
-    <w:lvl w:ilvl="4">
-      <w:start w:val="16"/>
-      <w:numFmt w:val="decimal"/>
-      <w:lvlText w:val="%5."/>
-      <w:lvlJc w:val="left"/>
-      <w:pPr>
-        <w:ind w:left="3600" w:hanging="480"/>
-      </w:pPr>
-    </w:lvl>
-    <w:lvl w:ilvl="5">
-      <w:start w:val="16"/>
-      <w:numFmt w:val="decimal"/>
-      <w:lvlText w:val="%6."/>
-      <w:lvlJc w:val="left"/>
-      <w:pPr>
-        <w:ind w:left="4320" w:hanging="480"/>
-      </w:pPr>
-    </w:lvl>
-    <w:lvl w:ilvl="6">
-      <w:start w:val="16"/>
-      <w:numFmt w:val="decimal"/>
-      <w:lvlText w:val="%7."/>
-      <w:lvlJc w:val="left"/>
-      <w:pPr>
-        <w:ind w:left="5040" w:hanging="480"/>
-      </w:pPr>
-    </w:lvl>
-    <w:lvl w:ilvl="7">
-      <w:start w:val="16"/>
-      <w:numFmt w:val="decimal"/>
-      <w:lvlText w:val="%8."/>
-      <w:lvlJc w:val="left"/>
-      <w:pPr>
-        <w:ind w:left="5760" w:hanging="480"/>
-      </w:pPr>
-    </w:lvl>
-    <w:lvl w:ilvl="8">
-      <w:start w:val="16"/>
-      <w:numFmt w:val="decimal"/>
-      <w:lvlText w:val="%9."/>
-      <w:lvlJc w:val="left"/>
-      <w:pPr>
-        <w:ind w:left="6480" w:hanging="480"/>
-      </w:pPr>
-    </w:lvl>
-  </w:abstractNum>
-  <w:abstractNum w:abstractNumId="994151">
-    <w:nsid w:val="A994151"/>
-    <w:multiLevelType w:val="multilevel"/>
-    <w:lvl w:ilvl="0">
-      <w:start w:val="51"/>
-      <w:numFmt w:val="decimal"/>
-      <w:lvlText w:val="%1."/>
-      <w:lvlJc w:val="left"/>
-      <w:pPr>
-        <w:ind w:left="720" w:hanging="480"/>
-      </w:pPr>
-    </w:lvl>
-    <w:lvl w:ilvl="1">
-      <w:start w:val="51"/>
-      <w:numFmt w:val="decimal"/>
-      <w:lvlText w:val="%2."/>
-      <w:lvlJc w:val="left"/>
-      <w:pPr>
-        <w:ind w:left="1440" w:hanging="480"/>
-      </w:pPr>
-    </w:lvl>
-    <w:lvl w:ilvl="2">
-      <w:start w:val="51"/>
-      <w:numFmt w:val="decimal"/>
-      <w:lvlText w:val="%3."/>
-      <w:lvlJc w:val="left"/>
-      <w:pPr>
-        <w:ind w:left="2160" w:hanging="480"/>
-      </w:pPr>
-    </w:lvl>
-    <w:lvl w:ilvl="3">
-      <w:start w:val="51"/>
-      <w:numFmt w:val="decimal"/>
-      <w:lvlText w:val="%4."/>
-      <w:lvlJc w:val="left"/>
-      <w:pPr>
-        <w:ind w:left="2880" w:hanging="480"/>
-      </w:pPr>
-    </w:lvl>
-    <w:lvl w:ilvl="4">
-      <w:start w:val="51"/>
-      <w:numFmt w:val="decimal"/>
-      <w:lvlText w:val="%5."/>
-      <w:lvlJc w:val="left"/>
-      <w:pPr>
-        <w:ind w:left="3600" w:hanging="480"/>
-      </w:pPr>
-    </w:lvl>
-    <w:lvl w:ilvl="5">
-      <w:start w:val="51"/>
-      <w:numFmt w:val="decimal"/>
-      <w:lvlText w:val="%6."/>
-      <w:lvlJc w:val="left"/>
-      <w:pPr>
-        <w:ind w:left="4320" w:hanging="480"/>
-      </w:pPr>
-    </w:lvl>
-    <w:lvl w:ilvl="6">
-      <w:start w:val="51"/>
-      <w:numFmt w:val="decimal"/>
-      <w:lvlText w:val="%7."/>
-      <w:lvlJc w:val="left"/>
-      <w:pPr>
-        <w:ind w:left="5040" w:hanging="480"/>
-      </w:pPr>
-    </w:lvl>
-    <w:lvl w:ilvl="7">
-      <w:start w:val="51"/>
-      <w:numFmt w:val="decimal"/>
-      <w:lvlText w:val="%8."/>
-      <w:lvlJc w:val="left"/>
-      <w:pPr>
-        <w:ind w:left="5760" w:hanging="480"/>
-      </w:pPr>
-    </w:lvl>
-    <w:lvl w:ilvl="8">
-      <w:start w:val="51"/>
-      <w:numFmt w:val="decimal"/>
-      <w:lvlText w:val="%9."/>
-      <w:lvlJc w:val="left"/>
-      <w:pPr>
-        <w:ind w:left="6480" w:hanging="480"/>
-      </w:pPr>
-    </w:lvl>
-  </w:abstractNum>
-  <w:abstractNum w:abstractNumId="994181">
-    <w:nsid w:val="A994181"/>
-    <w:multiLevelType w:val="multilevel"/>
-    <w:lvl w:ilvl="0">
-      <w:start w:val="81"/>
-      <w:numFmt w:val="decimal"/>
-      <w:lvlText w:val="%1."/>
-      <w:lvlJc w:val="left"/>
-      <w:pPr>
-        <w:ind w:left="720" w:hanging="480"/>
-      </w:pPr>
-    </w:lvl>
-    <w:lvl w:ilvl="1">
-      <w:start w:val="81"/>
-      <w:numFmt w:val="decimal"/>
-      <w:lvlText w:val="%2."/>
-      <w:lvlJc w:val="left"/>
-      <w:pPr>
-        <w:ind w:left="1440" w:hanging="480"/>
-      </w:pPr>
-    </w:lvl>
-    <w:lvl w:ilvl="2">
-      <w:start w:val="81"/>
-      <w:numFmt w:val="decimal"/>
-      <w:lvlText w:val="%3."/>
-      <w:lvlJc w:val="left"/>
-      <w:pPr>
-        <w:ind w:left="2160" w:hanging="480"/>
-      </w:pPr>
-    </w:lvl>
-    <w:lvl w:ilvl="3">
-      <w:start w:val="81"/>
-      <w:numFmt w:val="decimal"/>
-      <w:lvlText w:val="%4."/>
-      <w:lvlJc w:val="left"/>
-      <w:pPr>
-        <w:ind w:left="2880" w:hanging="480"/>
-      </w:pPr>
-    </w:lvl>
-    <w:lvl w:ilvl="4">
-      <w:start w:val="81"/>
-      <w:numFmt w:val="decimal"/>
-      <w:lvlText w:val="%5."/>
-      <w:lvlJc w:val="left"/>
-      <w:pPr>
-        <w:ind w:left="3600" w:hanging="480"/>
-      </w:pPr>
-    </w:lvl>
-    <w:lvl w:ilvl="5">
-      <w:start w:val="81"/>
-      <w:numFmt w:val="decimal"/>
-      <w:lvlText w:val="%6."/>
-      <w:lvlJc w:val="left"/>
-      <w:pPr>
-        <w:ind w:left="4320" w:hanging="480"/>
-      </w:pPr>
-    </w:lvl>
-    <w:lvl w:ilvl="6">
-      <w:start w:val="81"/>
-      <w:numFmt w:val="decimal"/>
-      <w:lvlText w:val="%7."/>
-      <w:lvlJc w:val="left"/>
-      <w:pPr>
-        <w:ind w:left="5040" w:hanging="480"/>
-      </w:pPr>
-    </w:lvl>
-    <w:lvl w:ilvl="7">
-      <w:start w:val="81"/>
-      <w:numFmt w:val="decimal"/>
-      <w:lvlText w:val="%8."/>
-      <w:lvlJc w:val="left"/>
-      <w:pPr>
-        <w:ind w:left="5760" w:hanging="480"/>
-      </w:pPr>
-    </w:lvl>
-    <w:lvl w:ilvl="8">
-      <w:start w:val="81"/>
-      <w:numFmt w:val="decimal"/>
-      <w:lvlText w:val="%9."/>
-      <w:lvlJc w:val="left"/>
-      <w:pPr>
-        <w:ind w:left="6480" w:hanging="480"/>
-      </w:pPr>
-    </w:lvl>
-  </w:abstractNum>
-  <w:abstractNum w:abstractNumId="9941106">
-    <w:nsid w:val="A9941106"/>
-    <w:multiLevelType w:val="multilevel"/>
-    <w:lvl w:ilvl="0">
-      <w:start w:val="106"/>
-      <w:numFmt w:val="decimal"/>
-      <w:lvlText w:val="%1."/>
-      <w:lvlJc w:val="left"/>
-      <w:pPr>
-        <w:ind w:left="720" w:hanging="480"/>
-      </w:pPr>
-    </w:lvl>
-    <w:lvl w:ilvl="1">
-      <w:start w:val="106"/>
-      <w:numFmt w:val="decimal"/>
-      <w:lvlText w:val="%2."/>
-      <w:lvlJc w:val="left"/>
-      <w:pPr>
-        <w:ind w:left="1440" w:hanging="480"/>
-      </w:pPr>
-    </w:lvl>
-    <w:lvl w:ilvl="2">
-      <w:start w:val="106"/>
-      <w:numFmt w:val="decimal"/>
-      <w:lvlText w:val="%3."/>
-      <w:lvlJc w:val="left"/>
-      <w:pPr>
-        <w:ind w:left="2160" w:hanging="480"/>
-      </w:pPr>
-    </w:lvl>
-    <w:lvl w:ilvl="3">
-      <w:start w:val="106"/>
-      <w:numFmt w:val="decimal"/>
-      <w:lvlText w:val="%4."/>
-      <w:lvlJc w:val="left"/>
-      <w:pPr>
-        <w:ind w:left="2880" w:hanging="480"/>
-      </w:pPr>
-    </w:lvl>
-    <w:lvl w:ilvl="4">
-      <w:start w:val="106"/>
-      <w:numFmt w:val="decimal"/>
-      <w:lvlText w:val="%5."/>
-      <w:lvlJc w:val="left"/>
-      <w:pPr>
-        <w:ind w:left="3600" w:hanging="480"/>
-      </w:pPr>
-    </w:lvl>
-    <w:lvl w:ilvl="5">
-      <w:start w:val="106"/>
-      <w:numFmt w:val="decimal"/>
-      <w:lvlText w:val="%6."/>
-      <w:lvlJc w:val="left"/>
-      <w:pPr>
-        <w:ind w:left="4320" w:hanging="480"/>
-      </w:pPr>
-    </w:lvl>
-    <w:lvl w:ilvl="6">
-      <w:start w:val="106"/>
-      <w:numFmt w:val="decimal"/>
-      <w:lvlText w:val="%7."/>
-      <w:lvlJc w:val="left"/>
-      <w:pPr>
-        <w:ind w:left="5040" w:hanging="480"/>
-      </w:pPr>
-    </w:lvl>
-    <w:lvl w:ilvl="7">
-      <w:start w:val="106"/>
-      <w:numFmt w:val="decimal"/>
-      <w:lvlText w:val="%8."/>
-      <w:lvlJc w:val="left"/>
-      <w:pPr>
-        <w:ind w:left="5760" w:hanging="480"/>
-      </w:pPr>
-    </w:lvl>
-    <w:lvl w:ilvl="8">
-      <w:start w:val="106"/>
-      <w:numFmt w:val="decimal"/>
-      <w:lvlText w:val="%9."/>
-      <w:lvlJc w:val="left"/>
-      <w:pPr>
-        <w:ind w:left="6480" w:hanging="480"/>
-      </w:pPr>
-    </w:lvl>
-  </w:abstractNum>
   <w:num w:numId="1000">
     <w:abstractNumId w:val="990"/>
-  </w:num>
-  <w:num w:numId="1001">
-    <w:abstractNumId w:val="99411"/>
-    <w:lvlOverride w:ilvl="0">
-      <w:startOverride w:val="1"/>
-    </w:lvlOverride>
-    <w:lvlOverride w:ilvl="1">
-      <w:startOverride w:val="1"/>
-    </w:lvlOverride>
-    <w:lvlOverride w:ilvl="2">
-      <w:startOverride w:val="1"/>
-    </w:lvlOverride>
-    <w:lvlOverride w:ilvl="3">
-      <w:startOverride w:val="1"/>
-    </w:lvlOverride>
-    <w:lvlOverride w:ilvl="4">
-      <w:startOverride w:val="1"/>
-    </w:lvlOverride>
-    <w:lvlOverride w:ilvl="5">
-      <w:startOverride w:val="1"/>
-    </w:lvlOverride>
-    <w:lvlOverride w:ilvl="6">
-      <w:startOverride w:val="1"/>
-    </w:lvlOverride>
-    <w:lvlOverride w:ilvl="7">
-      <w:startOverride w:val="1"/>
-    </w:lvlOverride>
-    <w:lvlOverride w:ilvl="8">
-      <w:startOverride w:val="1"/>
-    </w:lvlOverride>
-  </w:num>
-  <w:num w:numId="1002">
-    <w:abstractNumId w:val="994116"/>
-    <w:lvlOverride w:ilvl="0">
-      <w:startOverride w:val="16"/>
-    </w:lvlOverride>
-    <w:lvlOverride w:ilvl="1">
-      <w:startOverride w:val="16"/>
-    </w:lvlOverride>
-    <w:lvlOverride w:ilvl="2">
-      <w:startOverride w:val="16"/>
-    </w:lvlOverride>
-    <w:lvlOverride w:ilvl="3">
-      <w:startOverride w:val="16"/>
-    </w:lvlOverride>
-    <w:lvlOverride w:ilvl="4">
-      <w:startOverride w:val="16"/>
-    </w:lvlOverride>
-    <w:lvlOverride w:ilvl="5">
-      <w:startOverride w:val="16"/>
-    </w:lvlOverride>
-    <w:lvlOverride w:ilvl="6">
-      <w:startOverride w:val="16"/>
-    </w:lvlOverride>
-    <w:lvlOverride w:ilvl="7">
-      <w:startOverride w:val="16"/>
-    </w:lvlOverride>
-    <w:lvlOverride w:ilvl="8">
-      <w:startOverride w:val="16"/>
-    </w:lvlOverride>
-  </w:num>
-  <w:num w:numId="1003">
-    <w:abstractNumId w:val="994151"/>
-    <w:lvlOverride w:ilvl="0">
-      <w:startOverride w:val="51"/>
-    </w:lvlOverride>
-    <w:lvlOverride w:ilvl="1">
-      <w:startOverride w:val="51"/>
-    </w:lvlOverride>
-    <w:lvlOverride w:ilvl="2">
-      <w:startOverride w:val="51"/>
-    </w:lvlOverride>
-    <w:lvlOverride w:ilvl="3">
-      <w:startOverride w:val="51"/>
-    </w:lvlOverride>
-    <w:lvlOverride w:ilvl="4">
-      <w:startOverride w:val="51"/>
-    </w:lvlOverride>
-    <w:lvlOverride w:ilvl="5">
-      <w:startOverride w:val="51"/>
-    </w:lvlOverride>
-    <w:lvlOverride w:ilvl="6">
-      <w:startOverride w:val="51"/>
-    </w:lvlOverride>
-    <w:lvlOverride w:ilvl="7">
-      <w:startOverride w:val="51"/>
-    </w:lvlOverride>
-    <w:lvlOverride w:ilvl="8">
-      <w:startOverride w:val="51"/>
-    </w:lvlOverride>
-  </w:num>
-  <w:num w:numId="1004">
-    <w:abstractNumId w:val="994181"/>
-    <w:lvlOverride w:ilvl="0">
-      <w:startOverride w:val="81"/>
-    </w:lvlOverride>
-    <w:lvlOverride w:ilvl="1">
-      <w:startOverride w:val="81"/>
-    </w:lvlOverride>
-    <w:lvlOverride w:ilvl="2">
-      <w:startOverride w:val="81"/>
-    </w:lvlOverride>
-    <w:lvlOverride w:ilvl="3">
-      <w:startOverride w:val="81"/>
-    </w:lvlOverride>
-    <w:lvlOverride w:ilvl="4">
-      <w:startOverride w:val="81"/>
-    </w:lvlOverride>
-    <w:lvlOverride w:ilvl="5">
-      <w:startOverride w:val="81"/>
-    </w:lvlOverride>
-    <w:lvlOverride w:ilvl="6">
-      <w:startOverride w:val="81"/>
-    </w:lvlOverride>
-    <w:lvlOverride w:ilvl="7">
-      <w:startOverride w:val="81"/>
-    </w:lvlOverride>
-    <w:lvlOverride w:ilvl="8">
-      <w:startOverride w:val="81"/>
-    </w:lvlOverride>
-  </w:num>
-  <w:num w:numId="1005">
-    <w:abstractNumId w:val="9941106"/>
-    <w:lvlOverride w:ilvl="0">
-      <w:startOverride w:val="106"/>
-    </w:lvlOverride>
-    <w:lvlOverride w:ilvl="1">
-      <w:startOverride w:val="106"/>
-    </w:lvlOverride>
-    <w:lvlOverride w:ilvl="2">
-      <w:startOverride w:val="106"/>
-    </w:lvlOverride>
-    <w:lvlOverride w:ilvl="3">
-      <w:startOverride w:val="106"/>
-    </w:lvlOverride>
-    <w:lvlOverride w:ilvl="4">
-      <w:startOverride w:val="106"/>
-    </w:lvlOverride>
-    <w:lvlOverride w:ilvl="5">
-      <w:startOverride w:val="106"/>
-    </w:lvlOverride>
-    <w:lvlOverride w:ilvl="6">
-      <w:startOverride w:val="106"/>
-    </w:lvlOverride>
-    <w:lvlOverride w:ilvl="7">
-      <w:startOverride w:val="106"/>
-    </w:lvlOverride>
-    <w:lvlOverride w:ilvl="8">
-      <w:startOverride w:val="106"/>
-    </w:lvlOverride>
   </w:num>
 </w:numbering>
 </file>
